--- a/fuentes/93610218 _ CF2_DU.docx
+++ b/fuentes/93610218 _ CF2_DU.docx
@@ -1,6 +1,6 @@
 
 <file path=word/document.xml><?xml version="1.0" encoding="utf-8"?>
-<w:document xmlns:wpc="http://schemas.microsoft.com/office/word/2010/wordprocessingCanvas" xmlns:cx="http://schemas.microsoft.com/office/drawing/2014/chartex" xmlns:cx1="http://schemas.microsoft.com/office/drawing/2015/9/8/chartex" xmlns:cx2="http://schemas.microsoft.com/office/drawing/2015/10/21/chartex" xmlns:cx3="http://schemas.microsoft.com/office/drawing/2016/5/9/chartex" xmlns:cx4="http://schemas.microsoft.com/office/drawing/2016/5/10/chartex" xmlns:cx5="http://schemas.microsoft.com/office/drawing/2016/5/11/chartex" xmlns:cx6="http://schemas.microsoft.com/office/drawing/2016/5/12/chartex" xmlns:cx7="http://schemas.microsoft.com/office/drawing/2016/5/13/chartex" xmlns:cx8="http://schemas.microsoft.com/office/drawing/2016/5/14/chartex" xmlns:mc="http://schemas.openxmlformats.org/markup-compatibility/2006" xmlns:aink="http://schemas.microsoft.com/office/drawing/2016/ink" xmlns:am3d="http://schemas.microsoft.com/office/drawing/2017/model3d" xmlns:o="urn:schemas-microsoft-com:office:office" xmlns:oel="http://schemas.microsoft.com/office/2019/extlst" xmlns:r="http://schemas.openxmlformats.org/officeDocument/2006/relationships" xmlns:m="http://schemas.openxmlformats.org/officeDocument/2006/math" xmlns:v="urn:schemas-microsoft-com:vml" xmlns:wp14="http://schemas.microsoft.com/office/word/2010/wordprocessingDrawing" xmlns:wp="http://schemas.openxmlformats.org/drawingml/2006/wordprocessingDrawing" xmlns:w10="urn:schemas-microsoft-com:office:word" xmlns:w="http://schemas.openxmlformats.org/wordprocessingml/2006/main" xmlns:w14="http://schemas.microsoft.com/office/word/2010/wordml" xmlns:w15="http://schemas.microsoft.com/office/word/2012/wordml" xmlns:w16cex="http://schemas.microsoft.com/office/word/2018/wordml/cex" xmlns:w16cid="http://schemas.microsoft.com/office/word/2016/wordml/cid" xmlns:w16="http://schemas.microsoft.com/office/word/2018/wordml" xmlns:w16du="http://schemas.microsoft.com/office/word/2023/wordml/word16du" xmlns:w16sdtdh="http://schemas.microsoft.com/office/word/2020/wordml/sdtdatahash" xmlns:w16sdtfl="http://schemas.microsoft.com/office/word/2024/wordml/sdtformatlock" xmlns:w16se="http://schemas.microsoft.com/office/word/2015/wordml/symex" xmlns:wpg="http://schemas.microsoft.com/office/word/2010/wordprocessingGroup" xmlns:wpi="http://schemas.microsoft.com/office/word/2010/wordprocessingInk" xmlns:wne="http://schemas.microsoft.com/office/word/2006/wordml" xmlns:wps="http://schemas.microsoft.com/office/word/2010/wordprocessingShape" xmlns:a="http://schemas.openxmlformats.org/drawingml/2006/main" xmlns:adec="http://schemas.microsoft.com/office/drawing/2017/decorative" xmlns:pic="http://schemas.openxmlformats.org/drawingml/2006/picture" xmlns:a14="http://schemas.microsoft.com/office/drawing/2010/main" xmlns:asvg="http://schemas.microsoft.com/office/drawing/2016/SVG/main" mc:Ignorable="w14 w15 w16se w16cid w16 w16cex w16sdtdh w16sdtfl w16du wp14">
+<w:document xmlns:wpc="http://schemas.microsoft.com/office/word/2010/wordprocessingCanvas" xmlns:cx="http://schemas.microsoft.com/office/drawing/2014/chartex" xmlns:cx1="http://schemas.microsoft.com/office/drawing/2015/9/8/chartex" xmlns:cx2="http://schemas.microsoft.com/office/drawing/2015/10/21/chartex" xmlns:cx3="http://schemas.microsoft.com/office/drawing/2016/5/9/chartex" xmlns:cx4="http://schemas.microsoft.com/office/drawing/2016/5/10/chartex" xmlns:cx5="http://schemas.microsoft.com/office/drawing/2016/5/11/chartex" xmlns:cx6="http://schemas.microsoft.com/office/drawing/2016/5/12/chartex" xmlns:cx7="http://schemas.microsoft.com/office/drawing/2016/5/13/chartex" xmlns:cx8="http://schemas.microsoft.com/office/drawing/2016/5/14/chartex" xmlns:mc="http://schemas.openxmlformats.org/markup-compatibility/2006" xmlns:aink="http://schemas.microsoft.com/office/drawing/2016/ink" xmlns:am3d="http://schemas.microsoft.com/office/drawing/2017/model3d" xmlns:o="urn:schemas-microsoft-com:office:office" xmlns:r="http://schemas.openxmlformats.org/officeDocument/2006/relationships" xmlns:m="http://schemas.openxmlformats.org/officeDocument/2006/math" xmlns:v="urn:schemas-microsoft-com:vml" xmlns:wp14="http://schemas.microsoft.com/office/word/2010/wordprocessingDrawing" xmlns:wp="http://schemas.openxmlformats.org/drawingml/2006/wordprocessingDrawing" xmlns:w10="urn:schemas-microsoft-com:office:word" xmlns:w="http://schemas.openxmlformats.org/wordprocessingml/2006/main" xmlns:w14="http://schemas.microsoft.com/office/word/2010/wordml" xmlns:w15="http://schemas.microsoft.com/office/word/2012/wordml" xmlns:w16cex="http://schemas.microsoft.com/office/word/2018/wordml/cex" xmlns:w16cid="http://schemas.microsoft.com/office/word/2016/wordml/cid" xmlns:w16="http://schemas.microsoft.com/office/word/2018/wordml" xmlns:w16sdtdh="http://schemas.microsoft.com/office/word/2020/wordml/sdtdatahash" xmlns:w16se="http://schemas.microsoft.com/office/word/2015/wordml/symex" xmlns:wpg="http://schemas.microsoft.com/office/word/2010/wordprocessingGroup" xmlns:wpi="http://schemas.microsoft.com/office/word/2010/wordprocessingInk" xmlns:wne="http://schemas.microsoft.com/office/word/2006/wordml" xmlns:wps="http://schemas.microsoft.com/office/word/2010/wordprocessingShape" mc:Ignorable="w14 w15 w16se w16cid w16 w16cex w16sdtdh wp14">
   <w:body>
     <w:p>
       <w:pPr>
@@ -230,11 +230,11 @@
           </mc:Choice>
           <mc:Fallback>
             <w:pict>
-              <v:shapetype id="_x0000_t202" coordsize="21600,21600" o:spt="202" path="m,l,21600r21600,l21600,xe" w14:anchorId="2E2DABF6">
+              <v:shapetype w14:anchorId="2E2DABF6" id="_x0000_t202" coordsize="21600,21600" o:spt="202" path="m,l,21600r21600,l21600,xe">
                 <v:stroke joinstyle="miter"/>
                 <v:path gradientshapeok="t" o:connecttype="rect"/>
               </v:shapetype>
-              <v:shape id="Cuadro de texto 2" style="position:absolute;left:0;text-align:left;margin-left:-18.45pt;margin-top:10.65pt;width:549pt;height:154.5pt;z-index:251663360;visibility:visible;mso-wrap-style:square;mso-width-percent:0;mso-height-percent:0;mso-wrap-distance-left:9pt;mso-wrap-distance-top:3.6pt;mso-wrap-distance-right:9pt;mso-wrap-distance-bottom:3.6pt;mso-position-horizontal:absolute;mso-position-horizontal-relative:text;mso-position-vertical:absolute;mso-position-vertical-relative:text;mso-width-percent:0;mso-height-percent:0;mso-width-relative:margin;mso-height-relative:margin;v-text-anchor:top" alt="&quot;&quot;" o:spid="_x0000_s1026" filled="f" stroked="f" type="#_x0000_t202" o:gfxdata="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">
+              <v:shape id="Cuadro de texto 2" o:spid="_x0000_s1026" type="#_x0000_t202" alt="&quot;&quot;" style="position:absolute;left:0;text-align:left;margin-left:-18.45pt;margin-top:10.65pt;width:549pt;height:154.5pt;z-index:251663360;visibility:visible;mso-wrap-style:square;mso-width-percent:0;mso-height-percent:0;mso-wrap-distance-left:9pt;mso-wrap-distance-top:3.6pt;mso-wrap-distance-right:9pt;mso-wrap-distance-bottom:3.6pt;mso-position-horizontal:absolute;mso-position-horizontal-relative:text;mso-position-vertical:absolute;mso-position-vertical-relative:text;mso-width-percent:0;mso-height-percent:0;mso-width-relative:margin;mso-height-relative:margin;v-text-anchor:top" o:gfxdata="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" filled="f" stroked="f">
                 <v:textbox>
                   <w:txbxContent>
                     <w:p>
@@ -353,9 +353,9 @@
               </wp:anchor>
             </w:drawing>
           </mc:Choice>
-          <mc:Fallback>
+          <mc:Fallback xmlns:oel="http://schemas.microsoft.com/office/2019/extlst">
             <w:pict>
-              <v:rect id="Rectángulo 3" style="position:absolute;margin-left:-55.95pt;margin-top:26.4pt;width:613.85pt;height:164.25pt;z-index:-251655168;visibility:visible;mso-wrap-style:square;mso-height-percent:0;mso-wrap-distance-left:9pt;mso-wrap-distance-top:0;mso-wrap-distance-right:9pt;mso-wrap-distance-bottom:0;mso-position-horizontal:absolute;mso-position-horizontal-relative:text;mso-position-vertical:absolute;mso-position-vertical-relative:text;mso-height-percent:0;mso-height-relative:margin;v-text-anchor:middle" alt="&quot;&quot;" o:spid="_x0000_s1026" fillcolor="#00314d" stroked="f" strokeweight="1pt" w14:anchorId="44ECBD1E" o:gfxdata="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"/>
+              <v:rect w14:anchorId="44ECBD1E" id="Rectángulo 3" o:spid="_x0000_s1026" alt="&quot;&quot;" style="position:absolute;margin-left:-55.95pt;margin-top:26.4pt;width:613.85pt;height:164.25pt;z-index:-251655168;visibility:visible;mso-wrap-style:square;mso-height-percent:0;mso-wrap-distance-left:9pt;mso-wrap-distance-top:0;mso-wrap-distance-right:9pt;mso-wrap-distance-bottom:0;mso-position-horizontal:absolute;mso-position-horizontal-relative:text;mso-position-vertical:absolute;mso-position-vertical-relative:text;mso-height-percent:0;mso-height-relative:margin;v-text-anchor:middle" o:gfxdata="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" fillcolor="#00314d" stroked="f" strokeweight="1pt"/>
             </w:pict>
           </mc:Fallback>
         </mc:AlternateContent>
@@ -459,7 +459,7 @@
     <w:p>
       <w:pPr>
         <w:pBdr>
-          <w:bottom w:val="single" w:color="auto" w:sz="12" w:space="1"/>
+          <w:bottom w:val="single" w:sz="12" w:space="1" w:color="auto"/>
         </w:pBdr>
         <w:ind w:left="708" w:firstLine="1"/>
         <w:rPr>
@@ -482,7 +482,7 @@
     <w:p>
       <w:pPr>
         <w:pBdr>
-          <w:bottom w:val="single" w:color="auto" w:sz="12" w:space="1"/>
+          <w:bottom w:val="single" w:sz="12" w:space="1" w:color="auto"/>
         </w:pBdr>
         <w:ind w:left="708" w:firstLine="1"/>
         <w:rPr>
@@ -517,7 +517,7 @@
           <w:kern w:val="0"/>
           <w14:ligatures w14:val="none"/>
         </w:rPr>
-        <w:t xml:space="preserve"> </w:t>
+        <w:t xml:space="preserve"> 202</w:t>
       </w:r>
       <w:r>
         <w:rPr>
@@ -528,7 +528,7 @@
           <w:kern w:val="0"/>
           <w14:ligatures w14:val="none"/>
         </w:rPr>
-        <w:t>2026</w:t>
+        <w:t>6</w:t>
       </w:r>
       <w:r>
         <w:br w:type="page"/>
@@ -536,15 +536,9 @@
     </w:p>
     <w:sdt>
       <w:sdtPr>
-        <w:id w:val="-1852639233"/>
-        <w:docPartObj>
-          <w:docPartGallery w:val="Table of Contents"/>
-          <w:docPartUnique/>
-        </w:docPartObj>
-        <w:rPr>
-          <w:rFonts w:ascii="Calibri" w:hAnsi="Calibri" w:eastAsia="游明朝" w:cs="Arial" w:asciiTheme="minorAscii" w:hAnsiTheme="minorAscii" w:eastAsiaTheme="minorEastAsia" w:cstheme="minorBidi"/>
+        <w:rPr>
+          <w:rFonts w:asciiTheme="minorHAnsi" w:eastAsiaTheme="minorEastAsia" w:hAnsiTheme="minorHAnsi" w:cstheme="minorBidi"/>
           <w:b w:val="0"/>
-          <w:bCs w:val="0"/>
           <w:color w:val="auto"/>
           <w:kern w:val="2"/>
           <w:sz w:val="28"/>
@@ -552,7 +546,13 @@
           <w:lang w:eastAsia="en-US"/>
           <w14:ligatures w14:val="standardContextual"/>
         </w:rPr>
+        <w:id w:val="-1852639233"/>
+        <w:docPartObj>
+          <w:docPartGallery w:val="Table of Contents"/>
+          <w:docPartUnique/>
+        </w:docPartObj>
       </w:sdtPr>
+      <w:sdtEndPr/>
       <w:sdtContent>
         <w:p>
           <w:pPr>
@@ -589,7 +589,7 @@
           <w:r>
             <w:fldChar w:fldCharType="separate"/>
           </w:r>
-          <w:hyperlink w:history="1" w:anchor="_Toc223195995">
+          <w:hyperlink w:anchor="_Toc224656980" w:history="1">
             <w:r>
               <w:rPr>
                 <w:rStyle w:val="Hipervnculo"/>
@@ -616,7 +616,7 @@
                 <w:noProof/>
                 <w:webHidden/>
               </w:rPr>
-              <w:instrText xml:space="preserve"> PAGEREF _Toc223195995 \h </w:instrText>
+              <w:instrText xml:space="preserve"> PAGEREF _Toc224656980 \h </w:instrText>
             </w:r>
             <w:r>
               <w:rPr>
@@ -663,7 +663,7 @@
               <w14:ligatures w14:val="none"/>
             </w:rPr>
           </w:pPr>
-          <w:hyperlink w:history="1" w:anchor="_Toc223195996">
+          <w:hyperlink w:anchor="_Toc224656981" w:history="1">
             <w:r>
               <w:rPr>
                 <w:rStyle w:val="Hipervnculo"/>
@@ -708,7 +708,7 @@
                 <w:noProof/>
                 <w:webHidden/>
               </w:rPr>
-              <w:instrText xml:space="preserve"> PAGEREF _Toc223195996 \h </w:instrText>
+              <w:instrText xml:space="preserve"> PAGEREF _Toc224656981 \h </w:instrText>
             </w:r>
             <w:r>
               <w:rPr>
@@ -755,7 +755,7 @@
               <w14:ligatures w14:val="none"/>
             </w:rPr>
           </w:pPr>
-          <w:hyperlink w:history="1" w:anchor="_Toc223195997">
+          <w:hyperlink w:anchor="_Toc224656982" w:history="1">
             <w:r>
               <w:rPr>
                 <w:rStyle w:val="Hipervnculo"/>
@@ -806,7 +806,7 @@
                 <w:noProof/>
                 <w:webHidden/>
               </w:rPr>
-              <w:instrText xml:space="preserve"> PAGEREF _Toc223195997 \h </w:instrText>
+              <w:instrText xml:space="preserve"> PAGEREF _Toc224656982 \h </w:instrText>
             </w:r>
             <w:r>
               <w:rPr>
@@ -853,7 +853,7 @@
               <w14:ligatures w14:val="none"/>
             </w:rPr>
           </w:pPr>
-          <w:hyperlink w:history="1" w:anchor="_Toc223195998">
+          <w:hyperlink w:anchor="_Toc224656983" w:history="1">
             <w:r>
               <w:rPr>
                 <w:rStyle w:val="Hipervnculo"/>
@@ -904,7 +904,7 @@
                 <w:noProof/>
                 <w:webHidden/>
               </w:rPr>
-              <w:instrText xml:space="preserve"> PAGEREF _Toc223195998 \h </w:instrText>
+              <w:instrText xml:space="preserve"> PAGEREF _Toc224656983 \h </w:instrText>
             </w:r>
             <w:r>
               <w:rPr>
@@ -951,7 +951,7 @@
               <w14:ligatures w14:val="none"/>
             </w:rPr>
           </w:pPr>
-          <w:hyperlink w:history="1" w:anchor="_Toc223195999">
+          <w:hyperlink w:anchor="_Toc224656984" w:history="1">
             <w:r>
               <w:rPr>
                 <w:rStyle w:val="Hipervnculo"/>
@@ -1002,7 +1002,7 @@
                 <w:noProof/>
                 <w:webHidden/>
               </w:rPr>
-              <w:instrText xml:space="preserve"> PAGEREF _Toc223195999 \h </w:instrText>
+              <w:instrText xml:space="preserve"> PAGEREF _Toc224656984 \h </w:instrText>
             </w:r>
             <w:r>
               <w:rPr>
@@ -1049,7 +1049,7 @@
               <w14:ligatures w14:val="none"/>
             </w:rPr>
           </w:pPr>
-          <w:hyperlink w:history="1" w:anchor="_Toc223196000">
+          <w:hyperlink w:anchor="_Toc224656985" w:history="1">
             <w:r>
               <w:rPr>
                 <w:rStyle w:val="Hipervnculo"/>
@@ -1094,7 +1094,7 @@
                 <w:noProof/>
                 <w:webHidden/>
               </w:rPr>
-              <w:instrText xml:space="preserve"> PAGEREF _Toc223196000 \h </w:instrText>
+              <w:instrText xml:space="preserve"> PAGEREF _Toc224656985 \h </w:instrText>
             </w:r>
             <w:r>
               <w:rPr>
@@ -1141,7 +1141,7 @@
               <w14:ligatures w14:val="none"/>
             </w:rPr>
           </w:pPr>
-          <w:hyperlink w:history="1" w:anchor="_Toc223196001">
+          <w:hyperlink w:anchor="_Toc224656986" w:history="1">
             <w:r>
               <w:rPr>
                 <w:rStyle w:val="Hipervnculo"/>
@@ -1192,7 +1192,7 @@
                 <w:noProof/>
                 <w:webHidden/>
               </w:rPr>
-              <w:instrText xml:space="preserve"> PAGEREF _Toc223196001 \h </w:instrText>
+              <w:instrText xml:space="preserve"> PAGEREF _Toc224656986 \h </w:instrText>
             </w:r>
             <w:r>
               <w:rPr>
@@ -1239,7 +1239,7 @@
               <w14:ligatures w14:val="none"/>
             </w:rPr>
           </w:pPr>
-          <w:hyperlink w:history="1" w:anchor="_Toc223196002">
+          <w:hyperlink w:anchor="_Toc224656987" w:history="1">
             <w:r>
               <w:rPr>
                 <w:rStyle w:val="Hipervnculo"/>
@@ -1290,7 +1290,7 @@
                 <w:noProof/>
                 <w:webHidden/>
               </w:rPr>
-              <w:instrText xml:space="preserve"> PAGEREF _Toc223196002 \h </w:instrText>
+              <w:instrText xml:space="preserve"> PAGEREF _Toc224656987 \h </w:instrText>
             </w:r>
             <w:r>
               <w:rPr>
@@ -1337,7 +1337,7 @@
               <w14:ligatures w14:val="none"/>
             </w:rPr>
           </w:pPr>
-          <w:hyperlink w:history="1" w:anchor="_Toc223196003">
+          <w:hyperlink w:anchor="_Toc224656988" w:history="1">
             <w:r>
               <w:rPr>
                 <w:rStyle w:val="Hipervnculo"/>
@@ -1388,7 +1388,7 @@
                 <w:noProof/>
                 <w:webHidden/>
               </w:rPr>
-              <w:instrText xml:space="preserve"> PAGEREF _Toc223196003 \h </w:instrText>
+              <w:instrText xml:space="preserve"> PAGEREF _Toc224656988 \h </w:instrText>
             </w:r>
             <w:r>
               <w:rPr>
@@ -1435,7 +1435,7 @@
               <w14:ligatures w14:val="none"/>
             </w:rPr>
           </w:pPr>
-          <w:hyperlink w:history="1" w:anchor="_Toc223196004">
+          <w:hyperlink w:anchor="_Toc224656989" w:history="1">
             <w:r>
               <w:rPr>
                 <w:rStyle w:val="Hipervnculo"/>
@@ -1480,7 +1480,7 @@
                 <w:noProof/>
                 <w:webHidden/>
               </w:rPr>
-              <w:instrText xml:space="preserve"> PAGEREF _Toc223196004 \h </w:instrText>
+              <w:instrText xml:space="preserve"> PAGEREF _Toc224656989 \h </w:instrText>
             </w:r>
             <w:r>
               <w:rPr>
@@ -1527,7 +1527,7 @@
               <w14:ligatures w14:val="none"/>
             </w:rPr>
           </w:pPr>
-          <w:hyperlink w:history="1" w:anchor="_Toc223196005">
+          <w:hyperlink w:anchor="_Toc224656990" w:history="1">
             <w:r>
               <w:rPr>
                 <w:rStyle w:val="Hipervnculo"/>
@@ -1578,7 +1578,7 @@
                 <w:noProof/>
                 <w:webHidden/>
               </w:rPr>
-              <w:instrText xml:space="preserve"> PAGEREF _Toc223196005 \h </w:instrText>
+              <w:instrText xml:space="preserve"> PAGEREF _Toc224656990 \h </w:instrText>
             </w:r>
             <w:r>
               <w:rPr>
@@ -1625,7 +1625,7 @@
               <w14:ligatures w14:val="none"/>
             </w:rPr>
           </w:pPr>
-          <w:hyperlink w:history="1" w:anchor="_Toc223196006">
+          <w:hyperlink w:anchor="_Toc224656991" w:history="1">
             <w:r>
               <w:rPr>
                 <w:rStyle w:val="Hipervnculo"/>
@@ -1676,7 +1676,7 @@
                 <w:noProof/>
                 <w:webHidden/>
               </w:rPr>
-              <w:instrText xml:space="preserve"> PAGEREF _Toc223196006 \h </w:instrText>
+              <w:instrText xml:space="preserve"> PAGEREF _Toc224656991 \h </w:instrText>
             </w:r>
             <w:r>
               <w:rPr>
@@ -1723,7 +1723,7 @@
               <w14:ligatures w14:val="none"/>
             </w:rPr>
           </w:pPr>
-          <w:hyperlink w:history="1" w:anchor="_Toc223196007">
+          <w:hyperlink w:anchor="_Toc224656992" w:history="1">
             <w:r>
               <w:rPr>
                 <w:rStyle w:val="Hipervnculo"/>
@@ -1774,7 +1774,7 @@
                 <w:noProof/>
                 <w:webHidden/>
               </w:rPr>
-              <w:instrText xml:space="preserve"> PAGEREF _Toc223196007 \h </w:instrText>
+              <w:instrText xml:space="preserve"> PAGEREF _Toc224656992 \h </w:instrText>
             </w:r>
             <w:r>
               <w:rPr>
@@ -1821,7 +1821,7 @@
               <w14:ligatures w14:val="none"/>
             </w:rPr>
           </w:pPr>
-          <w:hyperlink w:history="1" w:anchor="_Toc223196008">
+          <w:hyperlink w:anchor="_Toc224656993" w:history="1">
             <w:r>
               <w:rPr>
                 <w:rStyle w:val="Hipervnculo"/>
@@ -1866,7 +1866,7 @@
                 <w:noProof/>
                 <w:webHidden/>
               </w:rPr>
-              <w:instrText xml:space="preserve"> PAGEREF _Toc223196008 \h </w:instrText>
+              <w:instrText xml:space="preserve"> PAGEREF _Toc224656993 \h </w:instrText>
             </w:r>
             <w:r>
               <w:rPr>
@@ -1913,7 +1913,7 @@
               <w14:ligatures w14:val="none"/>
             </w:rPr>
           </w:pPr>
-          <w:hyperlink w:history="1" w:anchor="_Toc223196009">
+          <w:hyperlink w:anchor="_Toc224656994" w:history="1">
             <w:r>
               <w:rPr>
                 <w:rStyle w:val="Hipervnculo"/>
@@ -1964,7 +1964,7 @@
                 <w:noProof/>
                 <w:webHidden/>
               </w:rPr>
-              <w:instrText xml:space="preserve"> PAGEREF _Toc223196009 \h </w:instrText>
+              <w:instrText xml:space="preserve"> PAGEREF _Toc224656994 \h </w:instrText>
             </w:r>
             <w:r>
               <w:rPr>
@@ -2011,7 +2011,7 @@
               <w14:ligatures w14:val="none"/>
             </w:rPr>
           </w:pPr>
-          <w:hyperlink w:history="1" w:anchor="_Toc223196010">
+          <w:hyperlink w:anchor="_Toc224656995" w:history="1">
             <w:r>
               <w:rPr>
                 <w:rStyle w:val="Hipervnculo"/>
@@ -2062,7 +2062,7 @@
                 <w:noProof/>
                 <w:webHidden/>
               </w:rPr>
-              <w:instrText xml:space="preserve"> PAGEREF _Toc223196010 \h </w:instrText>
+              <w:instrText xml:space="preserve"> PAGEREF _Toc224656995 \h </w:instrText>
             </w:r>
             <w:r>
               <w:rPr>
@@ -2109,7 +2109,7 @@
               <w14:ligatures w14:val="none"/>
             </w:rPr>
           </w:pPr>
-          <w:hyperlink w:history="1" w:anchor="_Toc223196011">
+          <w:hyperlink w:anchor="_Toc224656996" w:history="1">
             <w:r>
               <w:rPr>
                 <w:rStyle w:val="Hipervnculo"/>
@@ -2160,7 +2160,7 @@
                 <w:noProof/>
                 <w:webHidden/>
               </w:rPr>
-              <w:instrText xml:space="preserve"> PAGEREF _Toc223196011 \h </w:instrText>
+              <w:instrText xml:space="preserve"> PAGEREF _Toc224656996 \h </w:instrText>
             </w:r>
             <w:r>
               <w:rPr>
@@ -2180,7 +2180,7 @@
                 <w:noProof/>
                 <w:webHidden/>
               </w:rPr>
-              <w:t>25</w:t>
+              <w:t>24</w:t>
             </w:r>
             <w:r>
               <w:rPr>
@@ -2207,7 +2207,7 @@
               <w14:ligatures w14:val="none"/>
             </w:rPr>
           </w:pPr>
-          <w:hyperlink w:history="1" w:anchor="_Toc223196012">
+          <w:hyperlink w:anchor="_Toc224656997" w:history="1">
             <w:r>
               <w:rPr>
                 <w:rStyle w:val="Hipervnculo"/>
@@ -2258,7 +2258,7 @@
                 <w:noProof/>
                 <w:webHidden/>
               </w:rPr>
-              <w:instrText xml:space="preserve"> PAGEREF _Toc223196012 \h </w:instrText>
+              <w:instrText xml:space="preserve"> PAGEREF _Toc224656997 \h </w:instrText>
             </w:r>
             <w:r>
               <w:rPr>
@@ -2278,7 +2278,7 @@
                 <w:noProof/>
                 <w:webHidden/>
               </w:rPr>
-              <w:t>27</w:t>
+              <w:t>26</w:t>
             </w:r>
             <w:r>
               <w:rPr>
@@ -2305,7 +2305,7 @@
               <w14:ligatures w14:val="none"/>
             </w:rPr>
           </w:pPr>
-          <w:hyperlink w:history="1" w:anchor="_Toc223196013">
+          <w:hyperlink w:anchor="_Toc224656998" w:history="1">
             <w:r>
               <w:rPr>
                 <w:rStyle w:val="Hipervnculo"/>
@@ -2356,7 +2356,7 @@
                 <w:noProof/>
                 <w:webHidden/>
               </w:rPr>
-              <w:instrText xml:space="preserve"> PAGEREF _Toc223196013 \h </w:instrText>
+              <w:instrText xml:space="preserve"> PAGEREF _Toc224656998 \h </w:instrText>
             </w:r>
             <w:r>
               <w:rPr>
@@ -2376,7 +2376,7 @@
                 <w:noProof/>
                 <w:webHidden/>
               </w:rPr>
-              <w:t>28</w:t>
+              <w:t>27</w:t>
             </w:r>
             <w:r>
               <w:rPr>
@@ -2403,7 +2403,7 @@
               <w14:ligatures w14:val="none"/>
             </w:rPr>
           </w:pPr>
-          <w:hyperlink w:history="1" w:anchor="_Toc223196014">
+          <w:hyperlink w:anchor="_Toc224656999" w:history="1">
             <w:r>
               <w:rPr>
                 <w:rStyle w:val="Hipervnculo"/>
@@ -2448,7 +2448,7 @@
                 <w:noProof/>
                 <w:webHidden/>
               </w:rPr>
-              <w:instrText xml:space="preserve"> PAGEREF _Toc223196014 \h </w:instrText>
+              <w:instrText xml:space="preserve"> PAGEREF _Toc224656999 \h </w:instrText>
             </w:r>
             <w:r>
               <w:rPr>
@@ -2468,7 +2468,7 @@
                 <w:noProof/>
                 <w:webHidden/>
               </w:rPr>
-              <w:t>31</w:t>
+              <w:t>30</w:t>
             </w:r>
             <w:r>
               <w:rPr>
@@ -2495,7 +2495,7 @@
               <w14:ligatures w14:val="none"/>
             </w:rPr>
           </w:pPr>
-          <w:hyperlink w:history="1" w:anchor="_Toc223196015">
+          <w:hyperlink w:anchor="_Toc224657000" w:history="1">
             <w:r>
               <w:rPr>
                 <w:rStyle w:val="Hipervnculo"/>
@@ -2546,7 +2546,7 @@
                 <w:noProof/>
                 <w:webHidden/>
               </w:rPr>
-              <w:instrText xml:space="preserve"> PAGEREF _Toc223196015 \h </w:instrText>
+              <w:instrText xml:space="preserve"> PAGEREF _Toc224657000 \h </w:instrText>
             </w:r>
             <w:r>
               <w:rPr>
@@ -2566,7 +2566,7 @@
                 <w:noProof/>
                 <w:webHidden/>
               </w:rPr>
-              <w:t>31</w:t>
+              <w:t>30</w:t>
             </w:r>
             <w:r>
               <w:rPr>
@@ -2593,7 +2593,7 @@
               <w14:ligatures w14:val="none"/>
             </w:rPr>
           </w:pPr>
-          <w:hyperlink w:history="1" w:anchor="_Toc223196016">
+          <w:hyperlink w:anchor="_Toc224657001" w:history="1">
             <w:r>
               <w:rPr>
                 <w:rStyle w:val="Hipervnculo"/>
@@ -2644,7 +2644,7 @@
                 <w:noProof/>
                 <w:webHidden/>
               </w:rPr>
-              <w:instrText xml:space="preserve"> PAGEREF _Toc223196016 \h </w:instrText>
+              <w:instrText xml:space="preserve"> PAGEREF _Toc224657001 \h </w:instrText>
             </w:r>
             <w:r>
               <w:rPr>
@@ -2664,7 +2664,7 @@
                 <w:noProof/>
                 <w:webHidden/>
               </w:rPr>
-              <w:t>32</w:t>
+              <w:t>31</w:t>
             </w:r>
             <w:r>
               <w:rPr>
@@ -2691,7 +2691,7 @@
               <w14:ligatures w14:val="none"/>
             </w:rPr>
           </w:pPr>
-          <w:hyperlink w:history="1" w:anchor="_Toc223196017">
+          <w:hyperlink w:anchor="_Toc224657002" w:history="1">
             <w:r>
               <w:rPr>
                 <w:rStyle w:val="Hipervnculo"/>
@@ -2742,7 +2742,7 @@
                 <w:noProof/>
                 <w:webHidden/>
               </w:rPr>
-              <w:instrText xml:space="preserve"> PAGEREF _Toc223196017 \h </w:instrText>
+              <w:instrText xml:space="preserve"> PAGEREF _Toc224657002 \h </w:instrText>
             </w:r>
             <w:r>
               <w:rPr>
@@ -2762,7 +2762,7 @@
                 <w:noProof/>
                 <w:webHidden/>
               </w:rPr>
-              <w:t>34</w:t>
+              <w:t>33</w:t>
             </w:r>
             <w:r>
               <w:rPr>
@@ -2788,7 +2788,7 @@
               <w14:ligatures w14:val="none"/>
             </w:rPr>
           </w:pPr>
-          <w:hyperlink w:history="1" w:anchor="_Toc223196018">
+          <w:hyperlink w:anchor="_Toc224657003" w:history="1">
             <w:r>
               <w:rPr>
                 <w:rStyle w:val="Hipervnculo"/>
@@ -2815,7 +2815,7 @@
                 <w:noProof/>
                 <w:webHidden/>
               </w:rPr>
-              <w:instrText xml:space="preserve"> PAGEREF _Toc223196018 \h </w:instrText>
+              <w:instrText xml:space="preserve"> PAGEREF _Toc224657003 \h </w:instrText>
             </w:r>
             <w:r>
               <w:rPr>
@@ -2835,7 +2835,7 @@
                 <w:noProof/>
                 <w:webHidden/>
               </w:rPr>
-              <w:t>36</w:t>
+              <w:t>35</w:t>
             </w:r>
             <w:r>
               <w:rPr>
@@ -2861,7 +2861,7 @@
               <w14:ligatures w14:val="none"/>
             </w:rPr>
           </w:pPr>
-          <w:hyperlink w:history="1" w:anchor="_Toc223196019">
+          <w:hyperlink w:anchor="_Toc224657004" w:history="1">
             <w:r>
               <w:rPr>
                 <w:rStyle w:val="Hipervnculo"/>
@@ -2888,7 +2888,7 @@
                 <w:noProof/>
                 <w:webHidden/>
               </w:rPr>
-              <w:instrText xml:space="preserve"> PAGEREF _Toc223196019 \h </w:instrText>
+              <w:instrText xml:space="preserve"> PAGEREF _Toc224657004 \h </w:instrText>
             </w:r>
             <w:r>
               <w:rPr>
@@ -2908,7 +2908,7 @@
                 <w:noProof/>
                 <w:webHidden/>
               </w:rPr>
-              <w:t>37</w:t>
+              <w:t>36</w:t>
             </w:r>
             <w:r>
               <w:rPr>
@@ -2934,7 +2934,7 @@
               <w14:ligatures w14:val="none"/>
             </w:rPr>
           </w:pPr>
-          <w:hyperlink w:history="1" w:anchor="_Toc223196020">
+          <w:hyperlink w:anchor="_Toc224657005" w:history="1">
             <w:r>
               <w:rPr>
                 <w:rStyle w:val="Hipervnculo"/>
@@ -2961,7 +2961,7 @@
                 <w:noProof/>
                 <w:webHidden/>
               </w:rPr>
-              <w:instrText xml:space="preserve"> PAGEREF _Toc223196020 \h </w:instrText>
+              <w:instrText xml:space="preserve"> PAGEREF _Toc224657005 \h </w:instrText>
             </w:r>
             <w:r>
               <w:rPr>
@@ -2981,7 +2981,7 @@
                 <w:noProof/>
                 <w:webHidden/>
               </w:rPr>
-              <w:t>38</w:t>
+              <w:t>37</w:t>
             </w:r>
             <w:r>
               <w:rPr>
@@ -3007,7 +3007,7 @@
               <w14:ligatures w14:val="none"/>
             </w:rPr>
           </w:pPr>
-          <w:hyperlink w:history="1" w:anchor="_Toc223196021">
+          <w:hyperlink w:anchor="_Toc224657006" w:history="1">
             <w:r>
               <w:rPr>
                 <w:rStyle w:val="Hipervnculo"/>
@@ -3034,7 +3034,7 @@
                 <w:noProof/>
                 <w:webHidden/>
               </w:rPr>
-              <w:instrText xml:space="preserve"> PAGEREF _Toc223196021 \h </w:instrText>
+              <w:instrText xml:space="preserve"> PAGEREF _Toc224657006 \h </w:instrText>
             </w:r>
             <w:r>
               <w:rPr>
@@ -3054,7 +3054,7 @@
                 <w:noProof/>
                 <w:webHidden/>
               </w:rPr>
-              <w:t>39</w:t>
+              <w:t>38</w:t>
             </w:r>
             <w:r>
               <w:rPr>
@@ -3080,7 +3080,7 @@
               <w14:ligatures w14:val="none"/>
             </w:rPr>
           </w:pPr>
-          <w:hyperlink w:history="1" w:anchor="_Toc223196022">
+          <w:hyperlink w:anchor="_Toc224657007" w:history="1">
             <w:r>
               <w:rPr>
                 <w:rStyle w:val="Hipervnculo"/>
@@ -3107,7 +3107,7 @@
                 <w:noProof/>
                 <w:webHidden/>
               </w:rPr>
-              <w:instrText xml:space="preserve"> PAGEREF _Toc223196022 \h </w:instrText>
+              <w:instrText xml:space="preserve"> PAGEREF _Toc224657007 \h </w:instrText>
             </w:r>
             <w:r>
               <w:rPr>
@@ -3127,7 +3127,7 @@
                 <w:noProof/>
                 <w:webHidden/>
               </w:rPr>
-              <w:t>40</w:t>
+              <w:t>39</w:t>
             </w:r>
             <w:r>
               <w:rPr>
@@ -3144,23 +3144,12 @@
           </w:r>
         </w:p>
       </w:sdtContent>
-      <w:sdtEndPr>
-        <w:rPr>
-          <w:rFonts w:ascii="Calibri" w:hAnsi="Calibri" w:eastAsia="游明朝" w:cs="Arial" w:asciiTheme="minorAscii" w:hAnsiTheme="minorAscii" w:eastAsiaTheme="minorEastAsia" w:cstheme="minorBidi"/>
-          <w:b w:val="0"/>
-          <w:bCs w:val="0"/>
-          <w:color w:val="auto"/>
-          <w:sz w:val="28"/>
-          <w:szCs w:val="28"/>
-          <w:lang w:eastAsia="en-US"/>
-        </w:rPr>
-      </w:sdtEndPr>
     </w:sdt>
     <w:p>
       <w:pPr>
         <w:pStyle w:val="Titulosgenerales"/>
       </w:pPr>
-      <w:bookmarkStart w:name="_Toc223195995" w:id="0"/>
+      <w:bookmarkStart w:id="0" w:name="_Toc224656980"/>
       <w:r>
         <w:lastRenderedPageBreak/>
         <w:t>Introducción</w:t>
@@ -3252,7 +3241,7 @@
       <w:pPr>
         <w:pStyle w:val="Ttulo1"/>
       </w:pPr>
-      <w:bookmarkStart w:name="_Toc223195996" w:id="1"/>
+      <w:bookmarkStart w:id="1" w:name="_Toc224656981"/>
       <w:r>
         <w:lastRenderedPageBreak/>
         <w:t>¿Qué es la manipulación de alimentos?</w:t>
@@ -3302,7 +3291,7 @@
       <w:pPr>
         <w:pStyle w:val="Ttulo2"/>
       </w:pPr>
-      <w:bookmarkStart w:name="_Toc223195997" w:id="2"/>
+      <w:bookmarkStart w:id="2" w:name="_Toc224656982"/>
       <w:r>
         <w:t>¿Qué es un manipulador de alimentos?</w:t>
       </w:r>
@@ -3325,7 +3314,7 @@
       <w:pPr>
         <w:pStyle w:val="Ttulo2"/>
       </w:pPr>
-      <w:bookmarkStart w:name="_Toc223195998" w:id="3"/>
+      <w:bookmarkStart w:id="3" w:name="_Toc224656983"/>
       <w:r>
         <w:t>Principios generales e higiene de los alimentos</w:t>
       </w:r>
@@ -3480,7 +3469,7 @@
       <w:pPr>
         <w:pStyle w:val="Ttulo2"/>
       </w:pPr>
-      <w:bookmarkStart w:name="_Toc223195999" w:id="4"/>
+      <w:bookmarkStart w:id="4" w:name="_Toc224656984"/>
       <w:r>
         <w:t>Requisitos del personal manipulador de alimentos</w:t>
       </w:r>
@@ -3523,7 +3512,7 @@
       <w:pPr>
         <w:pStyle w:val="Ttulo1"/>
       </w:pPr>
-      <w:bookmarkStart w:name="_Toc223196000" w:id="5"/>
+      <w:bookmarkStart w:id="5" w:name="_Toc224656985"/>
       <w:r>
         <w:lastRenderedPageBreak/>
         <w:t>Personal manipulador de alimentos</w:t>
@@ -3560,7 +3549,7 @@
       <w:pPr>
         <w:pStyle w:val="Ttulo2"/>
       </w:pPr>
-      <w:bookmarkStart w:name="_Toc223196001" w:id="6"/>
+      <w:bookmarkStart w:id="6" w:name="_Toc224656986"/>
       <w:r>
         <w:t>Requisitos de salud del personal manipulador</w:t>
       </w:r>
@@ -3690,7 +3679,7 @@
       <w:pPr>
         <w:pStyle w:val="Ttulo2"/>
       </w:pPr>
-      <w:bookmarkStart w:name="_Toc223196002" w:id="7"/>
+      <w:bookmarkStart w:id="7" w:name="_Toc224656987"/>
       <w:r>
         <w:t>Prácticas higiénicas y medidas de protección</w:t>
       </w:r>
@@ -4190,14 +4179,28 @@
         <w:rPr>
           <w:lang w:val="es-419" w:eastAsia="es-CO"/>
         </w:rPr>
-        <w:t>Los productos que hayan sido devueltos al sitio de proceso porque tienen problemas de inocuidad y de vencimiento no deben volver a ser reenvasados o reprocesados bajo ninguna justificación.</w:t>
+        <w:t xml:space="preserve">Los productos que hayan sido devueltos al sitio de proceso porque tienen problemas de inocuidad y de vencimiento no deben volver a ser </w:t>
+      </w:r>
+      <w:proofErr w:type="spellStart"/>
+      <w:r>
+        <w:rPr>
+          <w:lang w:val="es-419" w:eastAsia="es-CO"/>
+        </w:rPr>
+        <w:t>reenvasados</w:t>
+      </w:r>
+      <w:proofErr w:type="spellEnd"/>
+      <w:r>
+        <w:rPr>
+          <w:lang w:val="es-419" w:eastAsia="es-CO"/>
+        </w:rPr>
+        <w:t xml:space="preserve"> o reprocesados bajo ninguna justificación.</w:t>
       </w:r>
     </w:p>
     <w:p>
       <w:pPr>
         <w:pStyle w:val="Ttulo2"/>
       </w:pPr>
-      <w:bookmarkStart w:name="_Toc223196003" w:id="8"/>
+      <w:bookmarkStart w:id="8" w:name="_Toc224656988"/>
       <w:r>
         <w:t>Correcta manipulación de los alimentos</w:t>
       </w:r>
@@ -4588,34 +4591,7 @@
           <w:tcPr>
             <w:tcW w:w="9962" w:type="dxa"/>
           </w:tcPr>
-          <w:p>
-            <w:pPr>
-              <w:rPr>
-                <w:b/>
-                <w:bCs/>
-              </w:rPr>
-            </w:pPr>
-            <w:r>
-              <w:rPr>
-                <w:b/>
-                <w:bCs/>
-              </w:rPr>
-              <w:t>Efecto de sonido</w:t>
-            </w:r>
-          </w:p>
-          <w:p>
-            <w:r>
-              <w:t xml:space="preserve">Ambiente de cocina o producción de alimentos, sonido lavado de manos, utensilios. </w:t>
-            </w:r>
-            <w:hyperlink w:history="1" r:id="rId12">
-              <w:r>
-                <w:rPr>
-                  <w:rStyle w:val="Hipervnculo"/>
-                </w:rPr>
-                <w:t>https://freesound.org/people/darrenmichaels/sounds/543607/</w:t>
-              </w:r>
-            </w:hyperlink>
-          </w:p>
+          <w:p/>
           <w:p>
             <w:pPr>
               <w:rPr>
@@ -4643,18 +4619,17 @@
           </w:p>
           <w:p>
             <w:r>
-              <w:lastRenderedPageBreak/>
               <w:t>Fabricar alimentos no es solo cocinar. Es controlar cada etapa del proceso para proteger la salud de quien lo consume.</w:t>
             </w:r>
           </w:p>
           <w:p>
             <w:r>
+              <w:lastRenderedPageBreak/>
               <w:t>Hoy hablaremos de la fabricación de los alimentos y de lo que garantiza su inocuidad.</w:t>
             </w:r>
           </w:p>
           <w:p>
             <w:pPr>
-              <w:ind w:firstLine="0"/>
               <w:rPr>
                 <w:b/>
                 <w:bCs/>
@@ -4665,21 +4640,43 @@
                 <w:b/>
                 <w:bCs/>
               </w:rPr>
-              <w:t>Cortina Musical</w:t>
+              <w:t>DON CAMPOS</w:t>
+            </w:r>
+          </w:p>
+          <w:p>
+            <w:r>
+              <w:t>La fabricación de alimentos empieza desde la recepción de las materias primas y continua con la elaboración, el envasado y el almacenamiento.</w:t>
+            </w:r>
+          </w:p>
+          <w:p>
+            <w:r>
+              <w:t>En cada paso, la higiene es la que manda.</w:t>
             </w:r>
           </w:p>
           <w:p>
             <w:pPr>
-              <w:ind w:firstLine="0"/>
+              <w:rPr>
+                <w:b/>
+                <w:bCs/>
+              </w:rPr>
             </w:pPr>
-            <w:hyperlink w:history="1" r:id="rId13">
-              <w:r>
-                <w:rPr>
-                  <w:rStyle w:val="Hipervnculo"/>
-                </w:rPr>
-                <w:t>https://pixabay.com/music/corporate-interview-podcast-intro-music-457831/</w:t>
-              </w:r>
-            </w:hyperlink>
+            <w:r>
+              <w:rPr>
+                <w:b/>
+                <w:bCs/>
+              </w:rPr>
+              <w:t>ASUSENA</w:t>
+            </w:r>
+          </w:p>
+          <w:p>
+            <w:r>
+              <w:t>Además, hay factores que no se pueden descuidar como la temperatura, el tiempo, el pH o el control del agua, porque ahí es donde crecen los microorganismos.</w:t>
+            </w:r>
+          </w:p>
+          <w:p>
+            <w:r>
+              <w:t>Si se pierde el control, el alimento también se pierde.</w:t>
+            </w:r>
           </w:p>
           <w:p>
             <w:pPr>
@@ -4698,12 +4695,12 @@
           </w:p>
           <w:p>
             <w:r>
-              <w:t>La fabricación de alimentos empieza desde la recepción de las materias primas y continua con la elaboración, el envasado y el almacenamiento.</w:t>
+              <w:t>Por eso existen los procesos de conservación, como la refrigeración, la deshidratación y los tratamientos térmicos.</w:t>
             </w:r>
           </w:p>
           <w:p>
             <w:r>
-              <w:t>En cada paso, la higiene es la que manda.</w:t>
+              <w:t>Nada se hace al azar. Todo se controla.</w:t>
             </w:r>
           </w:p>
           <w:p>
@@ -4723,12 +4720,12 @@
           </w:p>
           <w:p>
             <w:r>
-              <w:t>Además, hay factores que no se pueden descuidar como la temperatura, el tiempo, el pH o el control del agua, porque ahí es donde crecen los microorganismos.</w:t>
+              <w:t>En especial con los alimentos de alto riesgo, que deben mantenerse, por ejemplo, a 4 grados centígrados en refrigeración.</w:t>
             </w:r>
           </w:p>
           <w:p>
             <w:r>
-              <w:t>Si se pierde el control, el alimento también se pierde.</w:t>
+              <w:t>Aquí no hay espacio para improvisar.</w:t>
             </w:r>
           </w:p>
           <w:p>
@@ -4748,12 +4745,13 @@
           </w:p>
           <w:p>
             <w:r>
-              <w:t>Por eso existen los procesos de conservación, como la refrigeración, la deshidratación y los tratamientos térmicos.</w:t>
+              <w:lastRenderedPageBreak/>
+              <w:t>Y cuando se trata de eliminar microorganismos, procesos como la pasteurización o la esterilización son fundamentales.</w:t>
             </w:r>
           </w:p>
           <w:p>
             <w:r>
-              <w:t>Nada se hace al azar. Todo se controla.</w:t>
+              <w:t>Pero solo funcionan si se aplican correctamente.</w:t>
             </w:r>
           </w:p>
           <w:p>
@@ -4773,18 +4771,16 @@
           </w:p>
           <w:p>
             <w:r>
-              <w:lastRenderedPageBreak/>
-              <w:t>En especial con los alimentos de alto riesgo, que deben mantenerse, por ejemplo, a 4 grados centígrados en refrigeración.</w:t>
+              <w:t>Los tratamientos térmicos permiten eliminar microorganismos patógenos,</w:t>
             </w:r>
           </w:p>
           <w:p>
             <w:r>
-              <w:t>Aquí no hay espacio para improvisar.</w:t>
+              <w:t>como en el caso de las conservas, donde se usan altas temperaturas.</w:t>
             </w:r>
           </w:p>
           <w:p>
             <w:pPr>
-              <w:ind w:firstLine="0"/>
               <w:rPr>
                 <w:b/>
                 <w:bCs/>
@@ -4795,17 +4791,17 @@
                 <w:b/>
                 <w:bCs/>
               </w:rPr>
-              <w:t>DON CAMPOS</w:t>
+              <w:t>ASUSENA</w:t>
             </w:r>
           </w:p>
           <w:p>
             <w:r>
-              <w:t>Y cuando se trata de eliminar microorganismos, procesos como la pasteurización o la esterilización son fundamentales.</w:t>
+              <w:t>Otro punto crítico es el orden del proceso. Si se mezclan áreas limpias y sucias, hay riesgo de contaminación.</w:t>
             </w:r>
           </w:p>
           <w:p>
             <w:r>
-              <w:t>Pero solo funcionan si se aplican correctamente.</w:t>
+              <w:t>Por eso, los equipos e instalaciones deben usarse solo para producir alimentos.</w:t>
             </w:r>
           </w:p>
           <w:p>
@@ -4820,27 +4816,25 @@
                 <w:b/>
                 <w:bCs/>
               </w:rPr>
-              <w:t>ASUSENA</w:t>
+              <w:t>DON CAMPOS</w:t>
             </w:r>
           </w:p>
           <w:p>
             <w:r>
-              <w:t>Los tratamientos térmicos permiten eliminar microorganismos patógenos,</w:t>
+              <w:t xml:space="preserve">Y pilas con esto: nada de objetos de vidrio en las áreas de elaboración y los productos devueltos no se reprocesan ni se </w:t>
+            </w:r>
+            <w:proofErr w:type="spellStart"/>
+            <w:r>
+              <w:t>reenvasan</w:t>
+            </w:r>
+            <w:proofErr w:type="spellEnd"/>
+            <w:r>
+              <w:t>.</w:t>
             </w:r>
           </w:p>
           <w:p>
             <w:r>
-              <w:t>como en el caso de las conservas, donde se usan altas temperaturas.</w:t>
-            </w:r>
-          </w:p>
-          <w:p>
-            <w:r>
-              <w:t>Cortina Musical</w:t>
-            </w:r>
-          </w:p>
-          <w:p>
-            <w:r>
-              <w:t xml:space="preserve">https://pixabay.com/music/upbeat-podcast-interview-intro-music-400913/ </w:t>
+              <w:t>La seguridad es lo primero.</w:t>
             </w:r>
           </w:p>
           <w:p>
@@ -4860,12 +4854,7 @@
           </w:p>
           <w:p>
             <w:r>
-              <w:t>Otro punto crítico es el orden del proceso. Si se mezclan áreas limpias y sucias, hay riesgo de contaminación.</w:t>
-            </w:r>
-          </w:p>
-          <w:p>
-            <w:r>
-              <w:t>Por eso, los equipos e instalaciones deben usarse solo para producir alimentos.</w:t>
+              <w:t>Fabricar alimentos es una gran responsabilidad. Un alimento seguro no es casualidad, es el resultado de hacer las cosas bien.</w:t>
             </w:r>
           </w:p>
           <w:p>
@@ -4885,79 +4874,14 @@
           </w:p>
           <w:p>
             <w:r>
-              <w:t>Y pilas con esto: nada de objetos de vidrio en las áreas de elaboración y los productos devueltos no se reprocesan ni se reenvasan.</w:t>
+              <w:t>Hasta aquí nuestro episodio de hoy.</w:t>
             </w:r>
           </w:p>
           <w:p>
             <w:r>
               <w:lastRenderedPageBreak/>
-              <w:t>La seguridad es lo primero.</w:t>
-            </w:r>
-          </w:p>
-          <w:p>
-            <w:pPr>
-              <w:rPr>
-                <w:b/>
-                <w:bCs/>
-              </w:rPr>
-            </w:pPr>
-            <w:r>
-              <w:rPr>
-                <w:b/>
-                <w:bCs/>
-              </w:rPr>
-              <w:t>ASUSENA</w:t>
-            </w:r>
-          </w:p>
-          <w:p>
-            <w:r>
-              <w:t>Fabricar alimentos es una gran responsabilidad. Un alimento seguro no es casualidad, es el resultado de hacer las cosas bien.</w:t>
-            </w:r>
-          </w:p>
-          <w:p>
-            <w:pPr>
-              <w:rPr>
-                <w:b/>
-                <w:bCs/>
-              </w:rPr>
-            </w:pPr>
-            <w:r>
-              <w:rPr>
-                <w:b/>
-                <w:bCs/>
-              </w:rPr>
-              <w:t>DON CAMPOS</w:t>
-            </w:r>
-          </w:p>
-          <w:p>
-            <w:r>
-              <w:t>Hasta aquí nuestro episodio de hoy.</w:t>
-            </w:r>
-          </w:p>
-          <w:p>
-            <w:r>
               <w:t>Nos escuchamos próximamente para seguir aprendiendo a hacer las cosas en su punto. ¡Chao!</w:t>
             </w:r>
-          </w:p>
-          <w:p>
-            <w:r>
-              <w:t>Cortina musical</w:t>
-            </w:r>
-          </w:p>
-          <w:p>
-            <w:r>
-              <w:t xml:space="preserve">Cortina de cierre </w:t>
-            </w:r>
-          </w:p>
-          <w:p>
-            <w:hyperlink w:history="1" r:id="rId14">
-              <w:r>
-                <w:rPr>
-                  <w:rStyle w:val="Hipervnculo"/>
-                </w:rPr>
-                <w:t>https://pixabay.com/music/bossa-nova-sunny-brazilian-bossa-nova-jazz-podcast-239742/</w:t>
-              </w:r>
-            </w:hyperlink>
           </w:p>
           <w:p/>
           <w:p>
@@ -5001,9 +4925,79 @@
     </w:p>
     <w:p>
       <w:pPr>
+        <w:rPr>
+          <w:lang w:eastAsia="es-CO"/>
+        </w:rPr>
+      </w:pPr>
+    </w:p>
+    <w:p>
+      <w:pPr>
+        <w:rPr>
+          <w:lang w:eastAsia="es-CO"/>
+        </w:rPr>
+      </w:pPr>
+    </w:p>
+    <w:p>
+      <w:pPr>
+        <w:rPr>
+          <w:lang w:eastAsia="es-CO"/>
+        </w:rPr>
+      </w:pPr>
+    </w:p>
+    <w:p>
+      <w:pPr>
+        <w:rPr>
+          <w:lang w:eastAsia="es-CO"/>
+        </w:rPr>
+      </w:pPr>
+    </w:p>
+    <w:p>
+      <w:pPr>
+        <w:rPr>
+          <w:lang w:eastAsia="es-CO"/>
+        </w:rPr>
+      </w:pPr>
+    </w:p>
+    <w:p>
+      <w:pPr>
+        <w:rPr>
+          <w:lang w:eastAsia="es-CO"/>
+        </w:rPr>
+      </w:pPr>
+    </w:p>
+    <w:p>
+      <w:pPr>
+        <w:rPr>
+          <w:lang w:eastAsia="es-CO"/>
+        </w:rPr>
+      </w:pPr>
+    </w:p>
+    <w:p>
+      <w:pPr>
+        <w:rPr>
+          <w:lang w:eastAsia="es-CO"/>
+        </w:rPr>
+      </w:pPr>
+    </w:p>
+    <w:p>
+      <w:pPr>
+        <w:rPr>
+          <w:lang w:eastAsia="es-CO"/>
+        </w:rPr>
+      </w:pPr>
+    </w:p>
+    <w:p>
+      <w:pPr>
+        <w:rPr>
+          <w:lang w:eastAsia="es-CO"/>
+        </w:rPr>
+      </w:pPr>
+    </w:p>
+    <w:p>
+      <w:pPr>
         <w:pStyle w:val="Ttulo1"/>
       </w:pPr>
-      <w:bookmarkStart w:name="_Toc223196004" w:id="9"/>
+      <w:bookmarkStart w:id="9" w:name="_Toc224656989"/>
       <w:r>
         <w:lastRenderedPageBreak/>
         <w:t>Prevención de la contaminación cruzada</w:t>
@@ -5040,7 +5034,7 @@
       <w:pPr>
         <w:pStyle w:val="Ttulo2"/>
       </w:pPr>
-      <w:bookmarkStart w:name="_Toc223196005" w:id="10"/>
+      <w:bookmarkStart w:id="10" w:name="_Toc224656990"/>
       <w:r>
         <w:t>Medidas para la prevención de la contaminación cruzada</w:t>
       </w:r>
@@ -5264,7 +5258,7 @@
       <w:pPr>
         <w:pStyle w:val="Ttulo2"/>
       </w:pPr>
-      <w:bookmarkStart w:name="_Toc223196006" w:id="11"/>
+      <w:bookmarkStart w:id="11" w:name="_Toc224656991"/>
       <w:r>
         <w:t>Conservación de productos frescos</w:t>
       </w:r>
@@ -5360,7 +5354,21 @@
         <w:rPr>
           <w:lang w:val="es-419" w:eastAsia="es-CO"/>
         </w:rPr>
-        <w:t>Productos cortados: no se recomienda adquirir frutas o verduras cortadas o preempacadas abiertas, como media sandía o ensaladas picadas.</w:t>
+        <w:t xml:space="preserve">Productos cortados: no se recomienda adquirir frutas o verduras cortadas o </w:t>
+      </w:r>
+      <w:proofErr w:type="spellStart"/>
+      <w:r>
+        <w:rPr>
+          <w:lang w:val="es-419" w:eastAsia="es-CO"/>
+        </w:rPr>
+        <w:t>preempacadas</w:t>
+      </w:r>
+      <w:proofErr w:type="spellEnd"/>
+      <w:r>
+        <w:rPr>
+          <w:lang w:val="es-419" w:eastAsia="es-CO"/>
+        </w:rPr>
+        <w:t xml:space="preserve"> abiertas, como media sandía o ensaladas picadas.</w:t>
       </w:r>
     </w:p>
     <w:p>
@@ -5523,7 +5531,7 @@
       <w:pPr>
         <w:pStyle w:val="Ttulo2"/>
       </w:pPr>
-      <w:bookmarkStart w:name="_Toc223196007" w:id="12"/>
+      <w:bookmarkStart w:id="12" w:name="_Toc224656992"/>
       <w:r>
         <w:t>Productos frescos prelavados</w:t>
       </w:r>
@@ -5539,7 +5547,21 @@
         <w:rPr>
           <w:lang w:val="es-419" w:eastAsia="es-CO"/>
         </w:rPr>
-        <w:t xml:space="preserve">Los productos frescos prelavados, precortados y empacados pueden consumirse sin necesidad de un nuevo lavado. Sin embargo, como medida adicional de precaución, pueden lavarse nuevamente. En caso de que vengan en bolsas abiertas, es obligatorio realizar nuevamente su limpieza e higienización. Para reforzar la seguridad alimentaria </w:t>
+        <w:t xml:space="preserve">Los productos frescos </w:t>
+      </w:r>
+      <w:r>
+        <w:rPr>
+          <w:b/>
+          <w:bCs/>
+          <w:lang w:val="es-419" w:eastAsia="es-CO"/>
+        </w:rPr>
+        <w:t>prelavados, precortados y empacados</w:t>
+      </w:r>
+      <w:r>
+        <w:rPr>
+          <w:lang w:val="es-419" w:eastAsia="es-CO"/>
+        </w:rPr>
+        <w:t xml:space="preserve"> pueden consumirse sin necesidad de un nuevo lavado. Sin embargo, como medida adicional de precaución, pueden lavarse nuevamente. En caso de que vengan en bolsas abiertas, es obligatorio realizar nuevamente su limpieza e higienización. Para reforzar la seguridad alimentaria </w:t>
       </w:r>
       <w:r>
         <w:rPr>
@@ -5551,6 +5573,12 @@
     </w:p>
     <w:p>
       <w:pPr>
+        <w:pStyle w:val="Prrafodelista"/>
+        <w:numPr>
+          <w:ilvl w:val="0"/>
+          <w:numId w:val="30"/>
+        </w:numPr>
+        <w:ind w:left="567" w:hanging="283"/>
         <w:rPr>
           <w:lang w:val="es-419" w:eastAsia="es-CO"/>
         </w:rPr>
@@ -5565,13 +5593,7 @@
         <w:rPr>
           <w:lang w:val="es-419" w:eastAsia="es-CO"/>
         </w:rPr>
-        <w:t xml:space="preserve"> </w:t>
-      </w:r>
-      <w:r>
-        <w:rPr>
-          <w:lang w:val="es-419" w:eastAsia="es-CO"/>
-        </w:rPr>
-        <w:t>Mantener frutas y verduras separadas de pescados, aves, mariscos crudos y carnes rojas.</w:t>
+        <w:t xml:space="preserve"> Mantener frutas y verduras separadas de pescados, aves, mariscos crudos y carnes rojas.</w:t>
       </w:r>
     </w:p>
     <w:p>
@@ -5729,7 +5751,7 @@
       <w:pPr>
         <w:pStyle w:val="Ttulo1"/>
       </w:pPr>
-      <w:bookmarkStart w:name="_Toc223196008" w:id="13"/>
+      <w:bookmarkStart w:id="13" w:name="_Toc224656993"/>
       <w:r>
         <w:lastRenderedPageBreak/>
         <w:t>Conservación de frutas y verduras en frío</w:t>
@@ -5759,14 +5781,98 @@
         <w:rPr>
           <w:lang w:val="es-419" w:eastAsia="es-CO"/>
         </w:rPr>
-        <w:t>La conservación en frío consiste en someter el alimento a bajas temperaturas con el fin de reducir el crecimiento de microorganismos, disminuir la actividad enzimática y mantener las características físicas y químicas del alimento. Este método es considerado uno de los más seguros para la conservación de alimentos frescos.</w:t>
+        <w:t xml:space="preserve">La conservación en frío consiste en </w:t>
+      </w:r>
+      <w:r>
+        <w:rPr>
+          <w:b/>
+          <w:bCs/>
+          <w:lang w:val="es-419" w:eastAsia="es-CO"/>
+        </w:rPr>
+        <w:t xml:space="preserve">someter el alimento a bajas temperaturas </w:t>
+      </w:r>
+      <w:r>
+        <w:rPr>
+          <w:lang w:val="es-419" w:eastAsia="es-CO"/>
+        </w:rPr>
+        <w:t xml:space="preserve">con el fin de </w:t>
+      </w:r>
+      <w:r>
+        <w:rPr>
+          <w:b/>
+          <w:bCs/>
+          <w:lang w:val="es-419" w:eastAsia="es-CO"/>
+        </w:rPr>
+        <w:t>reducir el crecimiento de microorganismos,</w:t>
+      </w:r>
+      <w:r>
+        <w:rPr>
+          <w:lang w:val="es-419" w:eastAsia="es-CO"/>
+        </w:rPr>
+        <w:t xml:space="preserve"> disminuir la </w:t>
+      </w:r>
+      <w:r>
+        <w:rPr>
+          <w:b/>
+          <w:bCs/>
+          <w:lang w:val="es-419" w:eastAsia="es-CO"/>
+        </w:rPr>
+        <w:t>actividad enzimática</w:t>
+      </w:r>
+      <w:r>
+        <w:rPr>
+          <w:lang w:val="es-419" w:eastAsia="es-CO"/>
+        </w:rPr>
+        <w:t xml:space="preserve"> y mantener las </w:t>
+      </w:r>
+      <w:r>
+        <w:rPr>
+          <w:b/>
+          <w:bCs/>
+          <w:lang w:val="es-419" w:eastAsia="es-CO"/>
+        </w:rPr>
+        <w:t>características</w:t>
+      </w:r>
+      <w:r>
+        <w:rPr>
+          <w:lang w:val="es-419" w:eastAsia="es-CO"/>
+        </w:rPr>
+        <w:t xml:space="preserve"> </w:t>
+      </w:r>
+      <w:r>
+        <w:rPr>
+          <w:b/>
+          <w:bCs/>
+          <w:lang w:val="es-419" w:eastAsia="es-CO"/>
+        </w:rPr>
+        <w:t xml:space="preserve">físicas y químicas </w:t>
+      </w:r>
+      <w:r>
+        <w:rPr>
+          <w:lang w:val="es-419" w:eastAsia="es-CO"/>
+        </w:rPr>
+        <w:t xml:space="preserve">del alimento. Este método es considerado uno de los </w:t>
+      </w:r>
+      <w:r>
+        <w:rPr>
+          <w:b/>
+          <w:bCs/>
+          <w:lang w:val="es-419" w:eastAsia="es-CO"/>
+        </w:rPr>
+        <w:t>más seguros</w:t>
+      </w:r>
+      <w:r>
+        <w:rPr>
+          <w:lang w:val="es-419" w:eastAsia="es-CO"/>
+        </w:rPr>
+        <w:t xml:space="preserve"> para la conservación de alimentos frescos.</w:t>
       </w:r>
     </w:p>
     <w:p>
       <w:pPr>
         <w:pStyle w:val="Ttulo2"/>
       </w:pPr>
-      <w:bookmarkStart w:name="_Toc223196009" w:id="14"/>
+      <w:bookmarkStart w:id="14" w:name="_Toc224656994"/>
       <w:r>
         <w:t>Métodos de conservación en frío</w:t>
       </w:r>
@@ -5903,7 +6009,7 @@
                 <w:b/>
                 <w:bCs/>
               </w:rPr>
-              <w:t xml:space="preserve">Transcripción pódcast. Caracterización del sitio: </w:t>
+              <w:t xml:space="preserve">Transcripción pódcast. </w:t>
             </w:r>
             <w:r>
               <w:rPr>
@@ -5922,7 +6028,6 @@
           </w:tcPr>
           <w:p>
             <w:pPr>
-              <w:ind w:firstLine="0"/>
               <w:rPr>
                 <w:b/>
                 <w:bCs/>
@@ -5933,23 +6038,23 @@
                 <w:b/>
                 <w:bCs/>
               </w:rPr>
-              <w:t>Cortina Musical</w:t>
+              <w:t>ASUSENA</w:t>
             </w:r>
           </w:p>
           <w:p>
             <w:r>
-              <w:t xml:space="preserve">Corta, abre y cierra pronto. </w:t>
+              <w:t>La refrigeración es una gran aliada para conservar frutas y verduras.</w:t>
             </w:r>
           </w:p>
           <w:p>
-            <w:hyperlink w:history="1" r:id="rId15">
-              <w:r>
-                <w:rPr>
-                  <w:rStyle w:val="Hipervnculo"/>
-                </w:rPr>
-                <w:t>https://pixabay.com/music/upbeat-cold-noise-luxury-living-soul-disco-406929/</w:t>
-              </w:r>
-            </w:hyperlink>
+            <w:r>
+              <w:t>Pero ojo: no todo va al refrigerador y no de cualquier manera.</w:t>
+            </w:r>
+          </w:p>
+          <w:p>
+            <w:r>
+              <w:t>Hoy hablaremos de cómo usar bien la refrigeración para mantener la frescura y la calidad de los alimentos.</w:t>
+            </w:r>
           </w:p>
           <w:p>
             <w:pPr>
@@ -5963,22 +6068,17 @@
                 <w:b/>
                 <w:bCs/>
               </w:rPr>
-              <w:t>ASUSENA</w:t>
+              <w:t>DON CAMPOS</w:t>
             </w:r>
           </w:p>
           <w:p>
             <w:r>
-              <w:t>La refrigeración es una gran aliada para conservar frutas y verduras.</w:t>
+              <w:t>Así es. Refrigerar no es meter todo a la nevera y cerrar la puerta.</w:t>
             </w:r>
           </w:p>
           <w:p>
             <w:r>
-              <w:t>Pero ojo: no todo va al refrigerador y no de cualquier manera.</w:t>
-            </w:r>
-          </w:p>
-          <w:p>
-            <w:r>
-              <w:t>Hoy hablaremos de cómo usar bien la refrigeración para mantener la frescura y la calidad de los alimentos.</w:t>
+              <w:t>Para empezar, se deben separar los frutos según su madurez.</w:t>
             </w:r>
           </w:p>
           <w:p>
@@ -5993,65 +6093,12 @@
                 <w:b/>
                 <w:bCs/>
               </w:rPr>
-              <w:t>Cortina Musical</w:t>
+              <w:t>ASUSENA</w:t>
             </w:r>
           </w:p>
           <w:p>
-            <w:hyperlink w:history="1" r:id="rId16">
-              <w:r>
-                <w:rPr>
-                  <w:rStyle w:val="Hipervnculo"/>
-                </w:rPr>
-                <w:t>https://pixabay.com/music/blues-mississippi-blues-164497/</w:t>
-              </w:r>
-            </w:hyperlink>
-            <w:r>
-              <w:t xml:space="preserve"> </w:t>
-            </w:r>
-          </w:p>
-          <w:p>
-            <w:pPr>
-              <w:rPr>
-                <w:b/>
-                <w:bCs/>
-              </w:rPr>
-            </w:pPr>
-            <w:r>
-              <w:rPr>
-                <w:b/>
-                <w:bCs/>
-              </w:rPr>
+            <w:r>
               <w:lastRenderedPageBreak/>
-              <w:t>DON CAMPOS</w:t>
-            </w:r>
-          </w:p>
-          <w:p>
-            <w:r>
-              <w:t>Así es. Refrigerar no es meter todo a la nevera y cerrar la puerta.</w:t>
-            </w:r>
-          </w:p>
-          <w:p>
-            <w:r>
-              <w:t>Para empezar, se deben separar los frutos según su madurez.</w:t>
-            </w:r>
-          </w:p>
-          <w:p>
-            <w:pPr>
-              <w:rPr>
-                <w:b/>
-                <w:bCs/>
-              </w:rPr>
-            </w:pPr>
-            <w:r>
-              <w:rPr>
-                <w:b/>
-                <w:bCs/>
-              </w:rPr>
-              <w:t>ASUSENA</w:t>
-            </w:r>
-          </w:p>
-          <w:p>
-            <w:r>
               <w:t>Los frutos maduros liberan etileno, una sustancia natural que acelera la maduración.</w:t>
             </w:r>
           </w:p>
@@ -6128,18 +6175,18 @@
                 <w:b/>
                 <w:bCs/>
               </w:rPr>
-              <w:t>Efecto de sonido</w:t>
+              <w:t>DON CAMPOS</w:t>
             </w:r>
           </w:p>
           <w:p>
-            <w:hyperlink w:history="1" r:id="rId17">
-              <w:r>
-                <w:rPr>
-                  <w:rStyle w:val="Hipervnculo"/>
-                </w:rPr>
-                <w:t>https://freesound.org/people/mehraniiii/sounds/588234/</w:t>
-              </w:r>
-            </w:hyperlink>
+            <w:r>
+              <w:t>Pero mucho cuidado, no todos los productos se refrigeran.</w:t>
+            </w:r>
+          </w:p>
+          <w:p>
+            <w:r>
+              <w:t>Algunos son sensibles al frío y pueden perder su textura y sabor.</w:t>
+            </w:r>
           </w:p>
           <w:p>
             <w:pPr>
@@ -6153,18 +6200,12 @@
                 <w:b/>
                 <w:bCs/>
               </w:rPr>
-              <w:t>DON CAMPOS</w:t>
+              <w:t>ASUSENA</w:t>
             </w:r>
           </w:p>
           <w:p>
             <w:r>
-              <w:t>Pero mucho cuidado, no todos los productos se refrigeran.</w:t>
-            </w:r>
-          </w:p>
-          <w:p>
-            <w:r>
-              <w:lastRenderedPageBreak/>
-              <w:t>Algunos son sensibles al frío y pueden perder su textura y sabor.</w:t>
+              <w:t>Por ejemplo, calabaza, pepino, pimentón y tomate no reaccionan bien a bajas temperaturas.</w:t>
             </w:r>
           </w:p>
           <w:p>
@@ -6175,24 +6216,7 @@
               </w:rPr>
             </w:pPr>
             <w:r>
-              <w:rPr>
-                <w:b/>
-                <w:bCs/>
-              </w:rPr>
-              <w:t>Cortina Musical</w:t>
-            </w:r>
-          </w:p>
-          <w:p>
-            <w:hyperlink w:history="1" r:id="rId18">
-              <w:r>
-                <w:rPr>
-                  <w:rStyle w:val="Hipervnculo"/>
-                </w:rPr>
-                <w:t>https://pixabay.com/music/acoustic-group-comedy-podcast-casual-amp-fun-1-468459/</w:t>
-              </w:r>
-            </w:hyperlink>
-            <w:r>
-              <w:t xml:space="preserve"> </w:t>
+              <w:t>Y lo mismo pasa con frutas tropicales como el banano, la piña, el mango y los cítricos.</w:t>
             </w:r>
           </w:p>
           <w:p>
@@ -6207,12 +6231,18 @@
                 <w:b/>
                 <w:bCs/>
               </w:rPr>
-              <w:t>ASUSENA</w:t>
+              <w:t>DON CAMPOS</w:t>
             </w:r>
           </w:p>
           <w:p>
             <w:r>
-              <w:t>Por ejemplo, calabaza, pepino, pimentón y tomate no reaccionan bien a bajas temperaturas.</w:t>
+              <w:lastRenderedPageBreak/>
+              <w:t>Cuando estos productos se refrigeran, pueden sufrir daños por frío.</w:t>
+            </w:r>
+          </w:p>
+          <w:p>
+            <w:r>
+              <w:t>La maduración se detiene o aparece la cristalización, lo que comúnmente conocemos como “pasmar”.</w:t>
             </w:r>
           </w:p>
           <w:p>
@@ -6223,7 +6253,16 @@
               </w:rPr>
             </w:pPr>
             <w:r>
-              <w:t>Y lo mismo pasa con frutas tropicales como el banano, la piña, el mango y los cítricos.</w:t>
+              <w:rPr>
+                <w:b/>
+                <w:bCs/>
+              </w:rPr>
+              <w:t>ASUSENA</w:t>
+            </w:r>
+          </w:p>
+          <w:p>
+            <w:r>
+              <w:t>Por eso, usar bien la refrigeración no es solo enfriar, es conocer el alimento y tratarlo bien.</w:t>
             </w:r>
           </w:p>
           <w:p>
@@ -6243,12 +6282,7 @@
           </w:p>
           <w:p>
             <w:r>
-              <w:t>Cuando estos productos se refrigeran, pueden sufrir daños por frío.</w:t>
-            </w:r>
-          </w:p>
-          <w:p>
-            <w:r>
-              <w:t>La maduración se detiene o aparece la cristalización, lo que comúnmente conocemos como “pasmar”.</w:t>
+              <w:t>Porque conservarlos bien es cuidar la calidad y evitar pérdidas innecesarias.</w:t>
             </w:r>
           </w:p>
           <w:p>
@@ -6268,82 +6302,13 @@
           </w:p>
           <w:p>
             <w:r>
-              <w:t>Por eso, usar bien la refrigeración no es solo enfriar, es conocer el alimento y tratarlo bien.</w:t>
+              <w:t>Hasta aquí nuestro episodio de hoy.</w:t>
             </w:r>
           </w:p>
           <w:p>
-            <w:pPr>
-              <w:rPr>
-                <w:b/>
-                <w:bCs/>
-              </w:rPr>
-            </w:pPr>
-            <w:r>
-              <w:rPr>
-                <w:b/>
-                <w:bCs/>
-              </w:rPr>
-              <w:t>DON CAMPOS</w:t>
-            </w:r>
-          </w:p>
-          <w:p>
-            <w:r>
-              <w:t>Porque conservarlos bien es cuidar la calidad y evitar pérdidas innecesarias.</w:t>
-            </w:r>
-          </w:p>
-          <w:p>
-            <w:pPr>
-              <w:rPr>
-                <w:b/>
-                <w:bCs/>
-              </w:rPr>
-            </w:pPr>
-            <w:r>
-              <w:rPr>
-                <w:b/>
-                <w:bCs/>
-              </w:rPr>
-              <w:t>ASUSENA</w:t>
-            </w:r>
-          </w:p>
-          <w:p>
-            <w:r>
-              <w:t>Hasta aquí nuestro episodio de hoy.</w:t>
-            </w:r>
-          </w:p>
-          <w:p>
-            <w:r>
-              <w:lastRenderedPageBreak/>
+            <w:r>
               <w:t>Nos escuchamos pronto, manteniendo el conocimiento… muy fresco.</w:t>
             </w:r>
-          </w:p>
-          <w:p>
-            <w:pPr>
-              <w:rPr>
-                <w:b/>
-                <w:bCs/>
-              </w:rPr>
-            </w:pPr>
-            <w:r>
-              <w:rPr>
-                <w:b/>
-                <w:bCs/>
-              </w:rPr>
-              <w:t>Cortina musical</w:t>
-            </w:r>
-          </w:p>
-          <w:p>
-            <w:r>
-              <w:t xml:space="preserve">Cortina de cierre que se funde poco a poco. </w:t>
-            </w:r>
-            <w:hyperlink w:history="1" r:id="rId19">
-              <w:r>
-                <w:rPr>
-                  <w:rStyle w:val="Hipervnculo"/>
-                </w:rPr>
-                <w:t>https://pixabay.com/music/upbeat-travel-vlog-podcast-music-286446/</w:t>
-              </w:r>
-            </w:hyperlink>
           </w:p>
           <w:p/>
         </w:tc>
@@ -6437,6 +6402,7 @@
         <w:rPr>
           <w:rStyle w:val="Ttulo5Car"/>
         </w:rPr>
+        <w:lastRenderedPageBreak/>
         <w:t>Preparación previa:</w:t>
       </w:r>
       <w:r>
@@ -6450,7 +6416,7 @@
       <w:pPr>
         <w:pStyle w:val="Ttulo2"/>
       </w:pPr>
-      <w:bookmarkStart w:name="_Toc223196010" w:id="15"/>
+      <w:bookmarkStart w:id="15" w:name="_Toc224656995"/>
       <w:r>
         <w:t>Escaldado (blanqueado)</w:t>
       </w:r>
@@ -6480,7 +6446,6 @@
         <w:rPr>
           <w:lang w:val="es-419" w:eastAsia="es-CO"/>
         </w:rPr>
-        <w:lastRenderedPageBreak/>
         <w:t>Tiempos de escaldado de verduras</w:t>
       </w:r>
     </w:p>
@@ -7070,6 +7035,7 @@
                 <w:color w:val="12263F"/>
                 <w:szCs w:val="24"/>
               </w:rPr>
+              <w:lastRenderedPageBreak/>
               <w:t>Choclo</w:t>
             </w:r>
           </w:p>
@@ -7393,57 +7359,63 @@
         <w:rPr>
           <w:lang w:eastAsia="es-CO"/>
         </w:rPr>
+        <w:t>La correcta aplicación de la refrigeración, congelación y escaldado permite conservar frutas y verduras en condiciones seguras, manteniendo su calidad nutricional, sensorial e higiénica, y reduciendo los riesgos para la salud del consumidor.</w:t>
+      </w:r>
+    </w:p>
+    <w:p>
+      <w:pPr>
+        <w:pStyle w:val="Ttulo2"/>
+      </w:pPr>
+      <w:bookmarkStart w:id="16" w:name="_Toc224656996"/>
+      <w:r>
+        <w:t>Empaque y consideraciones generales en la congelación de frutas</w:t>
+      </w:r>
+      <w:bookmarkEnd w:id="16"/>
+    </w:p>
+    <w:p>
+      <w:pPr>
+        <w:rPr>
+          <w:lang w:val="es-419" w:eastAsia="es-CO"/>
+        </w:rPr>
+      </w:pPr>
+      <w:r>
+        <w:rPr>
+          <w:lang w:val="es-419" w:eastAsia="es-CO"/>
+        </w:rPr>
+        <w:t>El empaque es una etapa fundamental en la conservación de frutas por congelación, ya que influye directamente en la calidad, seguridad y vida útil del producto. El recipiente donde se empacan los trozos de fruta debe quedar bien lleno, sin presencia de aire, correctamente sellado y rotulado con el nombre del producto, la fecha de elaboración y el gramaje.</w:t>
+      </w:r>
+    </w:p>
+    <w:p>
+      <w:pPr>
+        <w:rPr>
+          <w:lang w:val="es-419" w:eastAsia="es-CO"/>
+        </w:rPr>
+      </w:pPr>
+      <w:r>
+        <w:rPr>
+          <w:lang w:val="es-419" w:eastAsia="es-CO"/>
+        </w:rPr>
+        <w:t>Es importante tener en cuenta que, durante la congelación, los microorganismos no se eliminan, sino que permanecen inactivos. Por esta razón, al momento de la descongelación, no se debe romper la cadena de frío, ya que esto favorece la reactivación microbiana y el deterioro del alimento.</w:t>
+      </w:r>
+    </w:p>
+    <w:p>
+      <w:pPr>
+        <w:rPr>
+          <w:lang w:val="es-419" w:eastAsia="es-CO"/>
+        </w:rPr>
+      </w:pPr>
+      <w:r>
+        <w:rPr>
+          <w:lang w:val="es-419" w:eastAsia="es-CO"/>
+        </w:rPr>
+        <w:t xml:space="preserve">En general, casi todas las frutas pueden congelarse, aunque algunas verduras como el tomate, el pimentón y otras destinadas a ensaladas no se recomiendan para </w:t>
+      </w:r>
+      <w:r>
+        <w:rPr>
+          <w:lang w:val="es-419" w:eastAsia="es-CO"/>
+        </w:rPr>
         <w:lastRenderedPageBreak/>
-        <w:t>La correcta aplicación de la refrigeración, congelación y escaldado permite conservar frutas y verduras en condiciones seguras, manteniendo su calidad nutricional, sensorial e higiénica, y reduciendo los riesgos para la salud del consumidor.</w:t>
-      </w:r>
-    </w:p>
-    <w:p>
-      <w:pPr>
-        <w:pStyle w:val="Ttulo2"/>
-      </w:pPr>
-      <w:bookmarkStart w:name="_Toc223196011" w:id="16"/>
-      <w:r>
-        <w:t>Empaque y consideraciones generales en la congelación de frutas</w:t>
-      </w:r>
-      <w:bookmarkEnd w:id="16"/>
-    </w:p>
-    <w:p>
-      <w:pPr>
-        <w:rPr>
-          <w:lang w:val="es-419" w:eastAsia="es-CO"/>
-        </w:rPr>
-      </w:pPr>
-      <w:r>
-        <w:rPr>
-          <w:lang w:val="es-419" w:eastAsia="es-CO"/>
-        </w:rPr>
-        <w:t>El empaque es una etapa fundamental en la conservación de frutas por congelación, ya que influye directamente en la calidad, seguridad y vida útil del producto. El recipiente donde se empacan los trozos de fruta debe quedar bien lleno, sin presencia de aire, correctamente sellado y rotulado con el nombre del producto, la fecha de elaboración y el gramaje.</w:t>
-      </w:r>
-    </w:p>
-    <w:p>
-      <w:pPr>
-        <w:rPr>
-          <w:lang w:val="es-419" w:eastAsia="es-CO"/>
-        </w:rPr>
-      </w:pPr>
-      <w:r>
-        <w:rPr>
-          <w:lang w:val="es-419" w:eastAsia="es-CO"/>
-        </w:rPr>
-        <w:t>Es importante tener en cuenta que, durante la congelación, los microorganismos no se eliminan, sino que permanecen inactivos. Por esta razón, al momento de la descongelación, no se debe romper la cadena de frío, ya que esto favorece la reactivación microbiana y el deterioro del alimento.</w:t>
-      </w:r>
-    </w:p>
-    <w:p>
-      <w:pPr>
-        <w:rPr>
-          <w:lang w:val="es-419" w:eastAsia="es-CO"/>
-        </w:rPr>
-      </w:pPr>
-      <w:r>
-        <w:rPr>
-          <w:lang w:val="es-419" w:eastAsia="es-CO"/>
-        </w:rPr>
-        <w:t>En general, casi todas las frutas pueden congelarse, aunque algunas verduras como el tomate, el pimentón y otras destinadas a ensaladas no se recomiendan para este proceso, debido a que pierden su textura crujiente. Las frutas pueden congelarse en forma de pulpa, jugo, rebanadas o enteras, y se les puede adicionar azúcar y ácido cítrico, el cual ayuda a retardar la oxidación química causada por la acción de las enzimas.</w:t>
+        <w:t>este proceso, debido a que pierden su textura crujiente. Las frutas pueden congelarse en forma de pulpa, jugo, rebanadas o enteras, y se les puede adicionar azúcar y ácido cítrico, el cual ayuda a retardar la oxidación química causada por la acción de las enzimas.</w:t>
       </w:r>
     </w:p>
     <w:p>
@@ -7472,7 +7444,6 @@
         <w:pStyle w:val="Ttulo5"/>
       </w:pPr>
       <w:r>
-        <w:lastRenderedPageBreak/>
         <w:t>Proceso de fruta en almíbar</w:t>
       </w:r>
     </w:p>
@@ -7641,6 +7612,7 @@
         <w:rPr>
           <w:lang w:val="es-419" w:eastAsia="es-CO"/>
         </w:rPr>
+        <w:lastRenderedPageBreak/>
         <w:t>Preparación del ácido ascórbico: si se emplea en tabletas, estas deben macerarse hasta obtener un polvo fino.</w:t>
       </w:r>
     </w:p>
@@ -7830,7 +7802,7 @@
       <w:pPr>
         <w:pStyle w:val="Ttulo2"/>
       </w:pPr>
-      <w:bookmarkStart w:name="_Toc223196012" w:id="17"/>
+      <w:bookmarkStart w:id="17" w:name="_Toc224656997"/>
       <w:r>
         <w:t>Consejos para la refrigeración y congelación</w:t>
       </w:r>
@@ -7890,6 +7862,7 @@
         <w:rPr>
           <w:rStyle w:val="Ttulo5Car"/>
         </w:rPr>
+        <w:lastRenderedPageBreak/>
         <w:t>Cadena de frío.</w:t>
       </w:r>
       <w:r>
@@ -7966,9 +7939,8 @@
       <w:pPr>
         <w:pStyle w:val="Ttulo2"/>
       </w:pPr>
-      <w:bookmarkStart w:name="_Toc223196013" w:id="18"/>
-      <w:r>
-        <w:lastRenderedPageBreak/>
+      <w:bookmarkStart w:id="18" w:name="_Toc224656998"/>
+      <w:r>
         <w:t>Pulpas de frutas</w:t>
       </w:r>
       <w:bookmarkEnd w:id="18"/>
@@ -8048,6 +8020,7 @@
         <w:rPr>
           <w:rStyle w:val="Ttulo5Car"/>
         </w:rPr>
+        <w:lastRenderedPageBreak/>
         <w:t>Mango.</w:t>
       </w:r>
       <w:r>
@@ -8079,7 +8052,19 @@
         <w:rPr>
           <w:lang w:val="es-419" w:eastAsia="es-CO"/>
         </w:rPr>
-        <w:t xml:space="preserve"> Se deben elegir los frutos más pesados; cuando la piel está arrugada indica que está listo para el consumo.</w:t>
+        <w:t xml:space="preserve"> Se deben elegir los frutos más pesados; cuando la piel está arrugada indica</w:t>
+      </w:r>
+      <w:r>
+        <w:rPr>
+          <w:lang w:val="es-419" w:eastAsia="es-CO"/>
+        </w:rPr>
+        <w:t>,</w:t>
+      </w:r>
+      <w:r>
+        <w:rPr>
+          <w:lang w:val="es-419" w:eastAsia="es-CO"/>
+        </w:rPr>
+        <w:t xml:space="preserve"> que está listo para el consumo.</w:t>
       </w:r>
     </w:p>
     <w:p>
@@ -8137,7 +8122,6 @@
         <w:pStyle w:val="Ttulo3"/>
       </w:pPr>
       <w:r>
-        <w:lastRenderedPageBreak/>
         <w:t>Acondicionamiento de la fruta</w:t>
       </w:r>
     </w:p>
@@ -8248,6 +8232,7 @@
         <w:rPr>
           <w:rStyle w:val="Ttulo5Car"/>
         </w:rPr>
+        <w:lastRenderedPageBreak/>
         <w:t>Colado.</w:t>
       </w:r>
       <w:r>
@@ -8342,7 +8327,6 @@
         <w:rPr>
           <w:lang w:val="es-419" w:eastAsia="es-CO"/>
         </w:rPr>
-        <w:lastRenderedPageBreak/>
         <w:t>La aplicación adecuada de estos pasos permite obtener pulpas de frutas seguras, de buena calidad y aptas para el consumo, facilitando su almacenamiento y uso posterior sin comprometer sus características sensoriales ni su inocuidad.</w:t>
       </w:r>
     </w:p>
@@ -8425,44 +8409,9 @@
     </w:p>
     <w:p>
       <w:pPr>
-        <w:rPr>
-          <w:lang w:val="es-419" w:eastAsia="es-CO"/>
-        </w:rPr>
-      </w:pPr>
-    </w:p>
-    <w:p>
-      <w:pPr>
-        <w:rPr>
-          <w:lang w:val="es-419" w:eastAsia="es-CO"/>
-        </w:rPr>
-      </w:pPr>
-    </w:p>
-    <w:p>
-      <w:pPr>
-        <w:rPr>
-          <w:lang w:val="es-419" w:eastAsia="es-CO"/>
-        </w:rPr>
-      </w:pPr>
-    </w:p>
-    <w:p>
-      <w:pPr>
-        <w:rPr>
-          <w:lang w:val="es-419" w:eastAsia="es-CO"/>
-        </w:rPr>
-      </w:pPr>
-    </w:p>
-    <w:p>
-      <w:pPr>
-        <w:rPr>
-          <w:lang w:val="es-419" w:eastAsia="es-CO"/>
-        </w:rPr>
-      </w:pPr>
-    </w:p>
-    <w:p>
-      <w:pPr>
         <w:pStyle w:val="Ttulo1"/>
       </w:pPr>
-      <w:bookmarkStart w:name="_Toc223196014" w:id="19"/>
+      <w:bookmarkStart w:id="19" w:name="_Toc224656999"/>
       <w:r>
         <w:lastRenderedPageBreak/>
         <w:t>Conservación de frutas y verduras por calor y reducción de agua</w:t>
@@ -8486,7 +8435,7 @@
       <w:pPr>
         <w:pStyle w:val="Ttulo2"/>
       </w:pPr>
-      <w:bookmarkStart w:name="_Toc223196015" w:id="20"/>
+      <w:bookmarkStart w:id="20" w:name="_Toc224657000"/>
       <w:r>
         <w:t>Conservación de frutas y verduras por calor</w:t>
       </w:r>
@@ -8552,7 +8501,35 @@
         <w:rPr>
           <w:lang w:val="es-419" w:eastAsia="es-CO"/>
         </w:rPr>
-        <w:t>Para verificar que el proceso de esterilización se ha realizado correctamente, la industria alimentaria utiliza como microorganismo indicador al Clostridium botulinum, ya que este se desarrolla con facilidad en ambientes sin oxígeno, característicos de los productos enlatados.</w:t>
+        <w:t xml:space="preserve">Para verificar que el proceso de esterilización se ha realizado correctamente, la industria alimentaria utiliza como microorganismo indicador al </w:t>
+      </w:r>
+      <w:proofErr w:type="spellStart"/>
+      <w:r>
+        <w:rPr>
+          <w:lang w:val="es-419" w:eastAsia="es-CO"/>
+        </w:rPr>
+        <w:t>Clostridium</w:t>
+      </w:r>
+      <w:proofErr w:type="spellEnd"/>
+      <w:r>
+        <w:rPr>
+          <w:lang w:val="es-419" w:eastAsia="es-CO"/>
+        </w:rPr>
+        <w:t xml:space="preserve"> </w:t>
+      </w:r>
+      <w:proofErr w:type="spellStart"/>
+      <w:r>
+        <w:rPr>
+          <w:lang w:val="es-419" w:eastAsia="es-CO"/>
+        </w:rPr>
+        <w:t>botulinum</w:t>
+      </w:r>
+      <w:proofErr w:type="spellEnd"/>
+      <w:r>
+        <w:rPr>
+          <w:lang w:val="es-419" w:eastAsia="es-CO"/>
+        </w:rPr>
+        <w:t>, ya que este se desarrolla con facilidad en ambientes sin oxígeno, característicos de los productos enlatados.</w:t>
       </w:r>
     </w:p>
     <w:p>
@@ -8579,7 +8556,7 @@
       <w:pPr>
         <w:pStyle w:val="Ttulo2"/>
       </w:pPr>
-      <w:bookmarkStart w:name="_Toc223196016" w:id="21"/>
+      <w:bookmarkStart w:id="21" w:name="_Toc224657001"/>
       <w:r>
         <w:t>Conservación de frutas y verduras por reducción de agua y control de oxígeno</w:t>
       </w:r>
@@ -8645,7 +8622,37 @@
         <w:rPr>
           <w:lang w:val="es-419" w:eastAsia="es-CO"/>
         </w:rPr>
-        <w:t xml:space="preserve"> Se realiza en secadoras mediante aire caliente, hasta alcanzar niveles de humedad entre 1% y 5</w:t>
+        <w:t xml:space="preserve"> Se realiza en secadoras mediante aire caliente, hasta alcanzar niveles de humedad entre 1</w:t>
+      </w:r>
+      <w:r>
+        <w:rPr>
+          <w:lang w:val="es-419" w:eastAsia="es-CO"/>
+        </w:rPr>
+        <w:t xml:space="preserve"> </w:t>
+      </w:r>
+      <w:r>
+        <w:rPr>
+          <w:lang w:val="es-419" w:eastAsia="es-CO"/>
+        </w:rPr>
+        <w:t>% y 5</w:t>
+      </w:r>
+      <w:r>
+        <w:rPr>
+          <w:lang w:val="es-419" w:eastAsia="es-CO"/>
+        </w:rPr>
+        <w:t xml:space="preserve"> </w:t>
+      </w:r>
+      <w:r>
+        <w:rPr>
+          <w:lang w:val="es-419" w:eastAsia="es-CO"/>
+        </w:rPr>
+        <w:t>%</w:t>
+      </w:r>
+      <w:r>
+        <w:rPr>
+          <w:lang w:val="es-419" w:eastAsia="es-CO"/>
+        </w:rPr>
+        <w:t xml:space="preserve">. </w:t>
       </w:r>
     </w:p>
     <w:p>
@@ -8670,7 +8677,19 @@
         <w:rPr>
           <w:lang w:val="es-419" w:eastAsia="es-CO"/>
         </w:rPr>
-        <w:t xml:space="preserve"> El alimento se congela y luego se somete a una cámara de vacío, donde el agua se elimina por sublimación. El producto final contiene aproximadamente 2% de agua. Es un método costoso, pero conserva muy bien las características sensoriales.</w:t>
+        <w:t xml:space="preserve"> El alimento se congela y luego se somete a una cámara de vacío, donde el agua se elimina por sublimación. El producto final contiene aproximadamente 2</w:t>
+      </w:r>
+      <w:r>
+        <w:rPr>
+          <w:lang w:val="es-419" w:eastAsia="es-CO"/>
+        </w:rPr>
+        <w:t xml:space="preserve"> </w:t>
+      </w:r>
+      <w:r>
+        <w:rPr>
+          <w:lang w:val="es-419" w:eastAsia="es-CO"/>
+        </w:rPr>
+        <w:t>% de agua. Es un método costoso, pero conserva muy bien las características sensoriales.</w:t>
       </w:r>
     </w:p>
     <w:p>
@@ -8894,8 +8913,16 @@
         <w:rPr>
           <w:lang w:val="es-419" w:eastAsia="es-CO"/>
         </w:rPr>
-        <w:t>Preparación: lavar y cortar en trozos, cubos, tiras o rodajas de aproximadamente 5 mm.</w:t>
-      </w:r>
+        <w:t xml:space="preserve">Preparación: lavar y cortar en trozos, cubos, tiras o rodajas de aproximadamente 5 </w:t>
+      </w:r>
+      <w:proofErr w:type="spellStart"/>
+      <w:r>
+        <w:rPr>
+          <w:lang w:val="es-419" w:eastAsia="es-CO"/>
+        </w:rPr>
+        <w:t>mm.</w:t>
+      </w:r>
+      <w:proofErr w:type="spellEnd"/>
     </w:p>
     <w:p>
       <w:pPr>
@@ -9006,14 +9033,56 @@
         <w:rPr>
           <w:lang w:val="es-419" w:eastAsia="es-CO"/>
         </w:rPr>
-        <w:t>La correcta aplicación de los métodos de conservación por calor y reducción de agua permite obtener alimentos seguros, con mayor durabilidad, teniendo en cuenta los posibles cambios nutricionales y sensoriales que pueden presentarse durante estos procesos.</w:t>
+        <w:t xml:space="preserve">La correcta aplicación de los métodos de </w:t>
+      </w:r>
+      <w:r>
+        <w:rPr>
+          <w:b/>
+          <w:bCs/>
+          <w:lang w:val="es-419" w:eastAsia="es-CO"/>
+        </w:rPr>
+        <w:t>conservación por calor y reducción de agua</w:t>
+      </w:r>
+      <w:r>
+        <w:rPr>
+          <w:lang w:val="es-419" w:eastAsia="es-CO"/>
+        </w:rPr>
+        <w:t xml:space="preserve"> permite obtener alimentos </w:t>
+      </w:r>
+      <w:r>
+        <w:rPr>
+          <w:b/>
+          <w:bCs/>
+          <w:lang w:val="es-419" w:eastAsia="es-CO"/>
+        </w:rPr>
+        <w:t>seguros</w:t>
+      </w:r>
+      <w:r>
+        <w:rPr>
+          <w:lang w:val="es-419" w:eastAsia="es-CO"/>
+        </w:rPr>
+        <w:t xml:space="preserve">, con mayor </w:t>
+      </w:r>
+      <w:r>
+        <w:rPr>
+          <w:b/>
+          <w:bCs/>
+          <w:lang w:val="es-419" w:eastAsia="es-CO"/>
+        </w:rPr>
+        <w:t>durabilidad</w:t>
+      </w:r>
+      <w:r>
+        <w:rPr>
+          <w:lang w:val="es-419" w:eastAsia="es-CO"/>
+        </w:rPr>
+        <w:t>, teniendo en cuenta los posibles cambios nutricionales y sensoriales que pueden presentarse durante estos procesos.</w:t>
       </w:r>
     </w:p>
     <w:p>
       <w:pPr>
         <w:pStyle w:val="Ttulo2"/>
       </w:pPr>
-      <w:bookmarkStart w:name="_Toc223196017" w:id="22"/>
+      <w:bookmarkStart w:id="22" w:name="_Toc224657002"/>
       <w:r>
         <w:t>Control de oxígeno y regulación del pH en la conservación de alimentos</w:t>
       </w:r>
@@ -9109,8 +9178,13 @@
         <w:pStyle w:val="Ttulo3"/>
       </w:pPr>
       <w:r>
-        <w:t>Conservación mediante la regulación del Ph</w:t>
-      </w:r>
+        <w:t xml:space="preserve">Conservación mediante la regulación del </w:t>
+      </w:r>
+      <w:proofErr w:type="spellStart"/>
+      <w:r>
+        <w:t>Ph</w:t>
+      </w:r>
+      <w:proofErr w:type="spellEnd"/>
     </w:p>
     <w:p>
       <w:pPr>
@@ -9159,7 +9233,7 @@
           <w:lang w:val="es-CO"/>
         </w:rPr>
       </w:pPr>
-      <w:bookmarkStart w:name="_Toc223196018" w:id="23"/>
+      <w:bookmarkStart w:id="23" w:name="_Toc224657003"/>
       <w:r>
         <w:rPr>
           <w:lang w:val="es-CO"/>
@@ -9229,13 +9303,13 @@
                     <pic:cNvPicPr/>
                   </pic:nvPicPr>
                   <pic:blipFill>
-                    <a:blip r:embed="rId20" cstate="print">
+                    <a:blip r:embed="rId12" cstate="print">
                       <a:extLst>
                         <a:ext uri="{28A0092B-C50C-407E-A947-70E740481C1C}">
                           <a14:useLocalDpi xmlns:a14="http://schemas.microsoft.com/office/drawing/2010/main" val="0"/>
                         </a:ext>
                         <a:ext uri="{96DAC541-7B7A-43D3-8B79-37D633B846F1}">
-                          <asvg:svgBlip xmlns:asvg="http://schemas.microsoft.com/office/drawing/2016/SVG/main" r:embed="rId21"/>
+                          <asvg:svgBlip xmlns:asvg="http://schemas.microsoft.com/office/drawing/2016/SVG/main" r:embed="rId13"/>
                         </a:ext>
                       </a:extLst>
                     </a:blip>
@@ -9266,7 +9340,7 @@
           <w:lang w:val="es-CO"/>
         </w:rPr>
       </w:pPr>
-      <w:bookmarkStart w:name="_Toc223196019" w:id="24"/>
+      <w:bookmarkStart w:id="24" w:name="_Toc224657004"/>
       <w:r>
         <w:rPr>
           <w:lang w:val="es-CO"/>
@@ -9444,7 +9518,7 @@
             <w:pPr>
               <w:pStyle w:val="TextoTablas"/>
             </w:pPr>
-            <w:hyperlink w:history="1" r:id="rId22">
+            <w:hyperlink r:id="rId14" w:history="1">
               <w:r>
                 <w:rPr>
                   <w:rStyle w:val="Hipervnculo"/>
@@ -9534,7 +9608,7 @@
             <w:pPr>
               <w:pStyle w:val="TextoTablas"/>
             </w:pPr>
-            <w:hyperlink w:history="1" r:id="rId23">
+            <w:hyperlink r:id="rId15" w:history="1">
               <w:r>
                 <w:rPr>
                   <w:rStyle w:val="Hipervnculo"/>
@@ -9565,7 +9639,7 @@
           <w:lang w:val="es-CO"/>
         </w:rPr>
       </w:pPr>
-      <w:bookmarkStart w:name="_Toc223196020" w:id="25"/>
+      <w:bookmarkStart w:id="25" w:name="_Toc224657005"/>
       <w:r>
         <w:rPr>
           <w:lang w:val="es-CO"/>
@@ -9616,7 +9690,19 @@
         <w:rPr>
           <w:lang w:eastAsia="es-CO"/>
         </w:rPr>
-        <w:t xml:space="preserve"> presencia de agentes físicos, químicos o biológicos en el alimento.</w:t>
+        <w:t xml:space="preserve"> presencia de agentes físicos, químicos o biológicos en el </w:t>
+      </w:r>
+      <w:r>
+        <w:rPr>
+          <w:lang w:eastAsia="es-CO"/>
+        </w:rPr>
+        <w:t xml:space="preserve">    </w:t>
+      </w:r>
+      <w:r>
+        <w:rPr>
+          <w:lang w:eastAsia="es-CO"/>
+        </w:rPr>
+        <w:t>alimento.</w:t>
       </w:r>
     </w:p>
     <w:p>
@@ -9800,7 +9886,7 @@
           <w:lang w:val="es-CO"/>
         </w:rPr>
       </w:pPr>
-      <w:bookmarkStart w:name="_Toc223196021" w:id="26"/>
+      <w:bookmarkStart w:id="26" w:name="_Toc224657006"/>
       <w:r>
         <w:rPr>
           <w:lang w:val="es-CO"/>
@@ -9868,7 +9954,7 @@
           <w:lang w:val="es-CO"/>
         </w:rPr>
       </w:pPr>
-      <w:bookmarkStart w:name="_Toc223196022" w:id="27"/>
+      <w:bookmarkStart w:id="27" w:name="_Toc224657007"/>
       <w:r>
         <w:rPr>
           <w:lang w:val="es-CO"/>
@@ -10044,8 +10130,16 @@
               <w:rPr>
                 <w:lang w:val="es-CO"/>
               </w:rPr>
-              <w:t>Olga Constanza Bermúdez Jaimes</w:t>
-            </w:r>
+              <w:t xml:space="preserve">Olga Constanza Bermúdez </w:t>
+            </w:r>
+            <w:proofErr w:type="spellStart"/>
+            <w:r>
+              <w:rPr>
+                <w:lang w:val="es-CO"/>
+              </w:rPr>
+              <w:t>Jaimes</w:t>
+            </w:r>
+            <w:proofErr w:type="spellEnd"/>
           </w:p>
         </w:tc>
         <w:tc>
@@ -10106,7 +10200,7 @@
               <w:rPr>
                 <w:lang w:val="es-CO"/>
               </w:rPr>
-              <w:t>Ángela Viviana Páez Perilla</w:t>
+              <w:t>Oscar Hernán Fuentes Hernández</w:t>
             </w:r>
           </w:p>
         </w:tc>
@@ -10121,7 +10215,6 @@
                 <w:lang w:val="es-CO"/>
               </w:rPr>
             </w:pPr>
-            <w:proofErr w:type="gramStart"/>
             <w:r>
               <w:rPr>
                 <w:lang w:val="es-CO"/>
@@ -10150,9 +10243,8 @@
               <w:rPr>
                 <w:lang w:val="es-CO"/>
               </w:rPr>
-              <w:t>a</w:t>
-            </w:r>
-            <w:proofErr w:type="gramEnd"/>
+              <w:t>o</w:t>
+            </w:r>
           </w:p>
         </w:tc>
         <w:tc>
@@ -10170,7 +10262,13 @@
               <w:rPr>
                 <w:lang w:val="es-CO"/>
               </w:rPr>
-              <w:t>Centro Agroindustrial - Regional Quindío</w:t>
+              <w:t xml:space="preserve">Centro </w:t>
+            </w:r>
+            <w:r>
+              <w:rPr>
+                <w:lang w:val="es-CO"/>
+              </w:rPr>
+              <w:t>de Diseño e Innovación Tecnológica Industrial – Regional Risaralda.</w:t>
             </w:r>
           </w:p>
         </w:tc>
@@ -10370,6 +10468,7 @@
               </w:rPr>
               <w:t xml:space="preserve"> </w:t>
             </w:r>
+            <w:proofErr w:type="spellStart"/>
             <w:r>
               <w:rPr>
                 <w:rStyle w:val="Extranjerismo"/>
@@ -10377,6 +10476,7 @@
               </w:rPr>
               <w:t>stack</w:t>
             </w:r>
+            <w:proofErr w:type="spellEnd"/>
           </w:p>
         </w:tc>
         <w:tc>
@@ -10594,12 +10694,28 @@
                 <w:lang w:val="es-CO"/>
               </w:rPr>
             </w:pPr>
+            <w:proofErr w:type="spellStart"/>
             <w:r>
               <w:rPr>
                 <w:lang w:val="es-CO"/>
               </w:rPr>
-              <w:t>Maria Carolina Tamayo Lopez</w:t>
-            </w:r>
+              <w:t>Maria</w:t>
+            </w:r>
+            <w:proofErr w:type="spellEnd"/>
+            <w:r>
+              <w:rPr>
+                <w:lang w:val="es-CO"/>
+              </w:rPr>
+              <w:t xml:space="preserve"> Carolina Tamayo </w:t>
+            </w:r>
+            <w:proofErr w:type="spellStart"/>
+            <w:r>
+              <w:rPr>
+                <w:lang w:val="es-CO"/>
+              </w:rPr>
+              <w:t>Lopez</w:t>
+            </w:r>
+            <w:proofErr w:type="spellEnd"/>
           </w:p>
         </w:tc>
         <w:tc>
@@ -10813,12 +10929,34 @@
                 <w:lang w:val="es-CO"/>
               </w:rPr>
             </w:pPr>
+            <w:proofErr w:type="spellStart"/>
             <w:r>
               <w:rPr>
                 <w:lang w:val="es-CO"/>
               </w:rPr>
               <w:lastRenderedPageBreak/>
-              <w:t>Anyerson Wilfredo Pizo Ossa</w:t>
+              <w:t>Anyerson</w:t>
+            </w:r>
+            <w:proofErr w:type="spellEnd"/>
+            <w:r>
+              <w:rPr>
+                <w:lang w:val="es-CO"/>
+              </w:rPr>
+              <w:t xml:space="preserve"> Wilfredo </w:t>
+            </w:r>
+            <w:proofErr w:type="spellStart"/>
+            <w:r>
+              <w:rPr>
+                <w:lang w:val="es-CO"/>
+              </w:rPr>
+              <w:t>Pizo</w:t>
+            </w:r>
+            <w:proofErr w:type="spellEnd"/>
+            <w:r>
+              <w:rPr>
+                <w:lang w:val="es-CO"/>
+              </w:rPr>
+              <w:t xml:space="preserve"> Ossa</w:t>
             </w:r>
           </w:p>
         </w:tc>
@@ -10965,9 +11103,9 @@
       </w:pPr>
     </w:p>
     <w:sectPr>
-      <w:headerReference w:type="default" r:id="rId24"/>
-      <w:footerReference w:type="default" r:id="rId25"/>
-      <w:pgSz w:w="12240" w:h="15840" w:orient="portrait"/>
+      <w:headerReference w:type="default" r:id="rId16"/>
+      <w:footerReference w:type="default" r:id="rId17"/>
+      <w:pgSz w:w="12240" w:h="15840"/>
       <w:pgMar w:top="1701" w:right="1134" w:bottom="1134" w:left="1134" w:header="709" w:footer="737" w:gutter="0"/>
       <w:pgNumType w:start="1"/>
       <w:cols w:space="708"/>
@@ -10979,7 +11117,7 @@
 </file>
 
 <file path=word/endnotes.xml><?xml version="1.0" encoding="utf-8"?>
-<w:endnotes xmlns:wpc="http://schemas.microsoft.com/office/word/2010/wordprocessingCanvas" xmlns:cx="http://schemas.microsoft.com/office/drawing/2014/chartex" xmlns:cx1="http://schemas.microsoft.com/office/drawing/2015/9/8/chartex" xmlns:cx2="http://schemas.microsoft.com/office/drawing/2015/10/21/chartex" xmlns:cx3="http://schemas.microsoft.com/office/drawing/2016/5/9/chartex" xmlns:cx4="http://schemas.microsoft.com/office/drawing/2016/5/10/chartex" xmlns:cx5="http://schemas.microsoft.com/office/drawing/2016/5/11/chartex" xmlns:cx6="http://schemas.microsoft.com/office/drawing/2016/5/12/chartex" xmlns:cx7="http://schemas.microsoft.com/office/drawing/2016/5/13/chartex" xmlns:cx8="http://schemas.microsoft.com/office/drawing/2016/5/14/chartex" xmlns:mc="http://schemas.openxmlformats.org/markup-compatibility/2006" xmlns:aink="http://schemas.microsoft.com/office/drawing/2016/ink" xmlns:am3d="http://schemas.microsoft.com/office/drawing/2017/model3d" xmlns:o="urn:schemas-microsoft-com:office:office" xmlns:oel="http://schemas.microsoft.com/office/2019/extlst" xmlns:r="http://schemas.openxmlformats.org/officeDocument/2006/relationships" xmlns:m="http://schemas.openxmlformats.org/officeDocument/2006/math" xmlns:v="urn:schemas-microsoft-com:vml" xmlns:wp14="http://schemas.microsoft.com/office/word/2010/wordprocessingDrawing" xmlns:wp="http://schemas.openxmlformats.org/drawingml/2006/wordprocessingDrawing" xmlns:w10="urn:schemas-microsoft-com:office:word" xmlns:w="http://schemas.openxmlformats.org/wordprocessingml/2006/main" xmlns:w14="http://schemas.microsoft.com/office/word/2010/wordml" xmlns:w15="http://schemas.microsoft.com/office/word/2012/wordml" xmlns:w16cex="http://schemas.microsoft.com/office/word/2018/wordml/cex" xmlns:w16cid="http://schemas.microsoft.com/office/word/2016/wordml/cid" xmlns:w16="http://schemas.microsoft.com/office/word/2018/wordml" xmlns:w16du="http://schemas.microsoft.com/office/word/2023/wordml/word16du" xmlns:w16sdtdh="http://schemas.microsoft.com/office/word/2020/wordml/sdtdatahash" xmlns:w16sdtfl="http://schemas.microsoft.com/office/word/2024/wordml/sdtformatlock" xmlns:w16se="http://schemas.microsoft.com/office/word/2015/wordml/symex" xmlns:wpg="http://schemas.microsoft.com/office/word/2010/wordprocessingGroup" xmlns:wpi="http://schemas.microsoft.com/office/word/2010/wordprocessingInk" xmlns:wne="http://schemas.microsoft.com/office/word/2006/wordml" xmlns:wps="http://schemas.microsoft.com/office/word/2010/wordprocessingShape" mc:Ignorable="w14 w15 w16se w16cid w16 w16cex w16sdtdh w16sdtfl w16du wp14">
+<w:endnotes xmlns:wpc="http://schemas.microsoft.com/office/word/2010/wordprocessingCanvas" xmlns:cx="http://schemas.microsoft.com/office/drawing/2014/chartex" xmlns:cx1="http://schemas.microsoft.com/office/drawing/2015/9/8/chartex" xmlns:cx2="http://schemas.microsoft.com/office/drawing/2015/10/21/chartex" xmlns:cx3="http://schemas.microsoft.com/office/drawing/2016/5/9/chartex" xmlns:cx4="http://schemas.microsoft.com/office/drawing/2016/5/10/chartex" xmlns:cx5="http://schemas.microsoft.com/office/drawing/2016/5/11/chartex" xmlns:cx6="http://schemas.microsoft.com/office/drawing/2016/5/12/chartex" xmlns:cx7="http://schemas.microsoft.com/office/drawing/2016/5/13/chartex" xmlns:cx8="http://schemas.microsoft.com/office/drawing/2016/5/14/chartex" xmlns:mc="http://schemas.openxmlformats.org/markup-compatibility/2006" xmlns:aink="http://schemas.microsoft.com/office/drawing/2016/ink" xmlns:am3d="http://schemas.microsoft.com/office/drawing/2017/model3d" xmlns:o="urn:schemas-microsoft-com:office:office" xmlns:r="http://schemas.openxmlformats.org/officeDocument/2006/relationships" xmlns:m="http://schemas.openxmlformats.org/officeDocument/2006/math" xmlns:v="urn:schemas-microsoft-com:vml" xmlns:wp14="http://schemas.microsoft.com/office/word/2010/wordprocessingDrawing" xmlns:wp="http://schemas.openxmlformats.org/drawingml/2006/wordprocessingDrawing" xmlns:w10="urn:schemas-microsoft-com:office:word" xmlns:w="http://schemas.openxmlformats.org/wordprocessingml/2006/main" xmlns:w14="http://schemas.microsoft.com/office/word/2010/wordml" xmlns:w15="http://schemas.microsoft.com/office/word/2012/wordml" xmlns:w16cex="http://schemas.microsoft.com/office/word/2018/wordml/cex" xmlns:w16cid="http://schemas.microsoft.com/office/word/2016/wordml/cid" xmlns:w16="http://schemas.microsoft.com/office/word/2018/wordml" xmlns:w16sdtdh="http://schemas.microsoft.com/office/word/2020/wordml/sdtdatahash" xmlns:w16se="http://schemas.microsoft.com/office/word/2015/wordml/symex" xmlns:wpg="http://schemas.microsoft.com/office/word/2010/wordprocessingGroup" xmlns:wpi="http://schemas.microsoft.com/office/word/2010/wordprocessingInk" xmlns:wne="http://schemas.microsoft.com/office/word/2006/wordml" xmlns:wps="http://schemas.microsoft.com/office/word/2010/wordprocessingShape" mc:Ignorable="w14 w15 w16se w16cid w16 w16cex w16sdtdh wp14">
   <w:endnote w:type="separator" w:id="-1">
     <w:p>
       <w:pPr>
@@ -11004,7 +11142,7 @@
 </file>
 
 <file path=word/footer1.xml><?xml version="1.0" encoding="utf-8"?>
-<w:ftr xmlns:wpc="http://schemas.microsoft.com/office/word/2010/wordprocessingCanvas" xmlns:cx="http://schemas.microsoft.com/office/drawing/2014/chartex" xmlns:cx1="http://schemas.microsoft.com/office/drawing/2015/9/8/chartex" xmlns:cx2="http://schemas.microsoft.com/office/drawing/2015/10/21/chartex" xmlns:cx3="http://schemas.microsoft.com/office/drawing/2016/5/9/chartex" xmlns:cx4="http://schemas.microsoft.com/office/drawing/2016/5/10/chartex" xmlns:cx5="http://schemas.microsoft.com/office/drawing/2016/5/11/chartex" xmlns:cx6="http://schemas.microsoft.com/office/drawing/2016/5/12/chartex" xmlns:cx7="http://schemas.microsoft.com/office/drawing/2016/5/13/chartex" xmlns:cx8="http://schemas.microsoft.com/office/drawing/2016/5/14/chartex" xmlns:mc="http://schemas.openxmlformats.org/markup-compatibility/2006" xmlns:aink="http://schemas.microsoft.com/office/drawing/2016/ink" xmlns:am3d="http://schemas.microsoft.com/office/drawing/2017/model3d" xmlns:o="urn:schemas-microsoft-com:office:office" xmlns:oel="http://schemas.microsoft.com/office/2019/extlst" xmlns:r="http://schemas.openxmlformats.org/officeDocument/2006/relationships" xmlns:m="http://schemas.openxmlformats.org/officeDocument/2006/math" xmlns:v="urn:schemas-microsoft-com:vml" xmlns:wp14="http://schemas.microsoft.com/office/word/2010/wordprocessingDrawing" xmlns:wp="http://schemas.openxmlformats.org/drawingml/2006/wordprocessingDrawing" xmlns:w10="urn:schemas-microsoft-com:office:word" xmlns:w="http://schemas.openxmlformats.org/wordprocessingml/2006/main" xmlns:w14="http://schemas.microsoft.com/office/word/2010/wordml" xmlns:w15="http://schemas.microsoft.com/office/word/2012/wordml" xmlns:w16cex="http://schemas.microsoft.com/office/word/2018/wordml/cex" xmlns:w16cid="http://schemas.microsoft.com/office/word/2016/wordml/cid" xmlns:w16="http://schemas.microsoft.com/office/word/2018/wordml" xmlns:w16du="http://schemas.microsoft.com/office/word/2023/wordml/word16du" xmlns:w16sdtdh="http://schemas.microsoft.com/office/word/2020/wordml/sdtdatahash" xmlns:w16sdtfl="http://schemas.microsoft.com/office/word/2024/wordml/sdtformatlock" xmlns:w16se="http://schemas.microsoft.com/office/word/2015/wordml/symex" xmlns:wpg="http://schemas.microsoft.com/office/word/2010/wordprocessingGroup" xmlns:wpi="http://schemas.microsoft.com/office/word/2010/wordprocessingInk" xmlns:wne="http://schemas.microsoft.com/office/word/2006/wordml" xmlns:wps="http://schemas.microsoft.com/office/word/2010/wordprocessingShape" mc:Ignorable="w14 w15 w16se w16cid w16 w16cex w16sdtdh w16sdtfl w16du wp14">
+<w:ftr xmlns:wpc="http://schemas.microsoft.com/office/word/2010/wordprocessingCanvas" xmlns:cx="http://schemas.microsoft.com/office/drawing/2014/chartex" xmlns:cx1="http://schemas.microsoft.com/office/drawing/2015/9/8/chartex" xmlns:cx2="http://schemas.microsoft.com/office/drawing/2015/10/21/chartex" xmlns:cx3="http://schemas.microsoft.com/office/drawing/2016/5/9/chartex" xmlns:cx4="http://schemas.microsoft.com/office/drawing/2016/5/10/chartex" xmlns:cx5="http://schemas.microsoft.com/office/drawing/2016/5/11/chartex" xmlns:cx6="http://schemas.microsoft.com/office/drawing/2016/5/12/chartex" xmlns:cx7="http://schemas.microsoft.com/office/drawing/2016/5/13/chartex" xmlns:cx8="http://schemas.microsoft.com/office/drawing/2016/5/14/chartex" xmlns:mc="http://schemas.openxmlformats.org/markup-compatibility/2006" xmlns:aink="http://schemas.microsoft.com/office/drawing/2016/ink" xmlns:am3d="http://schemas.microsoft.com/office/drawing/2017/model3d" xmlns:o="urn:schemas-microsoft-com:office:office" xmlns:r="http://schemas.openxmlformats.org/officeDocument/2006/relationships" xmlns:m="http://schemas.openxmlformats.org/officeDocument/2006/math" xmlns:v="urn:schemas-microsoft-com:vml" xmlns:wp14="http://schemas.microsoft.com/office/word/2010/wordprocessingDrawing" xmlns:wp="http://schemas.openxmlformats.org/drawingml/2006/wordprocessingDrawing" xmlns:w10="urn:schemas-microsoft-com:office:word" xmlns:w="http://schemas.openxmlformats.org/wordprocessingml/2006/main" xmlns:w14="http://schemas.microsoft.com/office/word/2010/wordml" xmlns:w15="http://schemas.microsoft.com/office/word/2012/wordml" xmlns:w16cex="http://schemas.microsoft.com/office/word/2018/wordml/cex" xmlns:w16cid="http://schemas.microsoft.com/office/word/2016/wordml/cid" xmlns:w16="http://schemas.microsoft.com/office/word/2018/wordml" xmlns:w16sdtdh="http://schemas.microsoft.com/office/word/2020/wordml/sdtdatahash" xmlns:w16se="http://schemas.microsoft.com/office/word/2015/wordml/symex" xmlns:wpg="http://schemas.microsoft.com/office/word/2010/wordprocessingGroup" xmlns:wpi="http://schemas.microsoft.com/office/word/2010/wordprocessingInk" xmlns:wne="http://schemas.microsoft.com/office/word/2006/wordml" xmlns:wps="http://schemas.microsoft.com/office/word/2010/wordprocessingShape" mc:Ignorable="w14 w15 w16se w16cid w16 w16cex w16sdtdh wp14">
   <w:sdt>
     <w:sdtPr>
       <w:id w:val="-1465197936"/>
@@ -11013,6 +11151,7 @@
         <w:docPartUnique/>
       </w:docPartObj>
     </w:sdtPr>
+    <w:sdtEndPr/>
     <w:sdtContent>
       <w:p>
         <w:pPr>
@@ -11049,7 +11188,7 @@
 </file>
 
 <file path=word/footnotes.xml><?xml version="1.0" encoding="utf-8"?>
-<w:footnotes xmlns:wpc="http://schemas.microsoft.com/office/word/2010/wordprocessingCanvas" xmlns:cx="http://schemas.microsoft.com/office/drawing/2014/chartex" xmlns:cx1="http://schemas.microsoft.com/office/drawing/2015/9/8/chartex" xmlns:cx2="http://schemas.microsoft.com/office/drawing/2015/10/21/chartex" xmlns:cx3="http://schemas.microsoft.com/office/drawing/2016/5/9/chartex" xmlns:cx4="http://schemas.microsoft.com/office/drawing/2016/5/10/chartex" xmlns:cx5="http://schemas.microsoft.com/office/drawing/2016/5/11/chartex" xmlns:cx6="http://schemas.microsoft.com/office/drawing/2016/5/12/chartex" xmlns:cx7="http://schemas.microsoft.com/office/drawing/2016/5/13/chartex" xmlns:cx8="http://schemas.microsoft.com/office/drawing/2016/5/14/chartex" xmlns:mc="http://schemas.openxmlformats.org/markup-compatibility/2006" xmlns:aink="http://schemas.microsoft.com/office/drawing/2016/ink" xmlns:am3d="http://schemas.microsoft.com/office/drawing/2017/model3d" xmlns:o="urn:schemas-microsoft-com:office:office" xmlns:oel="http://schemas.microsoft.com/office/2019/extlst" xmlns:r="http://schemas.openxmlformats.org/officeDocument/2006/relationships" xmlns:m="http://schemas.openxmlformats.org/officeDocument/2006/math" xmlns:v="urn:schemas-microsoft-com:vml" xmlns:wp14="http://schemas.microsoft.com/office/word/2010/wordprocessingDrawing" xmlns:wp="http://schemas.openxmlformats.org/drawingml/2006/wordprocessingDrawing" xmlns:w10="urn:schemas-microsoft-com:office:word" xmlns:w="http://schemas.openxmlformats.org/wordprocessingml/2006/main" xmlns:w14="http://schemas.microsoft.com/office/word/2010/wordml" xmlns:w15="http://schemas.microsoft.com/office/word/2012/wordml" xmlns:w16cex="http://schemas.microsoft.com/office/word/2018/wordml/cex" xmlns:w16cid="http://schemas.microsoft.com/office/word/2016/wordml/cid" xmlns:w16="http://schemas.microsoft.com/office/word/2018/wordml" xmlns:w16du="http://schemas.microsoft.com/office/word/2023/wordml/word16du" xmlns:w16sdtdh="http://schemas.microsoft.com/office/word/2020/wordml/sdtdatahash" xmlns:w16sdtfl="http://schemas.microsoft.com/office/word/2024/wordml/sdtformatlock" xmlns:w16se="http://schemas.microsoft.com/office/word/2015/wordml/symex" xmlns:wpg="http://schemas.microsoft.com/office/word/2010/wordprocessingGroup" xmlns:wpi="http://schemas.microsoft.com/office/word/2010/wordprocessingInk" xmlns:wne="http://schemas.microsoft.com/office/word/2006/wordml" xmlns:wps="http://schemas.microsoft.com/office/word/2010/wordprocessingShape" mc:Ignorable="w14 w15 w16se w16cid w16 w16cex w16sdtdh w16sdtfl w16du wp14">
+<w:footnotes xmlns:wpc="http://schemas.microsoft.com/office/word/2010/wordprocessingCanvas" xmlns:cx="http://schemas.microsoft.com/office/drawing/2014/chartex" xmlns:cx1="http://schemas.microsoft.com/office/drawing/2015/9/8/chartex" xmlns:cx2="http://schemas.microsoft.com/office/drawing/2015/10/21/chartex" xmlns:cx3="http://schemas.microsoft.com/office/drawing/2016/5/9/chartex" xmlns:cx4="http://schemas.microsoft.com/office/drawing/2016/5/10/chartex" xmlns:cx5="http://schemas.microsoft.com/office/drawing/2016/5/11/chartex" xmlns:cx6="http://schemas.microsoft.com/office/drawing/2016/5/12/chartex" xmlns:cx7="http://schemas.microsoft.com/office/drawing/2016/5/13/chartex" xmlns:cx8="http://schemas.microsoft.com/office/drawing/2016/5/14/chartex" xmlns:mc="http://schemas.openxmlformats.org/markup-compatibility/2006" xmlns:aink="http://schemas.microsoft.com/office/drawing/2016/ink" xmlns:am3d="http://schemas.microsoft.com/office/drawing/2017/model3d" xmlns:o="urn:schemas-microsoft-com:office:office" xmlns:r="http://schemas.openxmlformats.org/officeDocument/2006/relationships" xmlns:m="http://schemas.openxmlformats.org/officeDocument/2006/math" xmlns:v="urn:schemas-microsoft-com:vml" xmlns:wp14="http://schemas.microsoft.com/office/word/2010/wordprocessingDrawing" xmlns:wp="http://schemas.openxmlformats.org/drawingml/2006/wordprocessingDrawing" xmlns:w10="urn:schemas-microsoft-com:office:word" xmlns:w="http://schemas.openxmlformats.org/wordprocessingml/2006/main" xmlns:w14="http://schemas.microsoft.com/office/word/2010/wordml" xmlns:w15="http://schemas.microsoft.com/office/word/2012/wordml" xmlns:w16cex="http://schemas.microsoft.com/office/word/2018/wordml/cex" xmlns:w16cid="http://schemas.microsoft.com/office/word/2016/wordml/cid" xmlns:w16="http://schemas.microsoft.com/office/word/2018/wordml" xmlns:w16sdtdh="http://schemas.microsoft.com/office/word/2020/wordml/sdtdatahash" xmlns:w16se="http://schemas.microsoft.com/office/word/2015/wordml/symex" xmlns:wpg="http://schemas.microsoft.com/office/word/2010/wordprocessingGroup" xmlns:wpi="http://schemas.microsoft.com/office/word/2010/wordprocessingInk" xmlns:wne="http://schemas.microsoft.com/office/word/2006/wordml" xmlns:wps="http://schemas.microsoft.com/office/word/2010/wordprocessingShape" mc:Ignorable="w14 w15 w16se w16cid w16 w16cex w16sdtdh wp14">
   <w:footnote w:type="separator" w:id="-1">
     <w:p>
       <w:pPr>
@@ -11074,7 +11213,7 @@
 </file>
 
 <file path=word/header1.xml><?xml version="1.0" encoding="utf-8"?>
-<w:hdr xmlns:wpc="http://schemas.microsoft.com/office/word/2010/wordprocessingCanvas" xmlns:cx="http://schemas.microsoft.com/office/drawing/2014/chartex" xmlns:cx1="http://schemas.microsoft.com/office/drawing/2015/9/8/chartex" xmlns:cx2="http://schemas.microsoft.com/office/drawing/2015/10/21/chartex" xmlns:cx3="http://schemas.microsoft.com/office/drawing/2016/5/9/chartex" xmlns:cx4="http://schemas.microsoft.com/office/drawing/2016/5/10/chartex" xmlns:cx5="http://schemas.microsoft.com/office/drawing/2016/5/11/chartex" xmlns:cx6="http://schemas.microsoft.com/office/drawing/2016/5/12/chartex" xmlns:cx7="http://schemas.microsoft.com/office/drawing/2016/5/13/chartex" xmlns:cx8="http://schemas.microsoft.com/office/drawing/2016/5/14/chartex" xmlns:mc="http://schemas.openxmlformats.org/markup-compatibility/2006" xmlns:aink="http://schemas.microsoft.com/office/drawing/2016/ink" xmlns:am3d="http://schemas.microsoft.com/office/drawing/2017/model3d" xmlns:o="urn:schemas-microsoft-com:office:office" xmlns:oel="http://schemas.microsoft.com/office/2019/extlst" xmlns:r="http://schemas.openxmlformats.org/officeDocument/2006/relationships" xmlns:m="http://schemas.openxmlformats.org/officeDocument/2006/math" xmlns:v="urn:schemas-microsoft-com:vml" xmlns:wp14="http://schemas.microsoft.com/office/word/2010/wordprocessingDrawing" xmlns:wp="http://schemas.openxmlformats.org/drawingml/2006/wordprocessingDrawing" xmlns:w10="urn:schemas-microsoft-com:office:word" xmlns:w="http://schemas.openxmlformats.org/wordprocessingml/2006/main" xmlns:w14="http://schemas.microsoft.com/office/word/2010/wordml" xmlns:w15="http://schemas.microsoft.com/office/word/2012/wordml" xmlns:w16cex="http://schemas.microsoft.com/office/word/2018/wordml/cex" xmlns:w16cid="http://schemas.microsoft.com/office/word/2016/wordml/cid" xmlns:w16="http://schemas.microsoft.com/office/word/2018/wordml" xmlns:w16du="http://schemas.microsoft.com/office/word/2023/wordml/word16du" xmlns:w16sdtdh="http://schemas.microsoft.com/office/word/2020/wordml/sdtdatahash" xmlns:w16sdtfl="http://schemas.microsoft.com/office/word/2024/wordml/sdtformatlock" xmlns:w16se="http://schemas.microsoft.com/office/word/2015/wordml/symex" xmlns:wpg="http://schemas.microsoft.com/office/word/2010/wordprocessingGroup" xmlns:wpi="http://schemas.microsoft.com/office/word/2010/wordprocessingInk" xmlns:wne="http://schemas.microsoft.com/office/word/2006/wordml" xmlns:wps="http://schemas.microsoft.com/office/word/2010/wordprocessingShape" xmlns:a="http://schemas.openxmlformats.org/drawingml/2006/main" xmlns:adec="http://schemas.microsoft.com/office/drawing/2017/decorative" xmlns:pic="http://schemas.openxmlformats.org/drawingml/2006/picture" xmlns:a14="http://schemas.microsoft.com/office/drawing/2010/main" xmlns:asvg="http://schemas.microsoft.com/office/drawing/2016/SVG/main" mc:Ignorable="w14 w15 w16se w16cid w16 w16cex w16sdtdh w16sdtfl w16du wp14">
+<w:hdr xmlns:wpc="http://schemas.microsoft.com/office/word/2010/wordprocessingCanvas" xmlns:cx="http://schemas.microsoft.com/office/drawing/2014/chartex" xmlns:cx1="http://schemas.microsoft.com/office/drawing/2015/9/8/chartex" xmlns:cx2="http://schemas.microsoft.com/office/drawing/2015/10/21/chartex" xmlns:cx3="http://schemas.microsoft.com/office/drawing/2016/5/9/chartex" xmlns:cx4="http://schemas.microsoft.com/office/drawing/2016/5/10/chartex" xmlns:cx5="http://schemas.microsoft.com/office/drawing/2016/5/11/chartex" xmlns:cx6="http://schemas.microsoft.com/office/drawing/2016/5/12/chartex" xmlns:cx7="http://schemas.microsoft.com/office/drawing/2016/5/13/chartex" xmlns:cx8="http://schemas.microsoft.com/office/drawing/2016/5/14/chartex" xmlns:mc="http://schemas.openxmlformats.org/markup-compatibility/2006" xmlns:aink="http://schemas.microsoft.com/office/drawing/2016/ink" xmlns:am3d="http://schemas.microsoft.com/office/drawing/2017/model3d" xmlns:o="urn:schemas-microsoft-com:office:office" xmlns:r="http://schemas.openxmlformats.org/officeDocument/2006/relationships" xmlns:m="http://schemas.openxmlformats.org/officeDocument/2006/math" xmlns:v="urn:schemas-microsoft-com:vml" xmlns:wp14="http://schemas.microsoft.com/office/word/2010/wordprocessingDrawing" xmlns:wp="http://schemas.openxmlformats.org/drawingml/2006/wordprocessingDrawing" xmlns:w10="urn:schemas-microsoft-com:office:word" xmlns:w="http://schemas.openxmlformats.org/wordprocessingml/2006/main" xmlns:w14="http://schemas.microsoft.com/office/word/2010/wordml" xmlns:w15="http://schemas.microsoft.com/office/word/2012/wordml" xmlns:w16cex="http://schemas.microsoft.com/office/word/2018/wordml/cex" xmlns:w16cid="http://schemas.microsoft.com/office/word/2016/wordml/cid" xmlns:w16="http://schemas.microsoft.com/office/word/2018/wordml" xmlns:w16sdtdh="http://schemas.microsoft.com/office/word/2020/wordml/sdtdatahash" xmlns:w16se="http://schemas.microsoft.com/office/word/2015/wordml/symex" xmlns:wpg="http://schemas.microsoft.com/office/word/2010/wordprocessingGroup" xmlns:wpi="http://schemas.microsoft.com/office/word/2010/wordprocessingInk" xmlns:wne="http://schemas.microsoft.com/office/word/2006/wordml" xmlns:wps="http://schemas.microsoft.com/office/word/2010/wordprocessingShape" mc:Ignorable="w14 w15 w16se w16cid w16 w16cex w16sdtdh wp14">
   <w:p>
     <w:pPr>
       <w:pStyle w:val="Encabezado"/>
@@ -11160,7 +11299,7 @@
 </file>
 
 <file path=word/numbering.xml><?xml version="1.0" encoding="utf-8"?>
-<w:numbering xmlns:wpc="http://schemas.microsoft.com/office/word/2010/wordprocessingCanvas" xmlns:cx="http://schemas.microsoft.com/office/drawing/2014/chartex" xmlns:cx1="http://schemas.microsoft.com/office/drawing/2015/9/8/chartex" xmlns:cx2="http://schemas.microsoft.com/office/drawing/2015/10/21/chartex" xmlns:cx3="http://schemas.microsoft.com/office/drawing/2016/5/9/chartex" xmlns:cx4="http://schemas.microsoft.com/office/drawing/2016/5/10/chartex" xmlns:cx5="http://schemas.microsoft.com/office/drawing/2016/5/11/chartex" xmlns:cx6="http://schemas.microsoft.com/office/drawing/2016/5/12/chartex" xmlns:cx7="http://schemas.microsoft.com/office/drawing/2016/5/13/chartex" xmlns:cx8="http://schemas.microsoft.com/office/drawing/2016/5/14/chartex" xmlns:mc="http://schemas.openxmlformats.org/markup-compatibility/2006" xmlns:aink="http://schemas.microsoft.com/office/drawing/2016/ink" xmlns:am3d="http://schemas.microsoft.com/office/drawing/2017/model3d" xmlns:o="urn:schemas-microsoft-com:office:office" xmlns:oel="http://schemas.microsoft.com/office/2019/extlst" xmlns:r="http://schemas.openxmlformats.org/officeDocument/2006/relationships" xmlns:m="http://schemas.openxmlformats.org/officeDocument/2006/math" xmlns:v="urn:schemas-microsoft-com:vml" xmlns:wp14="http://schemas.microsoft.com/office/word/2010/wordprocessingDrawing" xmlns:wp="http://schemas.openxmlformats.org/drawingml/2006/wordprocessingDrawing" xmlns:w10="urn:schemas-microsoft-com:office:word" xmlns:w="http://schemas.openxmlformats.org/wordprocessingml/2006/main" xmlns:w14="http://schemas.microsoft.com/office/word/2010/wordml" xmlns:w15="http://schemas.microsoft.com/office/word/2012/wordml" xmlns:w16cex="http://schemas.microsoft.com/office/word/2018/wordml/cex" xmlns:w16cid="http://schemas.microsoft.com/office/word/2016/wordml/cid" xmlns:w16="http://schemas.microsoft.com/office/word/2018/wordml" xmlns:w16du="http://schemas.microsoft.com/office/word/2023/wordml/word16du" xmlns:w16sdtdh="http://schemas.microsoft.com/office/word/2020/wordml/sdtdatahash" xmlns:w16sdtfl="http://schemas.microsoft.com/office/word/2024/wordml/sdtformatlock" xmlns:w16se="http://schemas.microsoft.com/office/word/2015/wordml/symex" xmlns:wpg="http://schemas.microsoft.com/office/word/2010/wordprocessingGroup" xmlns:wpi="http://schemas.microsoft.com/office/word/2010/wordprocessingInk" xmlns:wne="http://schemas.microsoft.com/office/word/2006/wordml" xmlns:wps="http://schemas.microsoft.com/office/word/2010/wordprocessingShape" mc:Ignorable="w14 w15 w16se w16cid w16 w16cex w16sdtdh w16sdtfl w16du wp14">
+<w:numbering xmlns:wpc="http://schemas.microsoft.com/office/word/2010/wordprocessingCanvas" xmlns:cx="http://schemas.microsoft.com/office/drawing/2014/chartex" xmlns:cx1="http://schemas.microsoft.com/office/drawing/2015/9/8/chartex" xmlns:cx2="http://schemas.microsoft.com/office/drawing/2015/10/21/chartex" xmlns:cx3="http://schemas.microsoft.com/office/drawing/2016/5/9/chartex" xmlns:cx4="http://schemas.microsoft.com/office/drawing/2016/5/10/chartex" xmlns:cx5="http://schemas.microsoft.com/office/drawing/2016/5/11/chartex" xmlns:cx6="http://schemas.microsoft.com/office/drawing/2016/5/12/chartex" xmlns:cx7="http://schemas.microsoft.com/office/drawing/2016/5/13/chartex" xmlns:cx8="http://schemas.microsoft.com/office/drawing/2016/5/14/chartex" xmlns:mc="http://schemas.openxmlformats.org/markup-compatibility/2006" xmlns:aink="http://schemas.microsoft.com/office/drawing/2016/ink" xmlns:am3d="http://schemas.microsoft.com/office/drawing/2017/model3d" xmlns:o="urn:schemas-microsoft-com:office:office" xmlns:r="http://schemas.openxmlformats.org/officeDocument/2006/relationships" xmlns:m="http://schemas.openxmlformats.org/officeDocument/2006/math" xmlns:v="urn:schemas-microsoft-com:vml" xmlns:wp14="http://schemas.microsoft.com/office/word/2010/wordprocessingDrawing" xmlns:wp="http://schemas.openxmlformats.org/drawingml/2006/wordprocessingDrawing" xmlns:w10="urn:schemas-microsoft-com:office:word" xmlns:w="http://schemas.openxmlformats.org/wordprocessingml/2006/main" xmlns:w14="http://schemas.microsoft.com/office/word/2010/wordml" xmlns:w15="http://schemas.microsoft.com/office/word/2012/wordml" xmlns:w16cex="http://schemas.microsoft.com/office/word/2018/wordml/cex" xmlns:w16cid="http://schemas.microsoft.com/office/word/2016/wordml/cid" xmlns:w16="http://schemas.microsoft.com/office/word/2018/wordml" xmlns:w16sdtdh="http://schemas.microsoft.com/office/word/2020/wordml/sdtdatahash" xmlns:w16se="http://schemas.microsoft.com/office/word/2015/wordml/symex" xmlns:wpg="http://schemas.microsoft.com/office/word/2010/wordprocessingGroup" xmlns:wpi="http://schemas.microsoft.com/office/word/2010/wordprocessingInk" xmlns:wne="http://schemas.microsoft.com/office/word/2006/wordml" xmlns:wps="http://schemas.microsoft.com/office/word/2010/wordprocessingShape" mc:Ignorable="w14 w15 w16se w16cid w16 w16cex w16sdtdh wp14">
   <w:abstractNum w:abstractNumId="0" w15:restartNumberingAfterBreak="0">
     <w:nsid w:val="FFFFFF89"/>
     <w:multiLevelType w:val="singleLevel"/>
@@ -11178,7 +11317,7 @@
         <w:ind w:left="360" w:hanging="360"/>
       </w:pPr>
       <w:rPr>
-        <w:rFonts w:hint="default" w:ascii="Symbol" w:hAnsi="Symbol"/>
+        <w:rFonts w:ascii="Symbol" w:hAnsi="Symbol" w:hint="default"/>
       </w:rPr>
     </w:lvl>
   </w:abstractNum>
@@ -11195,7 +11334,7 @@
         <w:ind w:left="1429" w:hanging="360"/>
       </w:pPr>
       <w:rPr>
-        <w:rFonts w:hint="default" w:ascii="Symbol" w:hAnsi="Symbol"/>
+        <w:rFonts w:ascii="Symbol" w:hAnsi="Symbol" w:hint="default"/>
       </w:rPr>
     </w:lvl>
     <w:lvl w:ilvl="1" w:tplc="240A0003" w:tentative="1">
@@ -11207,7 +11346,7 @@
         <w:ind w:left="2149" w:hanging="360"/>
       </w:pPr>
       <w:rPr>
-        <w:rFonts w:hint="default" w:ascii="Courier New" w:hAnsi="Courier New" w:cs="Courier New"/>
+        <w:rFonts w:ascii="Courier New" w:hAnsi="Courier New" w:cs="Courier New" w:hint="default"/>
       </w:rPr>
     </w:lvl>
     <w:lvl w:ilvl="2" w:tplc="240A0005" w:tentative="1">
@@ -11219,7 +11358,7 @@
         <w:ind w:left="2869" w:hanging="360"/>
       </w:pPr>
       <w:rPr>
-        <w:rFonts w:hint="default" w:ascii="Wingdings" w:hAnsi="Wingdings"/>
+        <w:rFonts w:ascii="Wingdings" w:hAnsi="Wingdings" w:hint="default"/>
       </w:rPr>
     </w:lvl>
     <w:lvl w:ilvl="3" w:tplc="240A0001" w:tentative="1">
@@ -11231,7 +11370,7 @@
         <w:ind w:left="3589" w:hanging="360"/>
       </w:pPr>
       <w:rPr>
-        <w:rFonts w:hint="default" w:ascii="Symbol" w:hAnsi="Symbol"/>
+        <w:rFonts w:ascii="Symbol" w:hAnsi="Symbol" w:hint="default"/>
       </w:rPr>
     </w:lvl>
     <w:lvl w:ilvl="4" w:tplc="240A0003" w:tentative="1">
@@ -11243,7 +11382,7 @@
         <w:ind w:left="4309" w:hanging="360"/>
       </w:pPr>
       <w:rPr>
-        <w:rFonts w:hint="default" w:ascii="Courier New" w:hAnsi="Courier New" w:cs="Courier New"/>
+        <w:rFonts w:ascii="Courier New" w:hAnsi="Courier New" w:cs="Courier New" w:hint="default"/>
       </w:rPr>
     </w:lvl>
     <w:lvl w:ilvl="5" w:tplc="240A0005" w:tentative="1">
@@ -11255,7 +11394,7 @@
         <w:ind w:left="5029" w:hanging="360"/>
       </w:pPr>
       <w:rPr>
-        <w:rFonts w:hint="default" w:ascii="Wingdings" w:hAnsi="Wingdings"/>
+        <w:rFonts w:ascii="Wingdings" w:hAnsi="Wingdings" w:hint="default"/>
       </w:rPr>
     </w:lvl>
     <w:lvl w:ilvl="6" w:tplc="240A0001" w:tentative="1">
@@ -11267,7 +11406,7 @@
         <w:ind w:left="5749" w:hanging="360"/>
       </w:pPr>
       <w:rPr>
-        <w:rFonts w:hint="default" w:ascii="Symbol" w:hAnsi="Symbol"/>
+        <w:rFonts w:ascii="Symbol" w:hAnsi="Symbol" w:hint="default"/>
       </w:rPr>
     </w:lvl>
     <w:lvl w:ilvl="7" w:tplc="240A0003" w:tentative="1">
@@ -11279,7 +11418,7 @@
         <w:ind w:left="6469" w:hanging="360"/>
       </w:pPr>
       <w:rPr>
-        <w:rFonts w:hint="default" w:ascii="Courier New" w:hAnsi="Courier New" w:cs="Courier New"/>
+        <w:rFonts w:ascii="Courier New" w:hAnsi="Courier New" w:cs="Courier New" w:hint="default"/>
       </w:rPr>
     </w:lvl>
     <w:lvl w:ilvl="8" w:tplc="240A0005" w:tentative="1">
@@ -11291,7 +11430,7 @@
         <w:ind w:left="7189" w:hanging="360"/>
       </w:pPr>
       <w:rPr>
-        <w:rFonts w:hint="default" w:ascii="Wingdings" w:hAnsi="Wingdings"/>
+        <w:rFonts w:ascii="Wingdings" w:hAnsi="Wingdings" w:hint="default"/>
       </w:rPr>
     </w:lvl>
   </w:abstractNum>
@@ -11308,7 +11447,7 @@
         <w:ind w:left="720" w:hanging="360"/>
       </w:pPr>
       <w:rPr>
-        <w:rFonts w:hint="default" w:ascii="Symbol" w:hAnsi="Symbol"/>
+        <w:rFonts w:ascii="Symbol" w:hAnsi="Symbol" w:hint="default"/>
       </w:rPr>
     </w:lvl>
     <w:lvl w:ilvl="1" w:tplc="240A0003" w:tentative="1">
@@ -11320,7 +11459,7 @@
         <w:ind w:left="1440" w:hanging="360"/>
       </w:pPr>
       <w:rPr>
-        <w:rFonts w:hint="default" w:ascii="Courier New" w:hAnsi="Courier New" w:cs="Courier New"/>
+        <w:rFonts w:ascii="Courier New" w:hAnsi="Courier New" w:cs="Courier New" w:hint="default"/>
       </w:rPr>
     </w:lvl>
     <w:lvl w:ilvl="2" w:tplc="240A0005" w:tentative="1">
@@ -11332,7 +11471,7 @@
         <w:ind w:left="2160" w:hanging="360"/>
       </w:pPr>
       <w:rPr>
-        <w:rFonts w:hint="default" w:ascii="Wingdings" w:hAnsi="Wingdings"/>
+        <w:rFonts w:ascii="Wingdings" w:hAnsi="Wingdings" w:hint="default"/>
       </w:rPr>
     </w:lvl>
     <w:lvl w:ilvl="3" w:tplc="240A0001" w:tentative="1">
@@ -11344,7 +11483,7 @@
         <w:ind w:left="2880" w:hanging="360"/>
       </w:pPr>
       <w:rPr>
-        <w:rFonts w:hint="default" w:ascii="Symbol" w:hAnsi="Symbol"/>
+        <w:rFonts w:ascii="Symbol" w:hAnsi="Symbol" w:hint="default"/>
       </w:rPr>
     </w:lvl>
     <w:lvl w:ilvl="4" w:tplc="240A0003" w:tentative="1">
@@ -11356,7 +11495,7 @@
         <w:ind w:left="3600" w:hanging="360"/>
       </w:pPr>
       <w:rPr>
-        <w:rFonts w:hint="default" w:ascii="Courier New" w:hAnsi="Courier New" w:cs="Courier New"/>
+        <w:rFonts w:ascii="Courier New" w:hAnsi="Courier New" w:cs="Courier New" w:hint="default"/>
       </w:rPr>
     </w:lvl>
     <w:lvl w:ilvl="5" w:tplc="240A0005" w:tentative="1">
@@ -11368,7 +11507,7 @@
         <w:ind w:left="4320" w:hanging="360"/>
       </w:pPr>
       <w:rPr>
-        <w:rFonts w:hint="default" w:ascii="Wingdings" w:hAnsi="Wingdings"/>
+        <w:rFonts w:ascii="Wingdings" w:hAnsi="Wingdings" w:hint="default"/>
       </w:rPr>
     </w:lvl>
     <w:lvl w:ilvl="6" w:tplc="240A0001" w:tentative="1">
@@ -11380,7 +11519,7 @@
         <w:ind w:left="5040" w:hanging="360"/>
       </w:pPr>
       <w:rPr>
-        <w:rFonts w:hint="default" w:ascii="Symbol" w:hAnsi="Symbol"/>
+        <w:rFonts w:ascii="Symbol" w:hAnsi="Symbol" w:hint="default"/>
       </w:rPr>
     </w:lvl>
     <w:lvl w:ilvl="7" w:tplc="240A0003" w:tentative="1">
@@ -11392,7 +11531,7 @@
         <w:ind w:left="5760" w:hanging="360"/>
       </w:pPr>
       <w:rPr>
-        <w:rFonts w:hint="default" w:ascii="Courier New" w:hAnsi="Courier New" w:cs="Courier New"/>
+        <w:rFonts w:ascii="Courier New" w:hAnsi="Courier New" w:cs="Courier New" w:hint="default"/>
       </w:rPr>
     </w:lvl>
     <w:lvl w:ilvl="8" w:tplc="240A0005" w:tentative="1">
@@ -11404,7 +11543,7 @@
         <w:ind w:left="6480" w:hanging="360"/>
       </w:pPr>
       <w:rPr>
-        <w:rFonts w:hint="default" w:ascii="Wingdings" w:hAnsi="Wingdings"/>
+        <w:rFonts w:ascii="Wingdings" w:hAnsi="Wingdings" w:hint="default"/>
       </w:rPr>
     </w:lvl>
   </w:abstractNum>
@@ -11421,7 +11560,7 @@
         <w:ind w:left="1429" w:hanging="360"/>
       </w:pPr>
       <w:rPr>
-        <w:rFonts w:hint="default" w:ascii="Symbol" w:hAnsi="Symbol"/>
+        <w:rFonts w:ascii="Symbol" w:hAnsi="Symbol" w:hint="default"/>
       </w:rPr>
     </w:lvl>
     <w:lvl w:ilvl="1" w:tplc="240A0003" w:tentative="1">
@@ -11433,7 +11572,7 @@
         <w:ind w:left="2149" w:hanging="360"/>
       </w:pPr>
       <w:rPr>
-        <w:rFonts w:hint="default" w:ascii="Courier New" w:hAnsi="Courier New" w:cs="Courier New"/>
+        <w:rFonts w:ascii="Courier New" w:hAnsi="Courier New" w:cs="Courier New" w:hint="default"/>
       </w:rPr>
     </w:lvl>
     <w:lvl w:ilvl="2" w:tplc="240A0005" w:tentative="1">
@@ -11445,7 +11584,7 @@
         <w:ind w:left="2869" w:hanging="360"/>
       </w:pPr>
       <w:rPr>
-        <w:rFonts w:hint="default" w:ascii="Wingdings" w:hAnsi="Wingdings"/>
+        <w:rFonts w:ascii="Wingdings" w:hAnsi="Wingdings" w:hint="default"/>
       </w:rPr>
     </w:lvl>
     <w:lvl w:ilvl="3" w:tplc="240A0001" w:tentative="1">
@@ -11457,7 +11596,7 @@
         <w:ind w:left="3589" w:hanging="360"/>
       </w:pPr>
       <w:rPr>
-        <w:rFonts w:hint="default" w:ascii="Symbol" w:hAnsi="Symbol"/>
+        <w:rFonts w:ascii="Symbol" w:hAnsi="Symbol" w:hint="default"/>
       </w:rPr>
     </w:lvl>
     <w:lvl w:ilvl="4" w:tplc="240A0003" w:tentative="1">
@@ -11469,7 +11608,7 @@
         <w:ind w:left="4309" w:hanging="360"/>
       </w:pPr>
       <w:rPr>
-        <w:rFonts w:hint="default" w:ascii="Courier New" w:hAnsi="Courier New" w:cs="Courier New"/>
+        <w:rFonts w:ascii="Courier New" w:hAnsi="Courier New" w:cs="Courier New" w:hint="default"/>
       </w:rPr>
     </w:lvl>
     <w:lvl w:ilvl="5" w:tplc="240A0005" w:tentative="1">
@@ -11481,7 +11620,7 @@
         <w:ind w:left="5029" w:hanging="360"/>
       </w:pPr>
       <w:rPr>
-        <w:rFonts w:hint="default" w:ascii="Wingdings" w:hAnsi="Wingdings"/>
+        <w:rFonts w:ascii="Wingdings" w:hAnsi="Wingdings" w:hint="default"/>
       </w:rPr>
     </w:lvl>
     <w:lvl w:ilvl="6" w:tplc="240A0001" w:tentative="1">
@@ -11493,7 +11632,7 @@
         <w:ind w:left="5749" w:hanging="360"/>
       </w:pPr>
       <w:rPr>
-        <w:rFonts w:hint="default" w:ascii="Symbol" w:hAnsi="Symbol"/>
+        <w:rFonts w:ascii="Symbol" w:hAnsi="Symbol" w:hint="default"/>
       </w:rPr>
     </w:lvl>
     <w:lvl w:ilvl="7" w:tplc="240A0003" w:tentative="1">
@@ -11505,7 +11644,7 @@
         <w:ind w:left="6469" w:hanging="360"/>
       </w:pPr>
       <w:rPr>
-        <w:rFonts w:hint="default" w:ascii="Courier New" w:hAnsi="Courier New" w:cs="Courier New"/>
+        <w:rFonts w:ascii="Courier New" w:hAnsi="Courier New" w:cs="Courier New" w:hint="default"/>
       </w:rPr>
     </w:lvl>
     <w:lvl w:ilvl="8" w:tplc="240A0005" w:tentative="1">
@@ -11517,7 +11656,7 @@
         <w:ind w:left="7189" w:hanging="360"/>
       </w:pPr>
       <w:rPr>
-        <w:rFonts w:hint="default" w:ascii="Wingdings" w:hAnsi="Wingdings"/>
+        <w:rFonts w:ascii="Wingdings" w:hAnsi="Wingdings" w:hint="default"/>
       </w:rPr>
     </w:lvl>
   </w:abstractNum>
@@ -11534,7 +11673,7 @@
         <w:ind w:left="1429" w:hanging="360"/>
       </w:pPr>
       <w:rPr>
-        <w:rFonts w:hint="default" w:ascii="Symbol" w:hAnsi="Symbol"/>
+        <w:rFonts w:ascii="Symbol" w:hAnsi="Symbol" w:hint="default"/>
       </w:rPr>
     </w:lvl>
     <w:lvl w:ilvl="1" w:tplc="240A0003" w:tentative="1">
@@ -11546,7 +11685,7 @@
         <w:ind w:left="2149" w:hanging="360"/>
       </w:pPr>
       <w:rPr>
-        <w:rFonts w:hint="default" w:ascii="Courier New" w:hAnsi="Courier New" w:cs="Courier New"/>
+        <w:rFonts w:ascii="Courier New" w:hAnsi="Courier New" w:cs="Courier New" w:hint="default"/>
       </w:rPr>
     </w:lvl>
     <w:lvl w:ilvl="2" w:tplc="240A0005" w:tentative="1">
@@ -11558,7 +11697,7 @@
         <w:ind w:left="2869" w:hanging="360"/>
       </w:pPr>
       <w:rPr>
-        <w:rFonts w:hint="default" w:ascii="Wingdings" w:hAnsi="Wingdings"/>
+        <w:rFonts w:ascii="Wingdings" w:hAnsi="Wingdings" w:hint="default"/>
       </w:rPr>
     </w:lvl>
     <w:lvl w:ilvl="3" w:tplc="240A0001" w:tentative="1">
@@ -11570,7 +11709,7 @@
         <w:ind w:left="3589" w:hanging="360"/>
       </w:pPr>
       <w:rPr>
-        <w:rFonts w:hint="default" w:ascii="Symbol" w:hAnsi="Symbol"/>
+        <w:rFonts w:ascii="Symbol" w:hAnsi="Symbol" w:hint="default"/>
       </w:rPr>
     </w:lvl>
     <w:lvl w:ilvl="4" w:tplc="240A0003" w:tentative="1">
@@ -11582,7 +11721,7 @@
         <w:ind w:left="4309" w:hanging="360"/>
       </w:pPr>
       <w:rPr>
-        <w:rFonts w:hint="default" w:ascii="Courier New" w:hAnsi="Courier New" w:cs="Courier New"/>
+        <w:rFonts w:ascii="Courier New" w:hAnsi="Courier New" w:cs="Courier New" w:hint="default"/>
       </w:rPr>
     </w:lvl>
     <w:lvl w:ilvl="5" w:tplc="240A0005" w:tentative="1">
@@ -11594,7 +11733,7 @@
         <w:ind w:left="5029" w:hanging="360"/>
       </w:pPr>
       <w:rPr>
-        <w:rFonts w:hint="default" w:ascii="Wingdings" w:hAnsi="Wingdings"/>
+        <w:rFonts w:ascii="Wingdings" w:hAnsi="Wingdings" w:hint="default"/>
       </w:rPr>
     </w:lvl>
     <w:lvl w:ilvl="6" w:tplc="240A0001" w:tentative="1">
@@ -11606,7 +11745,7 @@
         <w:ind w:left="5749" w:hanging="360"/>
       </w:pPr>
       <w:rPr>
-        <w:rFonts w:hint="default" w:ascii="Symbol" w:hAnsi="Symbol"/>
+        <w:rFonts w:ascii="Symbol" w:hAnsi="Symbol" w:hint="default"/>
       </w:rPr>
     </w:lvl>
     <w:lvl w:ilvl="7" w:tplc="240A0003" w:tentative="1">
@@ -11618,7 +11757,7 @@
         <w:ind w:left="6469" w:hanging="360"/>
       </w:pPr>
       <w:rPr>
-        <w:rFonts w:hint="default" w:ascii="Courier New" w:hAnsi="Courier New" w:cs="Courier New"/>
+        <w:rFonts w:ascii="Courier New" w:hAnsi="Courier New" w:cs="Courier New" w:hint="default"/>
       </w:rPr>
     </w:lvl>
     <w:lvl w:ilvl="8" w:tplc="240A0005" w:tentative="1">
@@ -11630,7 +11769,7 @@
         <w:ind w:left="7189" w:hanging="360"/>
       </w:pPr>
       <w:rPr>
-        <w:rFonts w:hint="default" w:ascii="Wingdings" w:hAnsi="Wingdings"/>
+        <w:rFonts w:ascii="Wingdings" w:hAnsi="Wingdings" w:hint="default"/>
       </w:rPr>
     </w:lvl>
   </w:abstractNum>
@@ -11647,7 +11786,7 @@
         <w:ind w:left="1429" w:hanging="360"/>
       </w:pPr>
       <w:rPr>
-        <w:rFonts w:hint="default" w:ascii="Symbol" w:hAnsi="Symbol"/>
+        <w:rFonts w:ascii="Symbol" w:hAnsi="Symbol" w:hint="default"/>
       </w:rPr>
     </w:lvl>
     <w:lvl w:ilvl="1" w:tplc="240A0003" w:tentative="1">
@@ -11659,7 +11798,7 @@
         <w:ind w:left="2149" w:hanging="360"/>
       </w:pPr>
       <w:rPr>
-        <w:rFonts w:hint="default" w:ascii="Courier New" w:hAnsi="Courier New" w:cs="Courier New"/>
+        <w:rFonts w:ascii="Courier New" w:hAnsi="Courier New" w:cs="Courier New" w:hint="default"/>
       </w:rPr>
     </w:lvl>
     <w:lvl w:ilvl="2" w:tplc="240A0005" w:tentative="1">
@@ -11671,7 +11810,7 @@
         <w:ind w:left="2869" w:hanging="360"/>
       </w:pPr>
       <w:rPr>
-        <w:rFonts w:hint="default" w:ascii="Wingdings" w:hAnsi="Wingdings"/>
+        <w:rFonts w:ascii="Wingdings" w:hAnsi="Wingdings" w:hint="default"/>
       </w:rPr>
     </w:lvl>
     <w:lvl w:ilvl="3" w:tplc="240A0001" w:tentative="1">
@@ -11683,7 +11822,7 @@
         <w:ind w:left="3589" w:hanging="360"/>
       </w:pPr>
       <w:rPr>
-        <w:rFonts w:hint="default" w:ascii="Symbol" w:hAnsi="Symbol"/>
+        <w:rFonts w:ascii="Symbol" w:hAnsi="Symbol" w:hint="default"/>
       </w:rPr>
     </w:lvl>
     <w:lvl w:ilvl="4" w:tplc="240A0003" w:tentative="1">
@@ -11695,7 +11834,7 @@
         <w:ind w:left="4309" w:hanging="360"/>
       </w:pPr>
       <w:rPr>
-        <w:rFonts w:hint="default" w:ascii="Courier New" w:hAnsi="Courier New" w:cs="Courier New"/>
+        <w:rFonts w:ascii="Courier New" w:hAnsi="Courier New" w:cs="Courier New" w:hint="default"/>
       </w:rPr>
     </w:lvl>
     <w:lvl w:ilvl="5" w:tplc="240A0005" w:tentative="1">
@@ -11707,7 +11846,7 @@
         <w:ind w:left="5029" w:hanging="360"/>
       </w:pPr>
       <w:rPr>
-        <w:rFonts w:hint="default" w:ascii="Wingdings" w:hAnsi="Wingdings"/>
+        <w:rFonts w:ascii="Wingdings" w:hAnsi="Wingdings" w:hint="default"/>
       </w:rPr>
     </w:lvl>
     <w:lvl w:ilvl="6" w:tplc="240A0001" w:tentative="1">
@@ -11719,7 +11858,7 @@
         <w:ind w:left="5749" w:hanging="360"/>
       </w:pPr>
       <w:rPr>
-        <w:rFonts w:hint="default" w:ascii="Symbol" w:hAnsi="Symbol"/>
+        <w:rFonts w:ascii="Symbol" w:hAnsi="Symbol" w:hint="default"/>
       </w:rPr>
     </w:lvl>
     <w:lvl w:ilvl="7" w:tplc="240A0003" w:tentative="1">
@@ -11731,7 +11870,7 @@
         <w:ind w:left="6469" w:hanging="360"/>
       </w:pPr>
       <w:rPr>
-        <w:rFonts w:hint="default" w:ascii="Courier New" w:hAnsi="Courier New" w:cs="Courier New"/>
+        <w:rFonts w:ascii="Courier New" w:hAnsi="Courier New" w:cs="Courier New" w:hint="default"/>
       </w:rPr>
     </w:lvl>
     <w:lvl w:ilvl="8" w:tplc="240A0005" w:tentative="1">
@@ -11743,7 +11882,7 @@
         <w:ind w:left="7189" w:hanging="360"/>
       </w:pPr>
       <w:rPr>
-        <w:rFonts w:hint="default" w:ascii="Wingdings" w:hAnsi="Wingdings"/>
+        <w:rFonts w:ascii="Wingdings" w:hAnsi="Wingdings" w:hint="default"/>
       </w:rPr>
     </w:lvl>
   </w:abstractNum>
@@ -11760,7 +11899,7 @@
         <w:ind w:left="1429" w:hanging="360"/>
       </w:pPr>
       <w:rPr>
-        <w:rFonts w:hint="default" w:ascii="Symbol" w:hAnsi="Symbol"/>
+        <w:rFonts w:ascii="Symbol" w:hAnsi="Symbol" w:hint="default"/>
       </w:rPr>
     </w:lvl>
     <w:lvl w:ilvl="1" w:tplc="240A0003" w:tentative="1">
@@ -11772,7 +11911,7 @@
         <w:ind w:left="2149" w:hanging="360"/>
       </w:pPr>
       <w:rPr>
-        <w:rFonts w:hint="default" w:ascii="Courier New" w:hAnsi="Courier New" w:cs="Courier New"/>
+        <w:rFonts w:ascii="Courier New" w:hAnsi="Courier New" w:cs="Courier New" w:hint="default"/>
       </w:rPr>
     </w:lvl>
     <w:lvl w:ilvl="2" w:tplc="240A0005" w:tentative="1">
@@ -11784,7 +11923,7 @@
         <w:ind w:left="2869" w:hanging="360"/>
       </w:pPr>
       <w:rPr>
-        <w:rFonts w:hint="default" w:ascii="Wingdings" w:hAnsi="Wingdings"/>
+        <w:rFonts w:ascii="Wingdings" w:hAnsi="Wingdings" w:hint="default"/>
       </w:rPr>
     </w:lvl>
     <w:lvl w:ilvl="3" w:tplc="240A0001" w:tentative="1">
@@ -11796,7 +11935,7 @@
         <w:ind w:left="3589" w:hanging="360"/>
       </w:pPr>
       <w:rPr>
-        <w:rFonts w:hint="default" w:ascii="Symbol" w:hAnsi="Symbol"/>
+        <w:rFonts w:ascii="Symbol" w:hAnsi="Symbol" w:hint="default"/>
       </w:rPr>
     </w:lvl>
     <w:lvl w:ilvl="4" w:tplc="240A0003" w:tentative="1">
@@ -11808,7 +11947,7 @@
         <w:ind w:left="4309" w:hanging="360"/>
       </w:pPr>
       <w:rPr>
-        <w:rFonts w:hint="default" w:ascii="Courier New" w:hAnsi="Courier New" w:cs="Courier New"/>
+        <w:rFonts w:ascii="Courier New" w:hAnsi="Courier New" w:cs="Courier New" w:hint="default"/>
       </w:rPr>
     </w:lvl>
     <w:lvl w:ilvl="5" w:tplc="240A0005" w:tentative="1">
@@ -11820,7 +11959,7 @@
         <w:ind w:left="5029" w:hanging="360"/>
       </w:pPr>
       <w:rPr>
-        <w:rFonts w:hint="default" w:ascii="Wingdings" w:hAnsi="Wingdings"/>
+        <w:rFonts w:ascii="Wingdings" w:hAnsi="Wingdings" w:hint="default"/>
       </w:rPr>
     </w:lvl>
     <w:lvl w:ilvl="6" w:tplc="240A0001" w:tentative="1">
@@ -11832,7 +11971,7 @@
         <w:ind w:left="5749" w:hanging="360"/>
       </w:pPr>
       <w:rPr>
-        <w:rFonts w:hint="default" w:ascii="Symbol" w:hAnsi="Symbol"/>
+        <w:rFonts w:ascii="Symbol" w:hAnsi="Symbol" w:hint="default"/>
       </w:rPr>
     </w:lvl>
     <w:lvl w:ilvl="7" w:tplc="240A0003" w:tentative="1">
@@ -11844,7 +11983,7 @@
         <w:ind w:left="6469" w:hanging="360"/>
       </w:pPr>
       <w:rPr>
-        <w:rFonts w:hint="default" w:ascii="Courier New" w:hAnsi="Courier New" w:cs="Courier New"/>
+        <w:rFonts w:ascii="Courier New" w:hAnsi="Courier New" w:cs="Courier New" w:hint="default"/>
       </w:rPr>
     </w:lvl>
     <w:lvl w:ilvl="8" w:tplc="240A0005" w:tentative="1">
@@ -11856,7 +11995,7 @@
         <w:ind w:left="7189" w:hanging="360"/>
       </w:pPr>
       <w:rPr>
-        <w:rFonts w:hint="default" w:ascii="Wingdings" w:hAnsi="Wingdings"/>
+        <w:rFonts w:ascii="Wingdings" w:hAnsi="Wingdings" w:hint="default"/>
       </w:rPr>
     </w:lvl>
   </w:abstractNum>
@@ -11964,7 +12103,7 @@
         <w:ind w:left="1429" w:hanging="360"/>
       </w:pPr>
       <w:rPr>
-        <w:rFonts w:hint="default" w:ascii="Symbol" w:hAnsi="Symbol"/>
+        <w:rFonts w:ascii="Symbol" w:hAnsi="Symbol" w:hint="default"/>
       </w:rPr>
     </w:lvl>
     <w:lvl w:ilvl="1" w:tplc="240A0003" w:tentative="1">
@@ -11976,7 +12115,7 @@
         <w:ind w:left="2149" w:hanging="360"/>
       </w:pPr>
       <w:rPr>
-        <w:rFonts w:hint="default" w:ascii="Courier New" w:hAnsi="Courier New" w:cs="Courier New"/>
+        <w:rFonts w:ascii="Courier New" w:hAnsi="Courier New" w:cs="Courier New" w:hint="default"/>
       </w:rPr>
     </w:lvl>
     <w:lvl w:ilvl="2" w:tplc="240A0005" w:tentative="1">
@@ -11988,7 +12127,7 @@
         <w:ind w:left="2869" w:hanging="360"/>
       </w:pPr>
       <w:rPr>
-        <w:rFonts w:hint="default" w:ascii="Wingdings" w:hAnsi="Wingdings"/>
+        <w:rFonts w:ascii="Wingdings" w:hAnsi="Wingdings" w:hint="default"/>
       </w:rPr>
     </w:lvl>
     <w:lvl w:ilvl="3" w:tplc="240A0001" w:tentative="1">
@@ -12000,7 +12139,7 @@
         <w:ind w:left="3589" w:hanging="360"/>
       </w:pPr>
       <w:rPr>
-        <w:rFonts w:hint="default" w:ascii="Symbol" w:hAnsi="Symbol"/>
+        <w:rFonts w:ascii="Symbol" w:hAnsi="Symbol" w:hint="default"/>
       </w:rPr>
     </w:lvl>
     <w:lvl w:ilvl="4" w:tplc="240A0003" w:tentative="1">
@@ -12012,7 +12151,7 @@
         <w:ind w:left="4309" w:hanging="360"/>
       </w:pPr>
       <w:rPr>
-        <w:rFonts w:hint="default" w:ascii="Courier New" w:hAnsi="Courier New" w:cs="Courier New"/>
+        <w:rFonts w:ascii="Courier New" w:hAnsi="Courier New" w:cs="Courier New" w:hint="default"/>
       </w:rPr>
     </w:lvl>
     <w:lvl w:ilvl="5" w:tplc="240A0005" w:tentative="1">
@@ -12024,7 +12163,7 @@
         <w:ind w:left="5029" w:hanging="360"/>
       </w:pPr>
       <w:rPr>
-        <w:rFonts w:hint="default" w:ascii="Wingdings" w:hAnsi="Wingdings"/>
+        <w:rFonts w:ascii="Wingdings" w:hAnsi="Wingdings" w:hint="default"/>
       </w:rPr>
     </w:lvl>
     <w:lvl w:ilvl="6" w:tplc="240A0001" w:tentative="1">
@@ -12036,7 +12175,7 @@
         <w:ind w:left="5749" w:hanging="360"/>
       </w:pPr>
       <w:rPr>
-        <w:rFonts w:hint="default" w:ascii="Symbol" w:hAnsi="Symbol"/>
+        <w:rFonts w:ascii="Symbol" w:hAnsi="Symbol" w:hint="default"/>
       </w:rPr>
     </w:lvl>
     <w:lvl w:ilvl="7" w:tplc="240A0003" w:tentative="1">
@@ -12048,7 +12187,7 @@
         <w:ind w:left="6469" w:hanging="360"/>
       </w:pPr>
       <w:rPr>
-        <w:rFonts w:hint="default" w:ascii="Courier New" w:hAnsi="Courier New" w:cs="Courier New"/>
+        <w:rFonts w:ascii="Courier New" w:hAnsi="Courier New" w:cs="Courier New" w:hint="default"/>
       </w:rPr>
     </w:lvl>
     <w:lvl w:ilvl="8" w:tplc="240A0005" w:tentative="1">
@@ -12060,7 +12199,7 @@
         <w:ind w:left="7189" w:hanging="360"/>
       </w:pPr>
       <w:rPr>
-        <w:rFonts w:hint="default" w:ascii="Wingdings" w:hAnsi="Wingdings"/>
+        <w:rFonts w:ascii="Wingdings" w:hAnsi="Wingdings" w:hint="default"/>
       </w:rPr>
     </w:lvl>
   </w:abstractNum>
@@ -12077,7 +12216,7 @@
         <w:ind w:left="1004" w:hanging="360"/>
       </w:pPr>
       <w:rPr>
-        <w:rFonts w:hint="default" w:ascii="Symbol" w:hAnsi="Symbol"/>
+        <w:rFonts w:ascii="Symbol" w:hAnsi="Symbol" w:hint="default"/>
       </w:rPr>
     </w:lvl>
     <w:lvl w:ilvl="1" w:tplc="240A0003" w:tentative="1">
@@ -12089,7 +12228,7 @@
         <w:ind w:left="1724" w:hanging="360"/>
       </w:pPr>
       <w:rPr>
-        <w:rFonts w:hint="default" w:ascii="Courier New" w:hAnsi="Courier New" w:cs="Courier New"/>
+        <w:rFonts w:ascii="Courier New" w:hAnsi="Courier New" w:cs="Courier New" w:hint="default"/>
       </w:rPr>
     </w:lvl>
     <w:lvl w:ilvl="2" w:tplc="240A0005" w:tentative="1">
@@ -12101,7 +12240,7 @@
         <w:ind w:left="2444" w:hanging="360"/>
       </w:pPr>
       <w:rPr>
-        <w:rFonts w:hint="default" w:ascii="Wingdings" w:hAnsi="Wingdings"/>
+        <w:rFonts w:ascii="Wingdings" w:hAnsi="Wingdings" w:hint="default"/>
       </w:rPr>
     </w:lvl>
     <w:lvl w:ilvl="3" w:tplc="240A0001" w:tentative="1">
@@ -12113,7 +12252,7 @@
         <w:ind w:left="3164" w:hanging="360"/>
       </w:pPr>
       <w:rPr>
-        <w:rFonts w:hint="default" w:ascii="Symbol" w:hAnsi="Symbol"/>
+        <w:rFonts w:ascii="Symbol" w:hAnsi="Symbol" w:hint="default"/>
       </w:rPr>
     </w:lvl>
     <w:lvl w:ilvl="4" w:tplc="240A0003" w:tentative="1">
@@ -12125,7 +12264,7 @@
         <w:ind w:left="3884" w:hanging="360"/>
       </w:pPr>
       <w:rPr>
-        <w:rFonts w:hint="default" w:ascii="Courier New" w:hAnsi="Courier New" w:cs="Courier New"/>
+        <w:rFonts w:ascii="Courier New" w:hAnsi="Courier New" w:cs="Courier New" w:hint="default"/>
       </w:rPr>
     </w:lvl>
     <w:lvl w:ilvl="5" w:tplc="240A0005" w:tentative="1">
@@ -12137,7 +12276,7 @@
         <w:ind w:left="4604" w:hanging="360"/>
       </w:pPr>
       <w:rPr>
-        <w:rFonts w:hint="default" w:ascii="Wingdings" w:hAnsi="Wingdings"/>
+        <w:rFonts w:ascii="Wingdings" w:hAnsi="Wingdings" w:hint="default"/>
       </w:rPr>
     </w:lvl>
     <w:lvl w:ilvl="6" w:tplc="240A0001" w:tentative="1">
@@ -12149,7 +12288,7 @@
         <w:ind w:left="5324" w:hanging="360"/>
       </w:pPr>
       <w:rPr>
-        <w:rFonts w:hint="default" w:ascii="Symbol" w:hAnsi="Symbol"/>
+        <w:rFonts w:ascii="Symbol" w:hAnsi="Symbol" w:hint="default"/>
       </w:rPr>
     </w:lvl>
     <w:lvl w:ilvl="7" w:tplc="240A0003" w:tentative="1">
@@ -12161,7 +12300,7 @@
         <w:ind w:left="6044" w:hanging="360"/>
       </w:pPr>
       <w:rPr>
-        <w:rFonts w:hint="default" w:ascii="Courier New" w:hAnsi="Courier New" w:cs="Courier New"/>
+        <w:rFonts w:ascii="Courier New" w:hAnsi="Courier New" w:cs="Courier New" w:hint="default"/>
       </w:rPr>
     </w:lvl>
     <w:lvl w:ilvl="8" w:tplc="240A0005" w:tentative="1">
@@ -12173,7 +12312,7 @@
         <w:ind w:left="6764" w:hanging="360"/>
       </w:pPr>
       <w:rPr>
-        <w:rFonts w:hint="default" w:ascii="Wingdings" w:hAnsi="Wingdings"/>
+        <w:rFonts w:ascii="Wingdings" w:hAnsi="Wingdings" w:hint="default"/>
       </w:rPr>
     </w:lvl>
   </w:abstractNum>
@@ -12190,7 +12329,7 @@
         <w:ind w:left="1429" w:hanging="360"/>
       </w:pPr>
       <w:rPr>
-        <w:rFonts w:hint="default" w:ascii="Symbol" w:hAnsi="Symbol"/>
+        <w:rFonts w:ascii="Symbol" w:hAnsi="Symbol" w:hint="default"/>
       </w:rPr>
     </w:lvl>
     <w:lvl w:ilvl="1" w:tplc="240A0003" w:tentative="1">
@@ -12202,7 +12341,7 @@
         <w:ind w:left="2149" w:hanging="360"/>
       </w:pPr>
       <w:rPr>
-        <w:rFonts w:hint="default" w:ascii="Courier New" w:hAnsi="Courier New" w:cs="Courier New"/>
+        <w:rFonts w:ascii="Courier New" w:hAnsi="Courier New" w:cs="Courier New" w:hint="default"/>
       </w:rPr>
     </w:lvl>
     <w:lvl w:ilvl="2" w:tplc="240A0005" w:tentative="1">
@@ -12214,7 +12353,7 @@
         <w:ind w:left="2869" w:hanging="360"/>
       </w:pPr>
       <w:rPr>
-        <w:rFonts w:hint="default" w:ascii="Wingdings" w:hAnsi="Wingdings"/>
+        <w:rFonts w:ascii="Wingdings" w:hAnsi="Wingdings" w:hint="default"/>
       </w:rPr>
     </w:lvl>
     <w:lvl w:ilvl="3" w:tplc="240A0001" w:tentative="1">
@@ -12226,7 +12365,7 @@
         <w:ind w:left="3589" w:hanging="360"/>
       </w:pPr>
       <w:rPr>
-        <w:rFonts w:hint="default" w:ascii="Symbol" w:hAnsi="Symbol"/>
+        <w:rFonts w:ascii="Symbol" w:hAnsi="Symbol" w:hint="default"/>
       </w:rPr>
     </w:lvl>
     <w:lvl w:ilvl="4" w:tplc="240A0003" w:tentative="1">
@@ -12238,7 +12377,7 @@
         <w:ind w:left="4309" w:hanging="360"/>
       </w:pPr>
       <w:rPr>
-        <w:rFonts w:hint="default" w:ascii="Courier New" w:hAnsi="Courier New" w:cs="Courier New"/>
+        <w:rFonts w:ascii="Courier New" w:hAnsi="Courier New" w:cs="Courier New" w:hint="default"/>
       </w:rPr>
     </w:lvl>
     <w:lvl w:ilvl="5" w:tplc="240A0005" w:tentative="1">
@@ -12250,7 +12389,7 @@
         <w:ind w:left="5029" w:hanging="360"/>
       </w:pPr>
       <w:rPr>
-        <w:rFonts w:hint="default" w:ascii="Wingdings" w:hAnsi="Wingdings"/>
+        <w:rFonts w:ascii="Wingdings" w:hAnsi="Wingdings" w:hint="default"/>
       </w:rPr>
     </w:lvl>
     <w:lvl w:ilvl="6" w:tplc="240A0001" w:tentative="1">
@@ -12262,7 +12401,7 @@
         <w:ind w:left="5749" w:hanging="360"/>
       </w:pPr>
       <w:rPr>
-        <w:rFonts w:hint="default" w:ascii="Symbol" w:hAnsi="Symbol"/>
+        <w:rFonts w:ascii="Symbol" w:hAnsi="Symbol" w:hint="default"/>
       </w:rPr>
     </w:lvl>
     <w:lvl w:ilvl="7" w:tplc="240A0003" w:tentative="1">
@@ -12274,7 +12413,7 @@
         <w:ind w:left="6469" w:hanging="360"/>
       </w:pPr>
       <w:rPr>
-        <w:rFonts w:hint="default" w:ascii="Courier New" w:hAnsi="Courier New" w:cs="Courier New"/>
+        <w:rFonts w:ascii="Courier New" w:hAnsi="Courier New" w:cs="Courier New" w:hint="default"/>
       </w:rPr>
     </w:lvl>
     <w:lvl w:ilvl="8" w:tplc="240A0005" w:tentative="1">
@@ -12286,7 +12425,7 @@
         <w:ind w:left="7189" w:hanging="360"/>
       </w:pPr>
       <w:rPr>
-        <w:rFonts w:hint="default" w:ascii="Wingdings" w:hAnsi="Wingdings"/>
+        <w:rFonts w:ascii="Wingdings" w:hAnsi="Wingdings" w:hint="default"/>
       </w:rPr>
     </w:lvl>
   </w:abstractNum>
@@ -12303,7 +12442,7 @@
         <w:ind w:left="1429" w:hanging="360"/>
       </w:pPr>
       <w:rPr>
-        <w:rFonts w:hint="default" w:ascii="Symbol" w:hAnsi="Symbol"/>
+        <w:rFonts w:ascii="Symbol" w:hAnsi="Symbol" w:hint="default"/>
       </w:rPr>
     </w:lvl>
     <w:lvl w:ilvl="1" w:tplc="240A0003" w:tentative="1">
@@ -12315,7 +12454,7 @@
         <w:ind w:left="2149" w:hanging="360"/>
       </w:pPr>
       <w:rPr>
-        <w:rFonts w:hint="default" w:ascii="Courier New" w:hAnsi="Courier New" w:cs="Courier New"/>
+        <w:rFonts w:ascii="Courier New" w:hAnsi="Courier New" w:cs="Courier New" w:hint="default"/>
       </w:rPr>
     </w:lvl>
     <w:lvl w:ilvl="2" w:tplc="240A0005" w:tentative="1">
@@ -12327,7 +12466,7 @@
         <w:ind w:left="2869" w:hanging="360"/>
       </w:pPr>
       <w:rPr>
-        <w:rFonts w:hint="default" w:ascii="Wingdings" w:hAnsi="Wingdings"/>
+        <w:rFonts w:ascii="Wingdings" w:hAnsi="Wingdings" w:hint="default"/>
       </w:rPr>
     </w:lvl>
     <w:lvl w:ilvl="3" w:tplc="240A0001" w:tentative="1">
@@ -12339,7 +12478,7 @@
         <w:ind w:left="3589" w:hanging="360"/>
       </w:pPr>
       <w:rPr>
-        <w:rFonts w:hint="default" w:ascii="Symbol" w:hAnsi="Symbol"/>
+        <w:rFonts w:ascii="Symbol" w:hAnsi="Symbol" w:hint="default"/>
       </w:rPr>
     </w:lvl>
     <w:lvl w:ilvl="4" w:tplc="240A0003" w:tentative="1">
@@ -12351,7 +12490,7 @@
         <w:ind w:left="4309" w:hanging="360"/>
       </w:pPr>
       <w:rPr>
-        <w:rFonts w:hint="default" w:ascii="Courier New" w:hAnsi="Courier New" w:cs="Courier New"/>
+        <w:rFonts w:ascii="Courier New" w:hAnsi="Courier New" w:cs="Courier New" w:hint="default"/>
       </w:rPr>
     </w:lvl>
     <w:lvl w:ilvl="5" w:tplc="240A0005" w:tentative="1">
@@ -12363,7 +12502,7 @@
         <w:ind w:left="5029" w:hanging="360"/>
       </w:pPr>
       <w:rPr>
-        <w:rFonts w:hint="default" w:ascii="Wingdings" w:hAnsi="Wingdings"/>
+        <w:rFonts w:ascii="Wingdings" w:hAnsi="Wingdings" w:hint="default"/>
       </w:rPr>
     </w:lvl>
     <w:lvl w:ilvl="6" w:tplc="240A0001" w:tentative="1">
@@ -12375,7 +12514,7 @@
         <w:ind w:left="5749" w:hanging="360"/>
       </w:pPr>
       <w:rPr>
-        <w:rFonts w:hint="default" w:ascii="Symbol" w:hAnsi="Symbol"/>
+        <w:rFonts w:ascii="Symbol" w:hAnsi="Symbol" w:hint="default"/>
       </w:rPr>
     </w:lvl>
     <w:lvl w:ilvl="7" w:tplc="240A0003" w:tentative="1">
@@ -12387,7 +12526,7 @@
         <w:ind w:left="6469" w:hanging="360"/>
       </w:pPr>
       <w:rPr>
-        <w:rFonts w:hint="default" w:ascii="Courier New" w:hAnsi="Courier New" w:cs="Courier New"/>
+        <w:rFonts w:ascii="Courier New" w:hAnsi="Courier New" w:cs="Courier New" w:hint="default"/>
       </w:rPr>
     </w:lvl>
     <w:lvl w:ilvl="8" w:tplc="240A0005" w:tentative="1">
@@ -12399,7 +12538,7 @@
         <w:ind w:left="7189" w:hanging="360"/>
       </w:pPr>
       <w:rPr>
-        <w:rFonts w:hint="default" w:ascii="Wingdings" w:hAnsi="Wingdings"/>
+        <w:rFonts w:ascii="Wingdings" w:hAnsi="Wingdings" w:hint="default"/>
       </w:rPr>
     </w:lvl>
   </w:abstractNum>
@@ -12417,7 +12556,7 @@
         <w:ind w:left="1211" w:hanging="360"/>
       </w:pPr>
       <w:rPr>
-        <w:rFonts w:hint="default" w:ascii="Arial" w:hAnsi="Arial"/>
+        <w:rFonts w:ascii="Arial" w:hAnsi="Arial" w:hint="default"/>
         <w:b/>
         <w:i w:val="0"/>
         <w:caps w:val="0"/>
@@ -12510,7 +12649,7 @@
         <w:ind w:left="1429" w:hanging="360"/>
       </w:pPr>
       <w:rPr>
-        <w:rFonts w:hint="default" w:ascii="Symbol" w:hAnsi="Symbol"/>
+        <w:rFonts w:ascii="Symbol" w:hAnsi="Symbol" w:hint="default"/>
       </w:rPr>
     </w:lvl>
     <w:lvl w:ilvl="1" w:tplc="240A0003" w:tentative="1">
@@ -12522,7 +12661,7 @@
         <w:ind w:left="2149" w:hanging="360"/>
       </w:pPr>
       <w:rPr>
-        <w:rFonts w:hint="default" w:ascii="Courier New" w:hAnsi="Courier New" w:cs="Courier New"/>
+        <w:rFonts w:ascii="Courier New" w:hAnsi="Courier New" w:cs="Courier New" w:hint="default"/>
       </w:rPr>
     </w:lvl>
     <w:lvl w:ilvl="2" w:tplc="240A0005" w:tentative="1">
@@ -12534,7 +12673,7 @@
         <w:ind w:left="2869" w:hanging="360"/>
       </w:pPr>
       <w:rPr>
-        <w:rFonts w:hint="default" w:ascii="Wingdings" w:hAnsi="Wingdings"/>
+        <w:rFonts w:ascii="Wingdings" w:hAnsi="Wingdings" w:hint="default"/>
       </w:rPr>
     </w:lvl>
     <w:lvl w:ilvl="3" w:tplc="240A0001" w:tentative="1">
@@ -12546,7 +12685,7 @@
         <w:ind w:left="3589" w:hanging="360"/>
       </w:pPr>
       <w:rPr>
-        <w:rFonts w:hint="default" w:ascii="Symbol" w:hAnsi="Symbol"/>
+        <w:rFonts w:ascii="Symbol" w:hAnsi="Symbol" w:hint="default"/>
       </w:rPr>
     </w:lvl>
     <w:lvl w:ilvl="4" w:tplc="240A0003" w:tentative="1">
@@ -12558,7 +12697,7 @@
         <w:ind w:left="4309" w:hanging="360"/>
       </w:pPr>
       <w:rPr>
-        <w:rFonts w:hint="default" w:ascii="Courier New" w:hAnsi="Courier New" w:cs="Courier New"/>
+        <w:rFonts w:ascii="Courier New" w:hAnsi="Courier New" w:cs="Courier New" w:hint="default"/>
       </w:rPr>
     </w:lvl>
     <w:lvl w:ilvl="5" w:tplc="240A0005" w:tentative="1">
@@ -12570,7 +12709,7 @@
         <w:ind w:left="5029" w:hanging="360"/>
       </w:pPr>
       <w:rPr>
-        <w:rFonts w:hint="default" w:ascii="Wingdings" w:hAnsi="Wingdings"/>
+        <w:rFonts w:ascii="Wingdings" w:hAnsi="Wingdings" w:hint="default"/>
       </w:rPr>
     </w:lvl>
     <w:lvl w:ilvl="6" w:tplc="240A0001" w:tentative="1">
@@ -12582,7 +12721,7 @@
         <w:ind w:left="5749" w:hanging="360"/>
       </w:pPr>
       <w:rPr>
-        <w:rFonts w:hint="default" w:ascii="Symbol" w:hAnsi="Symbol"/>
+        <w:rFonts w:ascii="Symbol" w:hAnsi="Symbol" w:hint="default"/>
       </w:rPr>
     </w:lvl>
     <w:lvl w:ilvl="7" w:tplc="240A0003" w:tentative="1">
@@ -12594,7 +12733,7 @@
         <w:ind w:left="6469" w:hanging="360"/>
       </w:pPr>
       <w:rPr>
-        <w:rFonts w:hint="default" w:ascii="Courier New" w:hAnsi="Courier New" w:cs="Courier New"/>
+        <w:rFonts w:ascii="Courier New" w:hAnsi="Courier New" w:cs="Courier New" w:hint="default"/>
       </w:rPr>
     </w:lvl>
     <w:lvl w:ilvl="8" w:tplc="240A0005" w:tentative="1">
@@ -12606,7 +12745,7 @@
         <w:ind w:left="7189" w:hanging="360"/>
       </w:pPr>
       <w:rPr>
-        <w:rFonts w:hint="default" w:ascii="Wingdings" w:hAnsi="Wingdings"/>
+        <w:rFonts w:ascii="Wingdings" w:hAnsi="Wingdings" w:hint="default"/>
       </w:rPr>
     </w:lvl>
   </w:abstractNum>
@@ -12623,7 +12762,7 @@
         <w:ind w:left="1004" w:hanging="360"/>
       </w:pPr>
       <w:rPr>
-        <w:rFonts w:hint="default" w:ascii="Symbol" w:hAnsi="Symbol"/>
+        <w:rFonts w:ascii="Symbol" w:hAnsi="Symbol" w:hint="default"/>
       </w:rPr>
     </w:lvl>
     <w:lvl w:ilvl="1" w:tplc="240A0003" w:tentative="1">
@@ -12635,7 +12774,7 @@
         <w:ind w:left="1724" w:hanging="360"/>
       </w:pPr>
       <w:rPr>
-        <w:rFonts w:hint="default" w:ascii="Courier New" w:hAnsi="Courier New" w:cs="Courier New"/>
+        <w:rFonts w:ascii="Courier New" w:hAnsi="Courier New" w:cs="Courier New" w:hint="default"/>
       </w:rPr>
     </w:lvl>
     <w:lvl w:ilvl="2" w:tplc="240A0005" w:tentative="1">
@@ -12647,7 +12786,7 @@
         <w:ind w:left="2444" w:hanging="360"/>
       </w:pPr>
       <w:rPr>
-        <w:rFonts w:hint="default" w:ascii="Wingdings" w:hAnsi="Wingdings"/>
+        <w:rFonts w:ascii="Wingdings" w:hAnsi="Wingdings" w:hint="default"/>
       </w:rPr>
     </w:lvl>
     <w:lvl w:ilvl="3" w:tplc="240A0001" w:tentative="1">
@@ -12659,7 +12798,7 @@
         <w:ind w:left="3164" w:hanging="360"/>
       </w:pPr>
       <w:rPr>
-        <w:rFonts w:hint="default" w:ascii="Symbol" w:hAnsi="Symbol"/>
+        <w:rFonts w:ascii="Symbol" w:hAnsi="Symbol" w:hint="default"/>
       </w:rPr>
     </w:lvl>
     <w:lvl w:ilvl="4" w:tplc="240A0003" w:tentative="1">
@@ -12671,7 +12810,7 @@
         <w:ind w:left="3884" w:hanging="360"/>
       </w:pPr>
       <w:rPr>
-        <w:rFonts w:hint="default" w:ascii="Courier New" w:hAnsi="Courier New" w:cs="Courier New"/>
+        <w:rFonts w:ascii="Courier New" w:hAnsi="Courier New" w:cs="Courier New" w:hint="default"/>
       </w:rPr>
     </w:lvl>
     <w:lvl w:ilvl="5" w:tplc="240A0005" w:tentative="1">
@@ -12683,7 +12822,7 @@
         <w:ind w:left="4604" w:hanging="360"/>
       </w:pPr>
       <w:rPr>
-        <w:rFonts w:hint="default" w:ascii="Wingdings" w:hAnsi="Wingdings"/>
+        <w:rFonts w:ascii="Wingdings" w:hAnsi="Wingdings" w:hint="default"/>
       </w:rPr>
     </w:lvl>
     <w:lvl w:ilvl="6" w:tplc="240A0001" w:tentative="1">
@@ -12695,7 +12834,7 @@
         <w:ind w:left="5324" w:hanging="360"/>
       </w:pPr>
       <w:rPr>
-        <w:rFonts w:hint="default" w:ascii="Symbol" w:hAnsi="Symbol"/>
+        <w:rFonts w:ascii="Symbol" w:hAnsi="Symbol" w:hint="default"/>
       </w:rPr>
     </w:lvl>
     <w:lvl w:ilvl="7" w:tplc="240A0003" w:tentative="1">
@@ -12707,7 +12846,7 @@
         <w:ind w:left="6044" w:hanging="360"/>
       </w:pPr>
       <w:rPr>
-        <w:rFonts w:hint="default" w:ascii="Courier New" w:hAnsi="Courier New" w:cs="Courier New"/>
+        <w:rFonts w:ascii="Courier New" w:hAnsi="Courier New" w:cs="Courier New" w:hint="default"/>
       </w:rPr>
     </w:lvl>
     <w:lvl w:ilvl="8" w:tplc="240A0005" w:tentative="1">
@@ -12719,7 +12858,7 @@
         <w:ind w:left="6764" w:hanging="360"/>
       </w:pPr>
       <w:rPr>
-        <w:rFonts w:hint="default" w:ascii="Wingdings" w:hAnsi="Wingdings"/>
+        <w:rFonts w:ascii="Wingdings" w:hAnsi="Wingdings" w:hint="default"/>
       </w:rPr>
     </w:lvl>
   </w:abstractNum>
@@ -12736,7 +12875,7 @@
         <w:ind w:left="1429" w:hanging="360"/>
       </w:pPr>
       <w:rPr>
-        <w:rFonts w:hint="default" w:ascii="Symbol" w:hAnsi="Symbol"/>
+        <w:rFonts w:ascii="Symbol" w:hAnsi="Symbol" w:hint="default"/>
       </w:rPr>
     </w:lvl>
     <w:lvl w:ilvl="1" w:tplc="240A0003" w:tentative="1">
@@ -12748,7 +12887,7 @@
         <w:ind w:left="2149" w:hanging="360"/>
       </w:pPr>
       <w:rPr>
-        <w:rFonts w:hint="default" w:ascii="Courier New" w:hAnsi="Courier New" w:cs="Courier New"/>
+        <w:rFonts w:ascii="Courier New" w:hAnsi="Courier New" w:cs="Courier New" w:hint="default"/>
       </w:rPr>
     </w:lvl>
     <w:lvl w:ilvl="2" w:tplc="240A0005" w:tentative="1">
@@ -12760,7 +12899,7 @@
         <w:ind w:left="2869" w:hanging="360"/>
       </w:pPr>
       <w:rPr>
-        <w:rFonts w:hint="default" w:ascii="Wingdings" w:hAnsi="Wingdings"/>
+        <w:rFonts w:ascii="Wingdings" w:hAnsi="Wingdings" w:hint="default"/>
       </w:rPr>
     </w:lvl>
     <w:lvl w:ilvl="3" w:tplc="240A0001" w:tentative="1">
@@ -12772,7 +12911,7 @@
         <w:ind w:left="3589" w:hanging="360"/>
       </w:pPr>
       <w:rPr>
-        <w:rFonts w:hint="default" w:ascii="Symbol" w:hAnsi="Symbol"/>
+        <w:rFonts w:ascii="Symbol" w:hAnsi="Symbol" w:hint="default"/>
       </w:rPr>
     </w:lvl>
     <w:lvl w:ilvl="4" w:tplc="240A0003" w:tentative="1">
@@ -12784,7 +12923,7 @@
         <w:ind w:left="4309" w:hanging="360"/>
       </w:pPr>
       <w:rPr>
-        <w:rFonts w:hint="default" w:ascii="Courier New" w:hAnsi="Courier New" w:cs="Courier New"/>
+        <w:rFonts w:ascii="Courier New" w:hAnsi="Courier New" w:cs="Courier New" w:hint="default"/>
       </w:rPr>
     </w:lvl>
     <w:lvl w:ilvl="5" w:tplc="240A0005" w:tentative="1">
@@ -12796,7 +12935,7 @@
         <w:ind w:left="5029" w:hanging="360"/>
       </w:pPr>
       <w:rPr>
-        <w:rFonts w:hint="default" w:ascii="Wingdings" w:hAnsi="Wingdings"/>
+        <w:rFonts w:ascii="Wingdings" w:hAnsi="Wingdings" w:hint="default"/>
       </w:rPr>
     </w:lvl>
     <w:lvl w:ilvl="6" w:tplc="240A0001" w:tentative="1">
@@ -12808,7 +12947,7 @@
         <w:ind w:left="5749" w:hanging="360"/>
       </w:pPr>
       <w:rPr>
-        <w:rFonts w:hint="default" w:ascii="Symbol" w:hAnsi="Symbol"/>
+        <w:rFonts w:ascii="Symbol" w:hAnsi="Symbol" w:hint="default"/>
       </w:rPr>
     </w:lvl>
     <w:lvl w:ilvl="7" w:tplc="240A0003" w:tentative="1">
@@ -12820,7 +12959,7 @@
         <w:ind w:left="6469" w:hanging="360"/>
       </w:pPr>
       <w:rPr>
-        <w:rFonts w:hint="default" w:ascii="Courier New" w:hAnsi="Courier New" w:cs="Courier New"/>
+        <w:rFonts w:ascii="Courier New" w:hAnsi="Courier New" w:cs="Courier New" w:hint="default"/>
       </w:rPr>
     </w:lvl>
     <w:lvl w:ilvl="8" w:tplc="240A0005" w:tentative="1">
@@ -12832,7 +12971,7 @@
         <w:ind w:left="7189" w:hanging="360"/>
       </w:pPr>
       <w:rPr>
-        <w:rFonts w:hint="default" w:ascii="Wingdings" w:hAnsi="Wingdings"/>
+        <w:rFonts w:ascii="Wingdings" w:hAnsi="Wingdings" w:hint="default"/>
       </w:rPr>
     </w:lvl>
   </w:abstractNum>
@@ -12849,7 +12988,7 @@
         <w:ind w:left="1429" w:hanging="360"/>
       </w:pPr>
       <w:rPr>
-        <w:rFonts w:hint="default" w:ascii="Symbol" w:hAnsi="Symbol"/>
+        <w:rFonts w:ascii="Symbol" w:hAnsi="Symbol" w:hint="default"/>
       </w:rPr>
     </w:lvl>
     <w:lvl w:ilvl="1" w:tplc="240A0003" w:tentative="1">
@@ -12861,7 +13000,7 @@
         <w:ind w:left="2149" w:hanging="360"/>
       </w:pPr>
       <w:rPr>
-        <w:rFonts w:hint="default" w:ascii="Courier New" w:hAnsi="Courier New" w:cs="Courier New"/>
+        <w:rFonts w:ascii="Courier New" w:hAnsi="Courier New" w:cs="Courier New" w:hint="default"/>
       </w:rPr>
     </w:lvl>
     <w:lvl w:ilvl="2" w:tplc="240A0005" w:tentative="1">
@@ -12873,7 +13012,7 @@
         <w:ind w:left="2869" w:hanging="360"/>
       </w:pPr>
       <w:rPr>
-        <w:rFonts w:hint="default" w:ascii="Wingdings" w:hAnsi="Wingdings"/>
+        <w:rFonts w:ascii="Wingdings" w:hAnsi="Wingdings" w:hint="default"/>
       </w:rPr>
     </w:lvl>
     <w:lvl w:ilvl="3" w:tplc="240A0001" w:tentative="1">
@@ -12885,7 +13024,7 @@
         <w:ind w:left="3589" w:hanging="360"/>
       </w:pPr>
       <w:rPr>
-        <w:rFonts w:hint="default" w:ascii="Symbol" w:hAnsi="Symbol"/>
+        <w:rFonts w:ascii="Symbol" w:hAnsi="Symbol" w:hint="default"/>
       </w:rPr>
     </w:lvl>
     <w:lvl w:ilvl="4" w:tplc="240A0003" w:tentative="1">
@@ -12897,7 +13036,7 @@
         <w:ind w:left="4309" w:hanging="360"/>
       </w:pPr>
       <w:rPr>
-        <w:rFonts w:hint="default" w:ascii="Courier New" w:hAnsi="Courier New" w:cs="Courier New"/>
+        <w:rFonts w:ascii="Courier New" w:hAnsi="Courier New" w:cs="Courier New" w:hint="default"/>
       </w:rPr>
     </w:lvl>
     <w:lvl w:ilvl="5" w:tplc="240A0005" w:tentative="1">
@@ -12909,7 +13048,7 @@
         <w:ind w:left="5029" w:hanging="360"/>
       </w:pPr>
       <w:rPr>
-        <w:rFonts w:hint="default" w:ascii="Wingdings" w:hAnsi="Wingdings"/>
+        <w:rFonts w:ascii="Wingdings" w:hAnsi="Wingdings" w:hint="default"/>
       </w:rPr>
     </w:lvl>
     <w:lvl w:ilvl="6" w:tplc="240A0001" w:tentative="1">
@@ -12921,7 +13060,7 @@
         <w:ind w:left="5749" w:hanging="360"/>
       </w:pPr>
       <w:rPr>
-        <w:rFonts w:hint="default" w:ascii="Symbol" w:hAnsi="Symbol"/>
+        <w:rFonts w:ascii="Symbol" w:hAnsi="Symbol" w:hint="default"/>
       </w:rPr>
     </w:lvl>
     <w:lvl w:ilvl="7" w:tplc="240A0003" w:tentative="1">
@@ -12933,7 +13072,7 @@
         <w:ind w:left="6469" w:hanging="360"/>
       </w:pPr>
       <w:rPr>
-        <w:rFonts w:hint="default" w:ascii="Courier New" w:hAnsi="Courier New" w:cs="Courier New"/>
+        <w:rFonts w:ascii="Courier New" w:hAnsi="Courier New" w:cs="Courier New" w:hint="default"/>
       </w:rPr>
     </w:lvl>
     <w:lvl w:ilvl="8" w:tplc="240A0005" w:tentative="1">
@@ -12945,7 +13084,7 @@
         <w:ind w:left="7189" w:hanging="360"/>
       </w:pPr>
       <w:rPr>
-        <w:rFonts w:hint="default" w:ascii="Wingdings" w:hAnsi="Wingdings"/>
+        <w:rFonts w:ascii="Wingdings" w:hAnsi="Wingdings" w:hint="default"/>
       </w:rPr>
     </w:lvl>
   </w:abstractNum>
@@ -12962,7 +13101,7 @@
         <w:ind w:left="1429" w:hanging="360"/>
       </w:pPr>
       <w:rPr>
-        <w:rFonts w:hint="default" w:ascii="Symbol" w:hAnsi="Symbol"/>
+        <w:rFonts w:ascii="Symbol" w:hAnsi="Symbol" w:hint="default"/>
       </w:rPr>
     </w:lvl>
     <w:lvl w:ilvl="1" w:tplc="0C0A0003" w:tentative="1">
@@ -12974,7 +13113,7 @@
         <w:ind w:left="2149" w:hanging="360"/>
       </w:pPr>
       <w:rPr>
-        <w:rFonts w:hint="default" w:ascii="Courier New" w:hAnsi="Courier New" w:cs="Courier New"/>
+        <w:rFonts w:ascii="Courier New" w:hAnsi="Courier New" w:cs="Courier New" w:hint="default"/>
       </w:rPr>
     </w:lvl>
     <w:lvl w:ilvl="2" w:tplc="0C0A0005" w:tentative="1">
@@ -12986,7 +13125,7 @@
         <w:ind w:left="2869" w:hanging="360"/>
       </w:pPr>
       <w:rPr>
-        <w:rFonts w:hint="default" w:ascii="Wingdings" w:hAnsi="Wingdings"/>
+        <w:rFonts w:ascii="Wingdings" w:hAnsi="Wingdings" w:hint="default"/>
       </w:rPr>
     </w:lvl>
     <w:lvl w:ilvl="3" w:tplc="0C0A0001" w:tentative="1">
@@ -12998,7 +13137,7 @@
         <w:ind w:left="3589" w:hanging="360"/>
       </w:pPr>
       <w:rPr>
-        <w:rFonts w:hint="default" w:ascii="Symbol" w:hAnsi="Symbol"/>
+        <w:rFonts w:ascii="Symbol" w:hAnsi="Symbol" w:hint="default"/>
       </w:rPr>
     </w:lvl>
     <w:lvl w:ilvl="4" w:tplc="0C0A0003" w:tentative="1">
@@ -13010,7 +13149,7 @@
         <w:ind w:left="4309" w:hanging="360"/>
       </w:pPr>
       <w:rPr>
-        <w:rFonts w:hint="default" w:ascii="Courier New" w:hAnsi="Courier New" w:cs="Courier New"/>
+        <w:rFonts w:ascii="Courier New" w:hAnsi="Courier New" w:cs="Courier New" w:hint="default"/>
       </w:rPr>
     </w:lvl>
     <w:lvl w:ilvl="5" w:tplc="0C0A0005" w:tentative="1">
@@ -13022,7 +13161,7 @@
         <w:ind w:left="5029" w:hanging="360"/>
       </w:pPr>
       <w:rPr>
-        <w:rFonts w:hint="default" w:ascii="Wingdings" w:hAnsi="Wingdings"/>
+        <w:rFonts w:ascii="Wingdings" w:hAnsi="Wingdings" w:hint="default"/>
       </w:rPr>
     </w:lvl>
     <w:lvl w:ilvl="6" w:tplc="0C0A0001" w:tentative="1">
@@ -13034,7 +13173,7 @@
         <w:ind w:left="5749" w:hanging="360"/>
       </w:pPr>
       <w:rPr>
-        <w:rFonts w:hint="default" w:ascii="Symbol" w:hAnsi="Symbol"/>
+        <w:rFonts w:ascii="Symbol" w:hAnsi="Symbol" w:hint="default"/>
       </w:rPr>
     </w:lvl>
     <w:lvl w:ilvl="7" w:tplc="0C0A0003" w:tentative="1">
@@ -13046,7 +13185,7 @@
         <w:ind w:left="6469" w:hanging="360"/>
       </w:pPr>
       <w:rPr>
-        <w:rFonts w:hint="default" w:ascii="Courier New" w:hAnsi="Courier New" w:cs="Courier New"/>
+        <w:rFonts w:ascii="Courier New" w:hAnsi="Courier New" w:cs="Courier New" w:hint="default"/>
       </w:rPr>
     </w:lvl>
     <w:lvl w:ilvl="8" w:tplc="0C0A0005" w:tentative="1">
@@ -13058,7 +13197,7 @@
         <w:ind w:left="7189" w:hanging="360"/>
       </w:pPr>
       <w:rPr>
-        <w:rFonts w:hint="default" w:ascii="Wingdings" w:hAnsi="Wingdings"/>
+        <w:rFonts w:ascii="Wingdings" w:hAnsi="Wingdings" w:hint="default"/>
       </w:rPr>
     </w:lvl>
   </w:abstractNum>
@@ -13075,7 +13214,7 @@
         <w:ind w:left="720" w:hanging="360"/>
       </w:pPr>
       <w:rPr>
-        <w:rFonts w:hint="default" w:ascii="Symbol" w:hAnsi="Symbol"/>
+        <w:rFonts w:ascii="Symbol" w:hAnsi="Symbol" w:hint="default"/>
       </w:rPr>
     </w:lvl>
     <w:lvl w:ilvl="1" w:tplc="240A0003" w:tentative="1">
@@ -13087,7 +13226,7 @@
         <w:ind w:left="1440" w:hanging="360"/>
       </w:pPr>
       <w:rPr>
-        <w:rFonts w:hint="default" w:ascii="Courier New" w:hAnsi="Courier New" w:cs="Courier New"/>
+        <w:rFonts w:ascii="Courier New" w:hAnsi="Courier New" w:cs="Courier New" w:hint="default"/>
       </w:rPr>
     </w:lvl>
     <w:lvl w:ilvl="2" w:tplc="240A0005" w:tentative="1">
@@ -13099,7 +13238,7 @@
         <w:ind w:left="2160" w:hanging="360"/>
       </w:pPr>
       <w:rPr>
-        <w:rFonts w:hint="default" w:ascii="Wingdings" w:hAnsi="Wingdings"/>
+        <w:rFonts w:ascii="Wingdings" w:hAnsi="Wingdings" w:hint="default"/>
       </w:rPr>
     </w:lvl>
     <w:lvl w:ilvl="3" w:tplc="240A0001" w:tentative="1">
@@ -13111,7 +13250,7 @@
         <w:ind w:left="2880" w:hanging="360"/>
       </w:pPr>
       <w:rPr>
-        <w:rFonts w:hint="default" w:ascii="Symbol" w:hAnsi="Symbol"/>
+        <w:rFonts w:ascii="Symbol" w:hAnsi="Symbol" w:hint="default"/>
       </w:rPr>
     </w:lvl>
     <w:lvl w:ilvl="4" w:tplc="240A0003" w:tentative="1">
@@ -13123,7 +13262,7 @@
         <w:ind w:left="3600" w:hanging="360"/>
       </w:pPr>
       <w:rPr>
-        <w:rFonts w:hint="default" w:ascii="Courier New" w:hAnsi="Courier New" w:cs="Courier New"/>
+        <w:rFonts w:ascii="Courier New" w:hAnsi="Courier New" w:cs="Courier New" w:hint="default"/>
       </w:rPr>
     </w:lvl>
     <w:lvl w:ilvl="5" w:tplc="240A0005" w:tentative="1">
@@ -13135,7 +13274,7 @@
         <w:ind w:left="4320" w:hanging="360"/>
       </w:pPr>
       <w:rPr>
-        <w:rFonts w:hint="default" w:ascii="Wingdings" w:hAnsi="Wingdings"/>
+        <w:rFonts w:ascii="Wingdings" w:hAnsi="Wingdings" w:hint="default"/>
       </w:rPr>
     </w:lvl>
     <w:lvl w:ilvl="6" w:tplc="240A0001" w:tentative="1">
@@ -13147,7 +13286,7 @@
         <w:ind w:left="5040" w:hanging="360"/>
       </w:pPr>
       <w:rPr>
-        <w:rFonts w:hint="default" w:ascii="Symbol" w:hAnsi="Symbol"/>
+        <w:rFonts w:ascii="Symbol" w:hAnsi="Symbol" w:hint="default"/>
       </w:rPr>
     </w:lvl>
     <w:lvl w:ilvl="7" w:tplc="240A0003" w:tentative="1">
@@ -13159,7 +13298,7 @@
         <w:ind w:left="5760" w:hanging="360"/>
       </w:pPr>
       <w:rPr>
-        <w:rFonts w:hint="default" w:ascii="Courier New" w:hAnsi="Courier New" w:cs="Courier New"/>
+        <w:rFonts w:ascii="Courier New" w:hAnsi="Courier New" w:cs="Courier New" w:hint="default"/>
       </w:rPr>
     </w:lvl>
     <w:lvl w:ilvl="8" w:tplc="240A0005" w:tentative="1">
@@ -13171,7 +13310,7 @@
         <w:ind w:left="6480" w:hanging="360"/>
       </w:pPr>
       <w:rPr>
-        <w:rFonts w:hint="default" w:ascii="Wingdings" w:hAnsi="Wingdings"/>
+        <w:rFonts w:ascii="Wingdings" w:hAnsi="Wingdings" w:hint="default"/>
       </w:rPr>
     </w:lvl>
   </w:abstractNum>
@@ -13279,7 +13418,7 @@
         <w:ind w:left="1004" w:hanging="360"/>
       </w:pPr>
       <w:rPr>
-        <w:rFonts w:hint="default" w:ascii="Symbol" w:hAnsi="Symbol"/>
+        <w:rFonts w:ascii="Symbol" w:hAnsi="Symbol" w:hint="default"/>
       </w:rPr>
     </w:lvl>
     <w:lvl w:ilvl="1" w:tplc="240A0003" w:tentative="1">
@@ -13291,7 +13430,7 @@
         <w:ind w:left="1724" w:hanging="360"/>
       </w:pPr>
       <w:rPr>
-        <w:rFonts w:hint="default" w:ascii="Courier New" w:hAnsi="Courier New" w:cs="Courier New"/>
+        <w:rFonts w:ascii="Courier New" w:hAnsi="Courier New" w:cs="Courier New" w:hint="default"/>
       </w:rPr>
     </w:lvl>
     <w:lvl w:ilvl="2" w:tplc="240A0005" w:tentative="1">
@@ -13303,7 +13442,7 @@
         <w:ind w:left="2444" w:hanging="360"/>
       </w:pPr>
       <w:rPr>
-        <w:rFonts w:hint="default" w:ascii="Wingdings" w:hAnsi="Wingdings"/>
+        <w:rFonts w:ascii="Wingdings" w:hAnsi="Wingdings" w:hint="default"/>
       </w:rPr>
     </w:lvl>
     <w:lvl w:ilvl="3" w:tplc="240A0001" w:tentative="1">
@@ -13315,7 +13454,7 @@
         <w:ind w:left="3164" w:hanging="360"/>
       </w:pPr>
       <w:rPr>
-        <w:rFonts w:hint="default" w:ascii="Symbol" w:hAnsi="Symbol"/>
+        <w:rFonts w:ascii="Symbol" w:hAnsi="Symbol" w:hint="default"/>
       </w:rPr>
     </w:lvl>
     <w:lvl w:ilvl="4" w:tplc="240A0003" w:tentative="1">
@@ -13327,7 +13466,7 @@
         <w:ind w:left="3884" w:hanging="360"/>
       </w:pPr>
       <w:rPr>
-        <w:rFonts w:hint="default" w:ascii="Courier New" w:hAnsi="Courier New" w:cs="Courier New"/>
+        <w:rFonts w:ascii="Courier New" w:hAnsi="Courier New" w:cs="Courier New" w:hint="default"/>
       </w:rPr>
     </w:lvl>
     <w:lvl w:ilvl="5" w:tplc="240A0005" w:tentative="1">
@@ -13339,7 +13478,7 @@
         <w:ind w:left="4604" w:hanging="360"/>
       </w:pPr>
       <w:rPr>
-        <w:rFonts w:hint="default" w:ascii="Wingdings" w:hAnsi="Wingdings"/>
+        <w:rFonts w:ascii="Wingdings" w:hAnsi="Wingdings" w:hint="default"/>
       </w:rPr>
     </w:lvl>
     <w:lvl w:ilvl="6" w:tplc="240A0001" w:tentative="1">
@@ -13351,7 +13490,7 @@
         <w:ind w:left="5324" w:hanging="360"/>
       </w:pPr>
       <w:rPr>
-        <w:rFonts w:hint="default" w:ascii="Symbol" w:hAnsi="Symbol"/>
+        <w:rFonts w:ascii="Symbol" w:hAnsi="Symbol" w:hint="default"/>
       </w:rPr>
     </w:lvl>
     <w:lvl w:ilvl="7" w:tplc="240A0003" w:tentative="1">
@@ -13363,7 +13502,7 @@
         <w:ind w:left="6044" w:hanging="360"/>
       </w:pPr>
       <w:rPr>
-        <w:rFonts w:hint="default" w:ascii="Courier New" w:hAnsi="Courier New" w:cs="Courier New"/>
+        <w:rFonts w:ascii="Courier New" w:hAnsi="Courier New" w:cs="Courier New" w:hint="default"/>
       </w:rPr>
     </w:lvl>
     <w:lvl w:ilvl="8" w:tplc="240A0005" w:tentative="1">
@@ -13375,7 +13514,7 @@
         <w:ind w:left="6764" w:hanging="360"/>
       </w:pPr>
       <w:rPr>
-        <w:rFonts w:hint="default" w:ascii="Wingdings" w:hAnsi="Wingdings"/>
+        <w:rFonts w:ascii="Wingdings" w:hAnsi="Wingdings" w:hint="default"/>
       </w:rPr>
     </w:lvl>
   </w:abstractNum>
@@ -13392,7 +13531,7 @@
         <w:ind w:left="1429" w:hanging="360"/>
       </w:pPr>
       <w:rPr>
-        <w:rFonts w:hint="default" w:ascii="Symbol" w:hAnsi="Symbol"/>
+        <w:rFonts w:ascii="Symbol" w:hAnsi="Symbol" w:hint="default"/>
       </w:rPr>
     </w:lvl>
     <w:lvl w:ilvl="1" w:tplc="240A0003" w:tentative="1">
@@ -13404,7 +13543,7 @@
         <w:ind w:left="2149" w:hanging="360"/>
       </w:pPr>
       <w:rPr>
-        <w:rFonts w:hint="default" w:ascii="Courier New" w:hAnsi="Courier New" w:cs="Courier New"/>
+        <w:rFonts w:ascii="Courier New" w:hAnsi="Courier New" w:cs="Courier New" w:hint="default"/>
       </w:rPr>
     </w:lvl>
     <w:lvl w:ilvl="2" w:tplc="240A0005" w:tentative="1">
@@ -13416,7 +13555,7 @@
         <w:ind w:left="2869" w:hanging="360"/>
       </w:pPr>
       <w:rPr>
-        <w:rFonts w:hint="default" w:ascii="Wingdings" w:hAnsi="Wingdings"/>
+        <w:rFonts w:ascii="Wingdings" w:hAnsi="Wingdings" w:hint="default"/>
       </w:rPr>
     </w:lvl>
     <w:lvl w:ilvl="3" w:tplc="240A0001" w:tentative="1">
@@ -13428,7 +13567,7 @@
         <w:ind w:left="3589" w:hanging="360"/>
       </w:pPr>
       <w:rPr>
-        <w:rFonts w:hint="default" w:ascii="Symbol" w:hAnsi="Symbol"/>
+        <w:rFonts w:ascii="Symbol" w:hAnsi="Symbol" w:hint="default"/>
       </w:rPr>
     </w:lvl>
     <w:lvl w:ilvl="4" w:tplc="240A0003" w:tentative="1">
@@ -13440,7 +13579,7 @@
         <w:ind w:left="4309" w:hanging="360"/>
       </w:pPr>
       <w:rPr>
-        <w:rFonts w:hint="default" w:ascii="Courier New" w:hAnsi="Courier New" w:cs="Courier New"/>
+        <w:rFonts w:ascii="Courier New" w:hAnsi="Courier New" w:cs="Courier New" w:hint="default"/>
       </w:rPr>
     </w:lvl>
     <w:lvl w:ilvl="5" w:tplc="240A0005" w:tentative="1">
@@ -13452,7 +13591,7 @@
         <w:ind w:left="5029" w:hanging="360"/>
       </w:pPr>
       <w:rPr>
-        <w:rFonts w:hint="default" w:ascii="Wingdings" w:hAnsi="Wingdings"/>
+        <w:rFonts w:ascii="Wingdings" w:hAnsi="Wingdings" w:hint="default"/>
       </w:rPr>
     </w:lvl>
     <w:lvl w:ilvl="6" w:tplc="240A0001" w:tentative="1">
@@ -13464,7 +13603,7 @@
         <w:ind w:left="5749" w:hanging="360"/>
       </w:pPr>
       <w:rPr>
-        <w:rFonts w:hint="default" w:ascii="Symbol" w:hAnsi="Symbol"/>
+        <w:rFonts w:ascii="Symbol" w:hAnsi="Symbol" w:hint="default"/>
       </w:rPr>
     </w:lvl>
     <w:lvl w:ilvl="7" w:tplc="240A0003" w:tentative="1">
@@ -13476,7 +13615,7 @@
         <w:ind w:left="6469" w:hanging="360"/>
       </w:pPr>
       <w:rPr>
-        <w:rFonts w:hint="default" w:ascii="Courier New" w:hAnsi="Courier New" w:cs="Courier New"/>
+        <w:rFonts w:ascii="Courier New" w:hAnsi="Courier New" w:cs="Courier New" w:hint="default"/>
       </w:rPr>
     </w:lvl>
     <w:lvl w:ilvl="8" w:tplc="240A0005" w:tentative="1">
@@ -13488,7 +13627,7 @@
         <w:ind w:left="7189" w:hanging="360"/>
       </w:pPr>
       <w:rPr>
-        <w:rFonts w:hint="default" w:ascii="Wingdings" w:hAnsi="Wingdings"/>
+        <w:rFonts w:ascii="Wingdings" w:hAnsi="Wingdings" w:hint="default"/>
       </w:rPr>
     </w:lvl>
   </w:abstractNum>
@@ -13505,7 +13644,7 @@
         <w:ind w:left="1429" w:hanging="360"/>
       </w:pPr>
       <w:rPr>
-        <w:rFonts w:hint="default" w:ascii="Symbol" w:hAnsi="Symbol"/>
+        <w:rFonts w:ascii="Symbol" w:hAnsi="Symbol" w:hint="default"/>
       </w:rPr>
     </w:lvl>
     <w:lvl w:ilvl="1" w:tplc="240A0003" w:tentative="1">
@@ -13517,7 +13656,7 @@
         <w:ind w:left="2149" w:hanging="360"/>
       </w:pPr>
       <w:rPr>
-        <w:rFonts w:hint="default" w:ascii="Courier New" w:hAnsi="Courier New" w:cs="Courier New"/>
+        <w:rFonts w:ascii="Courier New" w:hAnsi="Courier New" w:cs="Courier New" w:hint="default"/>
       </w:rPr>
     </w:lvl>
     <w:lvl w:ilvl="2" w:tplc="240A0005" w:tentative="1">
@@ -13529,7 +13668,7 @@
         <w:ind w:left="2869" w:hanging="360"/>
       </w:pPr>
       <w:rPr>
-        <w:rFonts w:hint="default" w:ascii="Wingdings" w:hAnsi="Wingdings"/>
+        <w:rFonts w:ascii="Wingdings" w:hAnsi="Wingdings" w:hint="default"/>
       </w:rPr>
     </w:lvl>
     <w:lvl w:ilvl="3" w:tplc="240A0001" w:tentative="1">
@@ -13541,7 +13680,7 @@
         <w:ind w:left="3589" w:hanging="360"/>
       </w:pPr>
       <w:rPr>
-        <w:rFonts w:hint="default" w:ascii="Symbol" w:hAnsi="Symbol"/>
+        <w:rFonts w:ascii="Symbol" w:hAnsi="Symbol" w:hint="default"/>
       </w:rPr>
     </w:lvl>
     <w:lvl w:ilvl="4" w:tplc="240A0003" w:tentative="1">
@@ -13553,7 +13692,7 @@
         <w:ind w:left="4309" w:hanging="360"/>
       </w:pPr>
       <w:rPr>
-        <w:rFonts w:hint="default" w:ascii="Courier New" w:hAnsi="Courier New" w:cs="Courier New"/>
+        <w:rFonts w:ascii="Courier New" w:hAnsi="Courier New" w:cs="Courier New" w:hint="default"/>
       </w:rPr>
     </w:lvl>
     <w:lvl w:ilvl="5" w:tplc="240A0005" w:tentative="1">
@@ -13565,7 +13704,7 @@
         <w:ind w:left="5029" w:hanging="360"/>
       </w:pPr>
       <w:rPr>
-        <w:rFonts w:hint="default" w:ascii="Wingdings" w:hAnsi="Wingdings"/>
+        <w:rFonts w:ascii="Wingdings" w:hAnsi="Wingdings" w:hint="default"/>
       </w:rPr>
     </w:lvl>
     <w:lvl w:ilvl="6" w:tplc="240A0001" w:tentative="1">
@@ -13577,7 +13716,7 @@
         <w:ind w:left="5749" w:hanging="360"/>
       </w:pPr>
       <w:rPr>
-        <w:rFonts w:hint="default" w:ascii="Symbol" w:hAnsi="Symbol"/>
+        <w:rFonts w:ascii="Symbol" w:hAnsi="Symbol" w:hint="default"/>
       </w:rPr>
     </w:lvl>
     <w:lvl w:ilvl="7" w:tplc="240A0003" w:tentative="1">
@@ -13589,7 +13728,7 @@
         <w:ind w:left="6469" w:hanging="360"/>
       </w:pPr>
       <w:rPr>
-        <w:rFonts w:hint="default" w:ascii="Courier New" w:hAnsi="Courier New" w:cs="Courier New"/>
+        <w:rFonts w:ascii="Courier New" w:hAnsi="Courier New" w:cs="Courier New" w:hint="default"/>
       </w:rPr>
     </w:lvl>
     <w:lvl w:ilvl="8" w:tplc="240A0005" w:tentative="1">
@@ -13601,7 +13740,7 @@
         <w:ind w:left="7189" w:hanging="360"/>
       </w:pPr>
       <w:rPr>
-        <w:rFonts w:hint="default" w:ascii="Wingdings" w:hAnsi="Wingdings"/>
+        <w:rFonts w:ascii="Wingdings" w:hAnsi="Wingdings" w:hint="default"/>
       </w:rPr>
     </w:lvl>
   </w:abstractNum>
@@ -13618,7 +13757,7 @@
         <w:ind w:left="1004" w:hanging="360"/>
       </w:pPr>
       <w:rPr>
-        <w:rFonts w:hint="default" w:ascii="Symbol" w:hAnsi="Symbol"/>
+        <w:rFonts w:ascii="Symbol" w:hAnsi="Symbol" w:hint="default"/>
       </w:rPr>
     </w:lvl>
     <w:lvl w:ilvl="1" w:tplc="240A0003" w:tentative="1">
@@ -13630,7 +13769,7 @@
         <w:ind w:left="1724" w:hanging="360"/>
       </w:pPr>
       <w:rPr>
-        <w:rFonts w:hint="default" w:ascii="Courier New" w:hAnsi="Courier New" w:cs="Courier New"/>
+        <w:rFonts w:ascii="Courier New" w:hAnsi="Courier New" w:cs="Courier New" w:hint="default"/>
       </w:rPr>
     </w:lvl>
     <w:lvl w:ilvl="2" w:tplc="240A0005" w:tentative="1">
@@ -13642,7 +13781,7 @@
         <w:ind w:left="2444" w:hanging="360"/>
       </w:pPr>
       <w:rPr>
-        <w:rFonts w:hint="default" w:ascii="Wingdings" w:hAnsi="Wingdings"/>
+        <w:rFonts w:ascii="Wingdings" w:hAnsi="Wingdings" w:hint="default"/>
       </w:rPr>
     </w:lvl>
     <w:lvl w:ilvl="3" w:tplc="240A0001" w:tentative="1">
@@ -13654,7 +13793,7 @@
         <w:ind w:left="3164" w:hanging="360"/>
       </w:pPr>
       <w:rPr>
-        <w:rFonts w:hint="default" w:ascii="Symbol" w:hAnsi="Symbol"/>
+        <w:rFonts w:ascii="Symbol" w:hAnsi="Symbol" w:hint="default"/>
       </w:rPr>
     </w:lvl>
     <w:lvl w:ilvl="4" w:tplc="240A0003" w:tentative="1">
@@ -13666,7 +13805,7 @@
         <w:ind w:left="3884" w:hanging="360"/>
       </w:pPr>
       <w:rPr>
-        <w:rFonts w:hint="default" w:ascii="Courier New" w:hAnsi="Courier New" w:cs="Courier New"/>
+        <w:rFonts w:ascii="Courier New" w:hAnsi="Courier New" w:cs="Courier New" w:hint="default"/>
       </w:rPr>
     </w:lvl>
     <w:lvl w:ilvl="5" w:tplc="240A0005" w:tentative="1">
@@ -13678,7 +13817,7 @@
         <w:ind w:left="4604" w:hanging="360"/>
       </w:pPr>
       <w:rPr>
-        <w:rFonts w:hint="default" w:ascii="Wingdings" w:hAnsi="Wingdings"/>
+        <w:rFonts w:ascii="Wingdings" w:hAnsi="Wingdings" w:hint="default"/>
       </w:rPr>
     </w:lvl>
     <w:lvl w:ilvl="6" w:tplc="240A0001" w:tentative="1">
@@ -13690,7 +13829,7 @@
         <w:ind w:left="5324" w:hanging="360"/>
       </w:pPr>
       <w:rPr>
-        <w:rFonts w:hint="default" w:ascii="Symbol" w:hAnsi="Symbol"/>
+        <w:rFonts w:ascii="Symbol" w:hAnsi="Symbol" w:hint="default"/>
       </w:rPr>
     </w:lvl>
     <w:lvl w:ilvl="7" w:tplc="240A0003" w:tentative="1">
@@ -13702,7 +13841,7 @@
         <w:ind w:left="6044" w:hanging="360"/>
       </w:pPr>
       <w:rPr>
-        <w:rFonts w:hint="default" w:ascii="Courier New" w:hAnsi="Courier New" w:cs="Courier New"/>
+        <w:rFonts w:ascii="Courier New" w:hAnsi="Courier New" w:cs="Courier New" w:hint="default"/>
       </w:rPr>
     </w:lvl>
     <w:lvl w:ilvl="8" w:tplc="240A0005" w:tentative="1">
@@ -13714,7 +13853,7 @@
         <w:ind w:left="6764" w:hanging="360"/>
       </w:pPr>
       <w:rPr>
-        <w:rFonts w:hint="default" w:ascii="Wingdings" w:hAnsi="Wingdings"/>
+        <w:rFonts w:ascii="Wingdings" w:hAnsi="Wingdings" w:hint="default"/>
       </w:rPr>
     </w:lvl>
   </w:abstractNum>
@@ -13731,7 +13870,7 @@
         <w:ind w:left="1429" w:hanging="360"/>
       </w:pPr>
       <w:rPr>
-        <w:rFonts w:hint="default" w:ascii="Symbol" w:hAnsi="Symbol"/>
+        <w:rFonts w:ascii="Symbol" w:hAnsi="Symbol" w:hint="default"/>
       </w:rPr>
     </w:lvl>
     <w:lvl w:ilvl="1" w:tplc="240A0003" w:tentative="1">
@@ -13743,7 +13882,7 @@
         <w:ind w:left="2149" w:hanging="360"/>
       </w:pPr>
       <w:rPr>
-        <w:rFonts w:hint="default" w:ascii="Courier New" w:hAnsi="Courier New" w:cs="Courier New"/>
+        <w:rFonts w:ascii="Courier New" w:hAnsi="Courier New" w:cs="Courier New" w:hint="default"/>
       </w:rPr>
     </w:lvl>
     <w:lvl w:ilvl="2" w:tplc="240A0005" w:tentative="1">
@@ -13755,7 +13894,7 @@
         <w:ind w:left="2869" w:hanging="360"/>
       </w:pPr>
       <w:rPr>
-        <w:rFonts w:hint="default" w:ascii="Wingdings" w:hAnsi="Wingdings"/>
+        <w:rFonts w:ascii="Wingdings" w:hAnsi="Wingdings" w:hint="default"/>
       </w:rPr>
     </w:lvl>
     <w:lvl w:ilvl="3" w:tplc="240A0001" w:tentative="1">
@@ -13767,7 +13906,7 @@
         <w:ind w:left="3589" w:hanging="360"/>
       </w:pPr>
       <w:rPr>
-        <w:rFonts w:hint="default" w:ascii="Symbol" w:hAnsi="Symbol"/>
+        <w:rFonts w:ascii="Symbol" w:hAnsi="Symbol" w:hint="default"/>
       </w:rPr>
     </w:lvl>
     <w:lvl w:ilvl="4" w:tplc="240A0003" w:tentative="1">
@@ -13779,7 +13918,7 @@
         <w:ind w:left="4309" w:hanging="360"/>
       </w:pPr>
       <w:rPr>
-        <w:rFonts w:hint="default" w:ascii="Courier New" w:hAnsi="Courier New" w:cs="Courier New"/>
+        <w:rFonts w:ascii="Courier New" w:hAnsi="Courier New" w:cs="Courier New" w:hint="default"/>
       </w:rPr>
     </w:lvl>
     <w:lvl w:ilvl="5" w:tplc="240A0005" w:tentative="1">
@@ -13791,7 +13930,7 @@
         <w:ind w:left="5029" w:hanging="360"/>
       </w:pPr>
       <w:rPr>
-        <w:rFonts w:hint="default" w:ascii="Wingdings" w:hAnsi="Wingdings"/>
+        <w:rFonts w:ascii="Wingdings" w:hAnsi="Wingdings" w:hint="default"/>
       </w:rPr>
     </w:lvl>
     <w:lvl w:ilvl="6" w:tplc="240A0001" w:tentative="1">
@@ -13803,7 +13942,7 @@
         <w:ind w:left="5749" w:hanging="360"/>
       </w:pPr>
       <w:rPr>
-        <w:rFonts w:hint="default" w:ascii="Symbol" w:hAnsi="Symbol"/>
+        <w:rFonts w:ascii="Symbol" w:hAnsi="Symbol" w:hint="default"/>
       </w:rPr>
     </w:lvl>
     <w:lvl w:ilvl="7" w:tplc="240A0003" w:tentative="1">
@@ -13815,7 +13954,7 @@
         <w:ind w:left="6469" w:hanging="360"/>
       </w:pPr>
       <w:rPr>
-        <w:rFonts w:hint="default" w:ascii="Courier New" w:hAnsi="Courier New" w:cs="Courier New"/>
+        <w:rFonts w:ascii="Courier New" w:hAnsi="Courier New" w:cs="Courier New" w:hint="default"/>
       </w:rPr>
     </w:lvl>
     <w:lvl w:ilvl="8" w:tplc="240A0005" w:tentative="1">
@@ -13827,11 +13966,124 @@
         <w:ind w:left="7189" w:hanging="360"/>
       </w:pPr>
       <w:rPr>
-        <w:rFonts w:hint="default" w:ascii="Wingdings" w:hAnsi="Wingdings"/>
+        <w:rFonts w:ascii="Wingdings" w:hAnsi="Wingdings" w:hint="default"/>
       </w:rPr>
     </w:lvl>
   </w:abstractNum>
   <w:abstractNum w:abstractNumId="25" w15:restartNumberingAfterBreak="0">
+    <w:nsid w:val="6ABD118F"/>
+    <w:multiLevelType w:val="hybridMultilevel"/>
+    <w:tmpl w:val="A9406546"/>
+    <w:lvl w:ilvl="0" w:tplc="240A0001">
+      <w:start w:val="1"/>
+      <w:numFmt w:val="bullet"/>
+      <w:lvlText w:val=""/>
+      <w:lvlJc w:val="left"/>
+      <w:pPr>
+        <w:ind w:left="1429" w:hanging="360"/>
+      </w:pPr>
+      <w:rPr>
+        <w:rFonts w:ascii="Symbol" w:hAnsi="Symbol" w:hint="default"/>
+      </w:rPr>
+    </w:lvl>
+    <w:lvl w:ilvl="1" w:tplc="240A0003" w:tentative="1">
+      <w:start w:val="1"/>
+      <w:numFmt w:val="bullet"/>
+      <w:lvlText w:val="o"/>
+      <w:lvlJc w:val="left"/>
+      <w:pPr>
+        <w:ind w:left="2149" w:hanging="360"/>
+      </w:pPr>
+      <w:rPr>
+        <w:rFonts w:ascii="Courier New" w:hAnsi="Courier New" w:cs="Courier New" w:hint="default"/>
+      </w:rPr>
+    </w:lvl>
+    <w:lvl w:ilvl="2" w:tplc="240A0005" w:tentative="1">
+      <w:start w:val="1"/>
+      <w:numFmt w:val="bullet"/>
+      <w:lvlText w:val=""/>
+      <w:lvlJc w:val="left"/>
+      <w:pPr>
+        <w:ind w:left="2869" w:hanging="360"/>
+      </w:pPr>
+      <w:rPr>
+        <w:rFonts w:ascii="Wingdings" w:hAnsi="Wingdings" w:hint="default"/>
+      </w:rPr>
+    </w:lvl>
+    <w:lvl w:ilvl="3" w:tplc="240A0001" w:tentative="1">
+      <w:start w:val="1"/>
+      <w:numFmt w:val="bullet"/>
+      <w:lvlText w:val=""/>
+      <w:lvlJc w:val="left"/>
+      <w:pPr>
+        <w:ind w:left="3589" w:hanging="360"/>
+      </w:pPr>
+      <w:rPr>
+        <w:rFonts w:ascii="Symbol" w:hAnsi="Symbol" w:hint="default"/>
+      </w:rPr>
+    </w:lvl>
+    <w:lvl w:ilvl="4" w:tplc="240A0003" w:tentative="1">
+      <w:start w:val="1"/>
+      <w:numFmt w:val="bullet"/>
+      <w:lvlText w:val="o"/>
+      <w:lvlJc w:val="left"/>
+      <w:pPr>
+        <w:ind w:left="4309" w:hanging="360"/>
+      </w:pPr>
+      <w:rPr>
+        <w:rFonts w:ascii="Courier New" w:hAnsi="Courier New" w:cs="Courier New" w:hint="default"/>
+      </w:rPr>
+    </w:lvl>
+    <w:lvl w:ilvl="5" w:tplc="240A0005" w:tentative="1">
+      <w:start w:val="1"/>
+      <w:numFmt w:val="bullet"/>
+      <w:lvlText w:val=""/>
+      <w:lvlJc w:val="left"/>
+      <w:pPr>
+        <w:ind w:left="5029" w:hanging="360"/>
+      </w:pPr>
+      <w:rPr>
+        <w:rFonts w:ascii="Wingdings" w:hAnsi="Wingdings" w:hint="default"/>
+      </w:rPr>
+    </w:lvl>
+    <w:lvl w:ilvl="6" w:tplc="240A0001" w:tentative="1">
+      <w:start w:val="1"/>
+      <w:numFmt w:val="bullet"/>
+      <w:lvlText w:val=""/>
+      <w:lvlJc w:val="left"/>
+      <w:pPr>
+        <w:ind w:left="5749" w:hanging="360"/>
+      </w:pPr>
+      <w:rPr>
+        <w:rFonts w:ascii="Symbol" w:hAnsi="Symbol" w:hint="default"/>
+      </w:rPr>
+    </w:lvl>
+    <w:lvl w:ilvl="7" w:tplc="240A0003" w:tentative="1">
+      <w:start w:val="1"/>
+      <w:numFmt w:val="bullet"/>
+      <w:lvlText w:val="o"/>
+      <w:lvlJc w:val="left"/>
+      <w:pPr>
+        <w:ind w:left="6469" w:hanging="360"/>
+      </w:pPr>
+      <w:rPr>
+        <w:rFonts w:ascii="Courier New" w:hAnsi="Courier New" w:cs="Courier New" w:hint="default"/>
+      </w:rPr>
+    </w:lvl>
+    <w:lvl w:ilvl="8" w:tplc="240A0005" w:tentative="1">
+      <w:start w:val="1"/>
+      <w:numFmt w:val="bullet"/>
+      <w:lvlText w:val=""/>
+      <w:lvlJc w:val="left"/>
+      <w:pPr>
+        <w:ind w:left="7189" w:hanging="360"/>
+      </w:pPr>
+      <w:rPr>
+        <w:rFonts w:ascii="Wingdings" w:hAnsi="Wingdings" w:hint="default"/>
+      </w:rPr>
+    </w:lvl>
+  </w:abstractNum>
+  <w:abstractNum w:abstractNumId="26" w15:restartNumberingAfterBreak="0">
     <w:nsid w:val="717447B7"/>
     <w:multiLevelType w:val="hybridMultilevel"/>
     <w:tmpl w:val="F32EF5D6"/>
@@ -13844,7 +14096,7 @@
         <w:ind w:left="1429" w:hanging="360"/>
       </w:pPr>
       <w:rPr>
-        <w:rFonts w:hint="default" w:ascii="Symbol" w:hAnsi="Symbol"/>
+        <w:rFonts w:ascii="Symbol" w:hAnsi="Symbol" w:hint="default"/>
       </w:rPr>
     </w:lvl>
     <w:lvl w:ilvl="1" w:tplc="240A0003" w:tentative="1">
@@ -13856,7 +14108,7 @@
         <w:ind w:left="2149" w:hanging="360"/>
       </w:pPr>
       <w:rPr>
-        <w:rFonts w:hint="default" w:ascii="Courier New" w:hAnsi="Courier New" w:cs="Courier New"/>
+        <w:rFonts w:ascii="Courier New" w:hAnsi="Courier New" w:cs="Courier New" w:hint="default"/>
       </w:rPr>
     </w:lvl>
     <w:lvl w:ilvl="2" w:tplc="240A0005" w:tentative="1">
@@ -13868,7 +14120,7 @@
         <w:ind w:left="2869" w:hanging="360"/>
       </w:pPr>
       <w:rPr>
-        <w:rFonts w:hint="default" w:ascii="Wingdings" w:hAnsi="Wingdings"/>
+        <w:rFonts w:ascii="Wingdings" w:hAnsi="Wingdings" w:hint="default"/>
       </w:rPr>
     </w:lvl>
     <w:lvl w:ilvl="3" w:tplc="240A0001" w:tentative="1">
@@ -13880,7 +14132,7 @@
         <w:ind w:left="3589" w:hanging="360"/>
       </w:pPr>
       <w:rPr>
-        <w:rFonts w:hint="default" w:ascii="Symbol" w:hAnsi="Symbol"/>
+        <w:rFonts w:ascii="Symbol" w:hAnsi="Symbol" w:hint="default"/>
       </w:rPr>
     </w:lvl>
     <w:lvl w:ilvl="4" w:tplc="240A0003" w:tentative="1">
@@ -13892,7 +14144,7 @@
         <w:ind w:left="4309" w:hanging="360"/>
       </w:pPr>
       <w:rPr>
-        <w:rFonts w:hint="default" w:ascii="Courier New" w:hAnsi="Courier New" w:cs="Courier New"/>
+        <w:rFonts w:ascii="Courier New" w:hAnsi="Courier New" w:cs="Courier New" w:hint="default"/>
       </w:rPr>
     </w:lvl>
     <w:lvl w:ilvl="5" w:tplc="240A0005" w:tentative="1">
@@ -13904,7 +14156,7 @@
         <w:ind w:left="5029" w:hanging="360"/>
       </w:pPr>
       <w:rPr>
-        <w:rFonts w:hint="default" w:ascii="Wingdings" w:hAnsi="Wingdings"/>
+        <w:rFonts w:ascii="Wingdings" w:hAnsi="Wingdings" w:hint="default"/>
       </w:rPr>
     </w:lvl>
     <w:lvl w:ilvl="6" w:tplc="240A0001" w:tentative="1">
@@ -13916,7 +14168,7 @@
         <w:ind w:left="5749" w:hanging="360"/>
       </w:pPr>
       <w:rPr>
-        <w:rFonts w:hint="default" w:ascii="Symbol" w:hAnsi="Symbol"/>
+        <w:rFonts w:ascii="Symbol" w:hAnsi="Symbol" w:hint="default"/>
       </w:rPr>
     </w:lvl>
     <w:lvl w:ilvl="7" w:tplc="240A0003" w:tentative="1">
@@ -13928,7 +14180,7 @@
         <w:ind w:left="6469" w:hanging="360"/>
       </w:pPr>
       <w:rPr>
-        <w:rFonts w:hint="default" w:ascii="Courier New" w:hAnsi="Courier New" w:cs="Courier New"/>
+        <w:rFonts w:ascii="Courier New" w:hAnsi="Courier New" w:cs="Courier New" w:hint="default"/>
       </w:rPr>
     </w:lvl>
     <w:lvl w:ilvl="8" w:tplc="240A0005" w:tentative="1">
@@ -13940,11 +14192,11 @@
         <w:ind w:left="7189" w:hanging="360"/>
       </w:pPr>
       <w:rPr>
-        <w:rFonts w:hint="default" w:ascii="Wingdings" w:hAnsi="Wingdings"/>
+        <w:rFonts w:ascii="Wingdings" w:hAnsi="Wingdings" w:hint="default"/>
       </w:rPr>
     </w:lvl>
   </w:abstractNum>
-  <w:abstractNum w:abstractNumId="26" w15:restartNumberingAfterBreak="0">
+  <w:abstractNum w:abstractNumId="27" w15:restartNumberingAfterBreak="0">
     <w:nsid w:val="7859528D"/>
     <w:multiLevelType w:val="hybridMultilevel"/>
     <w:tmpl w:val="4D9025C8"/>
@@ -13957,7 +14209,7 @@
         <w:ind w:left="1429" w:hanging="360"/>
       </w:pPr>
       <w:rPr>
-        <w:rFonts w:hint="default" w:ascii="Symbol" w:hAnsi="Symbol"/>
+        <w:rFonts w:ascii="Symbol" w:hAnsi="Symbol" w:hint="default"/>
       </w:rPr>
     </w:lvl>
     <w:lvl w:ilvl="1" w:tplc="240A0003" w:tentative="1">
@@ -13969,7 +14221,7 @@
         <w:ind w:left="2149" w:hanging="360"/>
       </w:pPr>
       <w:rPr>
-        <w:rFonts w:hint="default" w:ascii="Courier New" w:hAnsi="Courier New" w:cs="Courier New"/>
+        <w:rFonts w:ascii="Courier New" w:hAnsi="Courier New" w:cs="Courier New" w:hint="default"/>
       </w:rPr>
     </w:lvl>
     <w:lvl w:ilvl="2" w:tplc="240A0005" w:tentative="1">
@@ -13981,7 +14233,7 @@
         <w:ind w:left="2869" w:hanging="360"/>
       </w:pPr>
       <w:rPr>
-        <w:rFonts w:hint="default" w:ascii="Wingdings" w:hAnsi="Wingdings"/>
+        <w:rFonts w:ascii="Wingdings" w:hAnsi="Wingdings" w:hint="default"/>
       </w:rPr>
     </w:lvl>
     <w:lvl w:ilvl="3" w:tplc="240A0001" w:tentative="1">
@@ -13993,7 +14245,7 @@
         <w:ind w:left="3589" w:hanging="360"/>
       </w:pPr>
       <w:rPr>
-        <w:rFonts w:hint="default" w:ascii="Symbol" w:hAnsi="Symbol"/>
+        <w:rFonts w:ascii="Symbol" w:hAnsi="Symbol" w:hint="default"/>
       </w:rPr>
     </w:lvl>
     <w:lvl w:ilvl="4" w:tplc="240A0003" w:tentative="1">
@@ -14005,7 +14257,7 @@
         <w:ind w:left="4309" w:hanging="360"/>
       </w:pPr>
       <w:rPr>
-        <w:rFonts w:hint="default" w:ascii="Courier New" w:hAnsi="Courier New" w:cs="Courier New"/>
+        <w:rFonts w:ascii="Courier New" w:hAnsi="Courier New" w:cs="Courier New" w:hint="default"/>
       </w:rPr>
     </w:lvl>
     <w:lvl w:ilvl="5" w:tplc="240A0005" w:tentative="1">
@@ -14017,7 +14269,7 @@
         <w:ind w:left="5029" w:hanging="360"/>
       </w:pPr>
       <w:rPr>
-        <w:rFonts w:hint="default" w:ascii="Wingdings" w:hAnsi="Wingdings"/>
+        <w:rFonts w:ascii="Wingdings" w:hAnsi="Wingdings" w:hint="default"/>
       </w:rPr>
     </w:lvl>
     <w:lvl w:ilvl="6" w:tplc="240A0001" w:tentative="1">
@@ -14029,7 +14281,7 @@
         <w:ind w:left="5749" w:hanging="360"/>
       </w:pPr>
       <w:rPr>
-        <w:rFonts w:hint="default" w:ascii="Symbol" w:hAnsi="Symbol"/>
+        <w:rFonts w:ascii="Symbol" w:hAnsi="Symbol" w:hint="default"/>
       </w:rPr>
     </w:lvl>
     <w:lvl w:ilvl="7" w:tplc="240A0003" w:tentative="1">
@@ -14041,7 +14293,7 @@
         <w:ind w:left="6469" w:hanging="360"/>
       </w:pPr>
       <w:rPr>
-        <w:rFonts w:hint="default" w:ascii="Courier New" w:hAnsi="Courier New" w:cs="Courier New"/>
+        <w:rFonts w:ascii="Courier New" w:hAnsi="Courier New" w:cs="Courier New" w:hint="default"/>
       </w:rPr>
     </w:lvl>
     <w:lvl w:ilvl="8" w:tplc="240A0005" w:tentative="1">
@@ -14053,11 +14305,11 @@
         <w:ind w:left="7189" w:hanging="360"/>
       </w:pPr>
       <w:rPr>
-        <w:rFonts w:hint="default" w:ascii="Wingdings" w:hAnsi="Wingdings"/>
+        <w:rFonts w:ascii="Wingdings" w:hAnsi="Wingdings" w:hint="default"/>
       </w:rPr>
     </w:lvl>
   </w:abstractNum>
-  <w:abstractNum w:abstractNumId="27" w15:restartNumberingAfterBreak="0">
+  <w:abstractNum w:abstractNumId="28" w15:restartNumberingAfterBreak="0">
     <w:nsid w:val="7C161D1C"/>
     <w:multiLevelType w:val="multilevel"/>
     <w:tmpl w:val="EE7A69C8"/>
@@ -14193,7 +14445,7 @@
       </w:pPr>
     </w:lvl>
   </w:abstractNum>
-  <w:abstractNum w:abstractNumId="28" w15:restartNumberingAfterBreak="0">
+  <w:abstractNum w:abstractNumId="29" w15:restartNumberingAfterBreak="0">
     <w:nsid w:val="7FB47800"/>
     <w:multiLevelType w:val="hybridMultilevel"/>
     <w:tmpl w:val="C4740CBE"/>
@@ -14206,7 +14458,7 @@
         <w:ind w:left="1429" w:hanging="360"/>
       </w:pPr>
       <w:rPr>
-        <w:rFonts w:hint="default" w:ascii="Symbol" w:hAnsi="Symbol"/>
+        <w:rFonts w:ascii="Symbol" w:hAnsi="Symbol" w:hint="default"/>
       </w:rPr>
     </w:lvl>
     <w:lvl w:ilvl="1" w:tplc="240A0003" w:tentative="1">
@@ -14218,7 +14470,7 @@
         <w:ind w:left="2149" w:hanging="360"/>
       </w:pPr>
       <w:rPr>
-        <w:rFonts w:hint="default" w:ascii="Courier New" w:hAnsi="Courier New" w:cs="Courier New"/>
+        <w:rFonts w:ascii="Courier New" w:hAnsi="Courier New" w:cs="Courier New" w:hint="default"/>
       </w:rPr>
     </w:lvl>
     <w:lvl w:ilvl="2" w:tplc="240A0005" w:tentative="1">
@@ -14230,7 +14482,7 @@
         <w:ind w:left="2869" w:hanging="360"/>
       </w:pPr>
       <w:rPr>
-        <w:rFonts w:hint="default" w:ascii="Wingdings" w:hAnsi="Wingdings"/>
+        <w:rFonts w:ascii="Wingdings" w:hAnsi="Wingdings" w:hint="default"/>
       </w:rPr>
     </w:lvl>
     <w:lvl w:ilvl="3" w:tplc="240A0001" w:tentative="1">
@@ -14242,7 +14494,7 @@
         <w:ind w:left="3589" w:hanging="360"/>
       </w:pPr>
       <w:rPr>
-        <w:rFonts w:hint="default" w:ascii="Symbol" w:hAnsi="Symbol"/>
+        <w:rFonts w:ascii="Symbol" w:hAnsi="Symbol" w:hint="default"/>
       </w:rPr>
     </w:lvl>
     <w:lvl w:ilvl="4" w:tplc="240A0003" w:tentative="1">
@@ -14254,7 +14506,7 @@
         <w:ind w:left="4309" w:hanging="360"/>
       </w:pPr>
       <w:rPr>
-        <w:rFonts w:hint="default" w:ascii="Courier New" w:hAnsi="Courier New" w:cs="Courier New"/>
+        <w:rFonts w:ascii="Courier New" w:hAnsi="Courier New" w:cs="Courier New" w:hint="default"/>
       </w:rPr>
     </w:lvl>
     <w:lvl w:ilvl="5" w:tplc="240A0005" w:tentative="1">
@@ -14266,7 +14518,7 @@
         <w:ind w:left="5029" w:hanging="360"/>
       </w:pPr>
       <w:rPr>
-        <w:rFonts w:hint="default" w:ascii="Wingdings" w:hAnsi="Wingdings"/>
+        <w:rFonts w:ascii="Wingdings" w:hAnsi="Wingdings" w:hint="default"/>
       </w:rPr>
     </w:lvl>
     <w:lvl w:ilvl="6" w:tplc="240A0001" w:tentative="1">
@@ -14278,7 +14530,7 @@
         <w:ind w:left="5749" w:hanging="360"/>
       </w:pPr>
       <w:rPr>
-        <w:rFonts w:hint="default" w:ascii="Symbol" w:hAnsi="Symbol"/>
+        <w:rFonts w:ascii="Symbol" w:hAnsi="Symbol" w:hint="default"/>
       </w:rPr>
     </w:lvl>
     <w:lvl w:ilvl="7" w:tplc="240A0003" w:tentative="1">
@@ -14290,7 +14542,7 @@
         <w:ind w:left="6469" w:hanging="360"/>
       </w:pPr>
       <w:rPr>
-        <w:rFonts w:hint="default" w:ascii="Courier New" w:hAnsi="Courier New" w:cs="Courier New"/>
+        <w:rFonts w:ascii="Courier New" w:hAnsi="Courier New" w:cs="Courier New" w:hint="default"/>
       </w:rPr>
     </w:lvl>
     <w:lvl w:ilvl="8" w:tplc="240A0005" w:tentative="1">
@@ -14302,107 +14554,110 @@
         <w:ind w:left="7189" w:hanging="360"/>
       </w:pPr>
       <w:rPr>
-        <w:rFonts w:hint="default" w:ascii="Wingdings" w:hAnsi="Wingdings"/>
+        <w:rFonts w:ascii="Wingdings" w:hAnsi="Wingdings" w:hint="default"/>
       </w:rPr>
     </w:lvl>
   </w:abstractNum>
-  <w:num w:numId="1" w16cid:durableId="1230462994">
+  <w:num w:numId="1">
+    <w:abstractNumId w:val="28"/>
+  </w:num>
+  <w:num w:numId="2">
+    <w:abstractNumId w:val="0"/>
+  </w:num>
+  <w:num w:numId="3">
+    <w:abstractNumId w:val="7"/>
+  </w:num>
+  <w:num w:numId="4">
+    <w:abstractNumId w:val="19"/>
+  </w:num>
+  <w:num w:numId="5">
+    <w:abstractNumId w:val="12"/>
+  </w:num>
+  <w:num w:numId="6">
+    <w:abstractNumId w:val="17"/>
+  </w:num>
+  <w:num w:numId="7">
     <w:abstractNumId w:val="27"/>
   </w:num>
-  <w:num w:numId="2" w16cid:durableId="1257516029">
-    <w:abstractNumId w:val="0"/>
+  <w:num w:numId="8">
+    <w:abstractNumId w:val="6"/>
   </w:num>
-  <w:num w:numId="3" w16cid:durableId="1938558264">
-    <w:abstractNumId w:val="7"/>
+  <w:num w:numId="9">
+    <w:abstractNumId w:val="18"/>
   </w:num>
-  <w:num w:numId="4" w16cid:durableId="1482700198">
-    <w:abstractNumId w:val="19"/>
+  <w:num w:numId="10">
+    <w:abstractNumId w:val="1"/>
   </w:num>
-  <w:num w:numId="5" w16cid:durableId="1848787625">
-    <w:abstractNumId w:val="12"/>
+  <w:num w:numId="11">
+    <w:abstractNumId w:val="22"/>
   </w:num>
-  <w:num w:numId="6" w16cid:durableId="1064766136">
-    <w:abstractNumId w:val="17"/>
+  <w:num w:numId="12">
+    <w:abstractNumId w:val="16"/>
   </w:num>
-  <w:num w:numId="7" w16cid:durableId="1924601090">
+  <w:num w:numId="13">
+    <w:abstractNumId w:val="10"/>
+  </w:num>
+  <w:num w:numId="14">
+    <w:abstractNumId w:val="20"/>
+  </w:num>
+  <w:num w:numId="15">
+    <w:abstractNumId w:val="11"/>
+  </w:num>
+  <w:num w:numId="16">
+    <w:abstractNumId w:val="21"/>
+  </w:num>
+  <w:num w:numId="17">
+    <w:abstractNumId w:val="5"/>
+  </w:num>
+  <w:num w:numId="18">
+    <w:abstractNumId w:val="4"/>
+  </w:num>
+  <w:num w:numId="19">
+    <w:abstractNumId w:val="9"/>
+  </w:num>
+  <w:num w:numId="20">
+    <w:abstractNumId w:val="14"/>
+  </w:num>
+  <w:num w:numId="21">
+    <w:abstractNumId w:val="3"/>
+  </w:num>
+  <w:num w:numId="22">
+    <w:abstractNumId w:val="24"/>
+  </w:num>
+  <w:num w:numId="23">
+    <w:abstractNumId w:val="15"/>
+  </w:num>
+  <w:num w:numId="24">
     <w:abstractNumId w:val="26"/>
   </w:num>
-  <w:num w:numId="8" w16cid:durableId="1663580375">
-    <w:abstractNumId w:val="6"/>
-  </w:num>
-  <w:num w:numId="9" w16cid:durableId="305202198">
-    <w:abstractNumId w:val="18"/>
-  </w:num>
-  <w:num w:numId="10" w16cid:durableId="2028293673">
-    <w:abstractNumId w:val="1"/>
-  </w:num>
-  <w:num w:numId="11" w16cid:durableId="874199435">
-    <w:abstractNumId w:val="22"/>
-  </w:num>
-  <w:num w:numId="12" w16cid:durableId="1818570305">
-    <w:abstractNumId w:val="16"/>
-  </w:num>
-  <w:num w:numId="13" w16cid:durableId="1928882227">
-    <w:abstractNumId w:val="10"/>
-  </w:num>
-  <w:num w:numId="14" w16cid:durableId="1683819848">
-    <w:abstractNumId w:val="20"/>
-  </w:num>
-  <w:num w:numId="15" w16cid:durableId="49236557">
-    <w:abstractNumId w:val="11"/>
-  </w:num>
-  <w:num w:numId="16" w16cid:durableId="1159922745">
-    <w:abstractNumId w:val="21"/>
-  </w:num>
-  <w:num w:numId="17" w16cid:durableId="553350178">
-    <w:abstractNumId w:val="5"/>
-  </w:num>
-  <w:num w:numId="18" w16cid:durableId="304314840">
-    <w:abstractNumId w:val="4"/>
-  </w:num>
-  <w:num w:numId="19" w16cid:durableId="1330254444">
-    <w:abstractNumId w:val="9"/>
-  </w:num>
-  <w:num w:numId="20" w16cid:durableId="801851353">
-    <w:abstractNumId w:val="14"/>
-  </w:num>
-  <w:num w:numId="21" w16cid:durableId="345787123">
-    <w:abstractNumId w:val="3"/>
-  </w:num>
-  <w:num w:numId="22" w16cid:durableId="1584794730">
-    <w:abstractNumId w:val="24"/>
-  </w:num>
-  <w:num w:numId="23" w16cid:durableId="1769156040">
-    <w:abstractNumId w:val="15"/>
-  </w:num>
-  <w:num w:numId="24" w16cid:durableId="1721855451">
-    <w:abstractNumId w:val="25"/>
-  </w:num>
-  <w:num w:numId="25" w16cid:durableId="1835022438">
+  <w:num w:numId="25">
     <w:abstractNumId w:val="8"/>
   </w:num>
-  <w:num w:numId="26" w16cid:durableId="279344230">
+  <w:num w:numId="26">
     <w:abstractNumId w:val="2"/>
   </w:num>
-  <w:num w:numId="27" w16cid:durableId="169876936">
+  <w:num w:numId="27">
     <w:abstractNumId w:val="13"/>
   </w:num>
-  <w:num w:numId="28" w16cid:durableId="1304506578">
+  <w:num w:numId="28">
     <w:abstractNumId w:val="23"/>
   </w:num>
-  <w:num w:numId="29" w16cid:durableId="1604919750">
-    <w:abstractNumId w:val="28"/>
+  <w:num w:numId="29">
+    <w:abstractNumId w:val="29"/>
+  </w:num>
+  <w:num w:numId="30">
+    <w:abstractNumId w:val="25"/>
   </w:num>
   <w:numIdMacAtCleanup w:val="29"/>
 </w:numbering>
 </file>
 
 <file path=word/styles.xml><?xml version="1.0" encoding="utf-8"?>
-<w:styles xmlns:mc="http://schemas.openxmlformats.org/markup-compatibility/2006" xmlns:r="http://schemas.openxmlformats.org/officeDocument/2006/relationships" xmlns:w="http://schemas.openxmlformats.org/wordprocessingml/2006/main" xmlns:w14="http://schemas.microsoft.com/office/word/2010/wordml" xmlns:w15="http://schemas.microsoft.com/office/word/2012/wordml" xmlns:w16cex="http://schemas.microsoft.com/office/word/2018/wordml/cex" xmlns:w16cid="http://schemas.microsoft.com/office/word/2016/wordml/cid" xmlns:w16="http://schemas.microsoft.com/office/word/2018/wordml" xmlns:w16du="http://schemas.microsoft.com/office/word/2023/wordml/word16du" xmlns:w16sdtdh="http://schemas.microsoft.com/office/word/2020/wordml/sdtdatahash" xmlns:w16sdtfl="http://schemas.microsoft.com/office/word/2024/wordml/sdtformatlock" xmlns:w16se="http://schemas.microsoft.com/office/word/2015/wordml/symex" mc:Ignorable="w14 w15 w16se w16cid w16 w16cex w16sdtdh w16sdtfl w16du">
+<w:styles xmlns:mc="http://schemas.openxmlformats.org/markup-compatibility/2006" xmlns:r="http://schemas.openxmlformats.org/officeDocument/2006/relationships" xmlns:w="http://schemas.openxmlformats.org/wordprocessingml/2006/main" xmlns:w14="http://schemas.microsoft.com/office/word/2010/wordml" xmlns:w15="http://schemas.microsoft.com/office/word/2012/wordml" xmlns:w16cex="http://schemas.microsoft.com/office/word/2018/wordml/cex" xmlns:w16cid="http://schemas.microsoft.com/office/word/2016/wordml/cid" xmlns:w16="http://schemas.microsoft.com/office/word/2018/wordml" xmlns:w16sdtdh="http://schemas.microsoft.com/office/word/2020/wordml/sdtdatahash" xmlns:w16se="http://schemas.microsoft.com/office/word/2015/wordml/symex" mc:Ignorable="w14 w15 w16se w16cid w16 w16cex w16sdtdh">
   <w:docDefaults>
     <w:rPrDefault>
       <w:rPr>
-        <w:rFonts w:asciiTheme="minorHAnsi" w:hAnsiTheme="minorHAnsi" w:eastAsiaTheme="minorHAnsi" w:cstheme="minorBidi"/>
+        <w:rFonts w:asciiTheme="minorHAnsi" w:eastAsiaTheme="minorHAnsi" w:hAnsiTheme="minorHAnsi" w:cstheme="minorBidi"/>
         <w:kern w:val="2"/>
         <w:sz w:val="22"/>
         <w:szCs w:val="22"/>
@@ -14419,14 +14674,14 @@
   <w:latentStyles w:defLockedState="0" w:defUIPriority="99" w:defSemiHidden="0" w:defUnhideWhenUsed="0" w:defQFormat="0" w:count="376">
     <w:lsdException w:name="Normal" w:uiPriority="0" w:qFormat="1"/>
     <w:lsdException w:name="heading 1" w:uiPriority="9" w:qFormat="1"/>
-    <w:lsdException w:name="heading 2" w:uiPriority="9" w:semiHidden="1" w:unhideWhenUsed="1" w:qFormat="1"/>
-    <w:lsdException w:name="heading 3" w:uiPriority="9" w:semiHidden="1" w:unhideWhenUsed="1" w:qFormat="1"/>
-    <w:lsdException w:name="heading 4" w:uiPriority="9" w:semiHidden="1" w:unhideWhenUsed="1" w:qFormat="1"/>
-    <w:lsdException w:name="heading 5" w:uiPriority="9" w:semiHidden="1" w:unhideWhenUsed="1" w:qFormat="1"/>
-    <w:lsdException w:name="heading 6" w:uiPriority="9" w:semiHidden="1" w:unhideWhenUsed="1"/>
-    <w:lsdException w:name="heading 7" w:uiPriority="9" w:semiHidden="1" w:unhideWhenUsed="1" w:qFormat="1"/>
-    <w:lsdException w:name="heading 8" w:uiPriority="9" w:semiHidden="1" w:unhideWhenUsed="1" w:qFormat="1"/>
-    <w:lsdException w:name="heading 9" w:uiPriority="9" w:semiHidden="1" w:unhideWhenUsed="1" w:qFormat="1"/>
+    <w:lsdException w:name="heading 2" w:semiHidden="1" w:uiPriority="9" w:unhideWhenUsed="1" w:qFormat="1"/>
+    <w:lsdException w:name="heading 3" w:semiHidden="1" w:uiPriority="9" w:unhideWhenUsed="1" w:qFormat="1"/>
+    <w:lsdException w:name="heading 4" w:semiHidden="1" w:uiPriority="9" w:unhideWhenUsed="1" w:qFormat="1"/>
+    <w:lsdException w:name="heading 5" w:semiHidden="1" w:uiPriority="9" w:unhideWhenUsed="1" w:qFormat="1"/>
+    <w:lsdException w:name="heading 6" w:semiHidden="1" w:uiPriority="9" w:unhideWhenUsed="1"/>
+    <w:lsdException w:name="heading 7" w:semiHidden="1" w:uiPriority="9" w:unhideWhenUsed="1" w:qFormat="1"/>
+    <w:lsdException w:name="heading 8" w:semiHidden="1" w:uiPriority="9" w:unhideWhenUsed="1" w:qFormat="1"/>
+    <w:lsdException w:name="heading 9" w:semiHidden="1" w:uiPriority="9" w:unhideWhenUsed="1" w:qFormat="1"/>
     <w:lsdException w:name="index 1" w:semiHidden="1" w:unhideWhenUsed="1"/>
     <w:lsdException w:name="index 2" w:semiHidden="1" w:unhideWhenUsed="1"/>
     <w:lsdException w:name="index 3" w:semiHidden="1" w:unhideWhenUsed="1"/>
@@ -14436,22 +14691,22 @@
     <w:lsdException w:name="index 7" w:semiHidden="1" w:unhideWhenUsed="1"/>
     <w:lsdException w:name="index 8" w:semiHidden="1" w:unhideWhenUsed="1"/>
     <w:lsdException w:name="index 9" w:semiHidden="1" w:unhideWhenUsed="1"/>
-    <w:lsdException w:name="toc 1" w:uiPriority="39" w:semiHidden="1" w:unhideWhenUsed="1"/>
-    <w:lsdException w:name="toc 2" w:uiPriority="39" w:semiHidden="1" w:unhideWhenUsed="1"/>
-    <w:lsdException w:name="toc 3" w:uiPriority="39" w:semiHidden="1" w:unhideWhenUsed="1"/>
-    <w:lsdException w:name="toc 4" w:uiPriority="39" w:semiHidden="1" w:unhideWhenUsed="1"/>
-    <w:lsdException w:name="toc 5" w:uiPriority="39" w:semiHidden="1" w:unhideWhenUsed="1"/>
-    <w:lsdException w:name="toc 6" w:uiPriority="39" w:semiHidden="1" w:unhideWhenUsed="1"/>
-    <w:lsdException w:name="toc 7" w:uiPriority="39" w:semiHidden="1" w:unhideWhenUsed="1"/>
-    <w:lsdException w:name="toc 8" w:uiPriority="39" w:semiHidden="1" w:unhideWhenUsed="1"/>
-    <w:lsdException w:name="toc 9" w:uiPriority="39" w:semiHidden="1" w:unhideWhenUsed="1"/>
+    <w:lsdException w:name="toc 1" w:semiHidden="1" w:uiPriority="39" w:unhideWhenUsed="1"/>
+    <w:lsdException w:name="toc 2" w:semiHidden="1" w:uiPriority="39" w:unhideWhenUsed="1"/>
+    <w:lsdException w:name="toc 3" w:semiHidden="1" w:uiPriority="39" w:unhideWhenUsed="1"/>
+    <w:lsdException w:name="toc 4" w:semiHidden="1" w:uiPriority="39" w:unhideWhenUsed="1"/>
+    <w:lsdException w:name="toc 5" w:semiHidden="1" w:uiPriority="39" w:unhideWhenUsed="1"/>
+    <w:lsdException w:name="toc 6" w:semiHidden="1" w:uiPriority="39" w:unhideWhenUsed="1"/>
+    <w:lsdException w:name="toc 7" w:semiHidden="1" w:uiPriority="39" w:unhideWhenUsed="1"/>
+    <w:lsdException w:name="toc 8" w:semiHidden="1" w:uiPriority="39" w:unhideWhenUsed="1"/>
+    <w:lsdException w:name="toc 9" w:semiHidden="1" w:uiPriority="39" w:unhideWhenUsed="1"/>
     <w:lsdException w:name="Normal Indent" w:semiHidden="1" w:unhideWhenUsed="1"/>
     <w:lsdException w:name="footnote text" w:semiHidden="1" w:unhideWhenUsed="1"/>
     <w:lsdException w:name="annotation text" w:semiHidden="1" w:unhideWhenUsed="1"/>
     <w:lsdException w:name="header" w:semiHidden="1" w:unhideWhenUsed="1"/>
     <w:lsdException w:name="footer" w:semiHidden="1" w:unhideWhenUsed="1"/>
     <w:lsdException w:name="index heading" w:semiHidden="1" w:unhideWhenUsed="1"/>
-    <w:lsdException w:name="caption" w:uiPriority="35" w:semiHidden="1" w:unhideWhenUsed="1" w:qFormat="1"/>
+    <w:lsdException w:name="caption" w:semiHidden="1" w:uiPriority="35" w:unhideWhenUsed="1" w:qFormat="1"/>
     <w:lsdException w:name="table of figures" w:semiHidden="1" w:unhideWhenUsed="1"/>
     <w:lsdException w:name="envelope address" w:semiHidden="1" w:unhideWhenUsed="1"/>
     <w:lsdException w:name="envelope return" w:semiHidden="1" w:unhideWhenUsed="1"/>
@@ -14482,7 +14737,7 @@
     <w:lsdException w:name="Title" w:uiPriority="10" w:qFormat="1"/>
     <w:lsdException w:name="Closing" w:semiHidden="1" w:unhideWhenUsed="1"/>
     <w:lsdException w:name="Signature" w:semiHidden="1" w:unhideWhenUsed="1"/>
-    <w:lsdException w:name="Default Paragraph Font" w:uiPriority="1" w:semiHidden="1" w:unhideWhenUsed="1"/>
+    <w:lsdException w:name="Default Paragraph Font" w:semiHidden="1" w:uiPriority="1" w:unhideWhenUsed="1"/>
     <w:lsdException w:name="Body Text" w:semiHidden="1" w:unhideWhenUsed="1"/>
     <w:lsdException w:name="Body Text Indent" w:semiHidden="1" w:unhideWhenUsed="1"/>
     <w:lsdException w:name="List Continue" w:semiHidden="1" w:unhideWhenUsed="1"/>
@@ -14682,8 +14937,8 @@
     <w:lsdException w:name="Subtle Reference" w:uiPriority="31" w:qFormat="1"/>
     <w:lsdException w:name="Intense Reference" w:uiPriority="32" w:qFormat="1"/>
     <w:lsdException w:name="Book Title" w:uiPriority="33" w:qFormat="1"/>
-    <w:lsdException w:name="Bibliography" w:uiPriority="37" w:semiHidden="1" w:unhideWhenUsed="1"/>
-    <w:lsdException w:name="TOC Heading" w:uiPriority="39" w:semiHidden="1" w:unhideWhenUsed="1" w:qFormat="1"/>
+    <w:lsdException w:name="Bibliography" w:semiHidden="1" w:uiPriority="37" w:unhideWhenUsed="1"/>
+    <w:lsdException w:name="TOC Heading" w:semiHidden="1" w:uiPriority="39" w:unhideWhenUsed="1" w:qFormat="1"/>
     <w:lsdException w:name="Plain Table 1" w:uiPriority="41"/>
     <w:lsdException w:name="Plain Table 2" w:uiPriority="42"/>
     <w:lsdException w:name="Plain Table 3" w:uiPriority="43"/>
@@ -14794,7 +15049,7 @@
     <w:lsdException w:name="Unresolved Mention" w:semiHidden="1" w:unhideWhenUsed="1"/>
     <w:lsdException w:name="Smart Link" w:semiHidden="1" w:unhideWhenUsed="1"/>
   </w:latentStyles>
-  <w:style w:type="paragraph" w:styleId="Normal" w:default="1">
+  <w:style w:type="paragraph" w:default="1" w:styleId="Normal">
     <w:name w:val="Normal"/>
     <w:qFormat/>
     <w:rsid w:val="00E75995"/>
@@ -14825,7 +15080,7 @@
       <w:outlineLvl w:val="0"/>
     </w:pPr>
     <w:rPr>
-      <w:rFonts w:ascii="Calibri" w:hAnsi="Calibri" w:eastAsia="Times New Roman" w:cs="Times New Roman (Títulos en alf"/>
+      <w:rFonts w:ascii="Calibri" w:eastAsia="Times New Roman" w:hAnsi="Calibri" w:cs="Times New Roman (Títulos en alf"/>
       <w:b/>
       <w:color w:val="000000" w:themeColor="text1"/>
       <w:kern w:val="0"/>
@@ -14857,7 +15112,7 @@
       <w:outlineLvl w:val="1"/>
     </w:pPr>
     <w:rPr>
-      <w:rFonts w:ascii="Calibri" w:hAnsi="Calibri" w:eastAsiaTheme="majorEastAsia" w:cstheme="majorBidi"/>
+      <w:rFonts w:ascii="Calibri" w:eastAsiaTheme="majorEastAsia" w:hAnsi="Calibri" w:cstheme="majorBidi"/>
       <w:b/>
       <w:color w:val="000000" w:themeColor="text1"/>
       <w:kern w:val="0"/>
@@ -14951,19 +15206,19 @@
       <w:outlineLvl w:val="6"/>
     </w:pPr>
     <w:rPr>
-      <w:rFonts w:asciiTheme="majorHAnsi" w:hAnsiTheme="majorHAnsi" w:eastAsiaTheme="majorEastAsia" w:cstheme="majorBidi"/>
+      <w:rFonts w:asciiTheme="majorHAnsi" w:eastAsiaTheme="majorEastAsia" w:hAnsiTheme="majorHAnsi" w:cstheme="majorBidi"/>
       <w:i/>
       <w:iCs/>
       <w:color w:val="1F3763" w:themeColor="accent1" w:themeShade="7F"/>
     </w:rPr>
   </w:style>
-  <w:style w:type="character" w:styleId="Fuentedeprrafopredeter" w:default="1">
+  <w:style w:type="character" w:default="1" w:styleId="Fuentedeprrafopredeter">
     <w:name w:val="Default Paragraph Font"/>
     <w:uiPriority w:val="1"/>
     <w:semiHidden/>
     <w:unhideWhenUsed/>
   </w:style>
-  <w:style w:type="table" w:styleId="Tablanormal" w:default="1">
+  <w:style w:type="table" w:default="1" w:styleId="Tablanormal">
     <w:name w:val="Normal Table"/>
     <w:uiPriority w:val="99"/>
     <w:semiHidden/>
@@ -14978,7 +15233,7 @@
       </w:tblCellMar>
     </w:tblPr>
   </w:style>
-  <w:style w:type="numbering" w:styleId="Sinlista" w:default="1">
+  <w:style w:type="numbering" w:default="1" w:styleId="Sinlista">
     <w:name w:val="No List"/>
     <w:uiPriority w:val="99"/>
     <w:semiHidden/>
@@ -14995,7 +15250,7 @@
       <w:contextualSpacing/>
     </w:pPr>
   </w:style>
-  <w:style w:type="paragraph" w:styleId="TituloPortada" w:customStyle="1">
+  <w:style w:type="paragraph" w:customStyle="1" w:styleId="TituloPortada">
     <w:name w:val="Titulo Portada"/>
     <w:basedOn w:val="Normal"/>
     <w:rsid w:val="00C407C1"/>
@@ -15009,14 +15264,14 @@
       <w:lang w:val="es-419"/>
     </w:rPr>
   </w:style>
-  <w:style w:type="character" w:styleId="Ttulo1Car" w:customStyle="1">
+  <w:style w:type="character" w:customStyle="1" w:styleId="Ttulo1Car">
     <w:name w:val="Título 1 Car"/>
     <w:basedOn w:val="Fuentedeprrafopredeter"/>
     <w:link w:val="Ttulo1"/>
     <w:uiPriority w:val="9"/>
     <w:rsid w:val="00353681"/>
     <w:rPr>
-      <w:rFonts w:ascii="Calibri" w:hAnsi="Calibri" w:eastAsia="Times New Roman" w:cs="Times New Roman (Títulos en alf"/>
+      <w:rFonts w:ascii="Calibri" w:eastAsia="Times New Roman" w:hAnsi="Calibri" w:cs="Times New Roman (Títulos en alf"/>
       <w:b/>
       <w:color w:val="000000" w:themeColor="text1"/>
       <w:spacing w:val="-10"/>
@@ -15028,14 +15283,14 @@
       <w14:ligatures w14:val="none"/>
     </w:rPr>
   </w:style>
-  <w:style w:type="character" w:styleId="Ttulo2Car" w:customStyle="1">
+  <w:style w:type="character" w:customStyle="1" w:styleId="Ttulo2Car">
     <w:name w:val="Título 2 Car"/>
     <w:basedOn w:val="Fuentedeprrafopredeter"/>
     <w:link w:val="Ttulo2"/>
     <w:uiPriority w:val="9"/>
     <w:rsid w:val="00DD6B45"/>
     <w:rPr>
-      <w:rFonts w:ascii="Calibri" w:hAnsi="Calibri" w:eastAsiaTheme="majorEastAsia" w:cstheme="majorBidi"/>
+      <w:rFonts w:ascii="Calibri" w:eastAsiaTheme="majorEastAsia" w:hAnsi="Calibri" w:cstheme="majorBidi"/>
       <w:b/>
       <w:color w:val="000000" w:themeColor="text1"/>
       <w:kern w:val="0"/>
@@ -15045,14 +15300,14 @@
       <w14:ligatures w14:val="none"/>
     </w:rPr>
   </w:style>
-  <w:style w:type="character" w:styleId="Ttulo3Car" w:customStyle="1">
+  <w:style w:type="character" w:customStyle="1" w:styleId="Ttulo3Car">
     <w:name w:val="Título 3 Car"/>
     <w:basedOn w:val="Fuentedeprrafopredeter"/>
     <w:link w:val="Ttulo3"/>
     <w:uiPriority w:val="9"/>
     <w:rsid w:val="00F014CE"/>
     <w:rPr>
-      <w:rFonts w:ascii="Calibri" w:hAnsi="Calibri" w:eastAsiaTheme="majorEastAsia" w:cstheme="majorBidi"/>
+      <w:rFonts w:ascii="Calibri" w:eastAsiaTheme="majorEastAsia" w:hAnsi="Calibri" w:cstheme="majorBidi"/>
       <w:b/>
       <w:iCs/>
       <w:color w:val="000000" w:themeColor="text1"/>
@@ -15083,7 +15338,7 @@
       <w14:ligatures w14:val="none"/>
     </w:rPr>
   </w:style>
-  <w:style w:type="character" w:styleId="Extranjerismo" w:customStyle="1">
+  <w:style w:type="character" w:customStyle="1" w:styleId="Extranjerismo">
     <w:name w:val="Extranjerismo"/>
     <w:basedOn w:val="Fuentedeprrafopredeter"/>
     <w:uiPriority w:val="1"/>
@@ -15094,7 +15349,7 @@
       <w:lang w:val="en-US"/>
     </w:rPr>
   </w:style>
-  <w:style w:type="paragraph" w:styleId="Figura" w:customStyle="1">
+  <w:style w:type="paragraph" w:customStyle="1" w:styleId="Figura">
     <w:name w:val="Figura"/>
     <w:basedOn w:val="Normal"/>
     <w:next w:val="Normal"/>
@@ -15121,7 +15376,7 @@
       <w14:ligatures w14:val="none"/>
     </w:rPr>
   </w:style>
-  <w:style w:type="character" w:styleId="FiguraCar" w:customStyle="1">
+  <w:style w:type="character" w:customStyle="1" w:styleId="FiguraCar">
     <w:name w:val="Figura Car"/>
     <w:basedOn w:val="Fuentedeprrafopredeter"/>
     <w:link w:val="Figura"/>
@@ -15136,14 +15391,14 @@
       <w14:ligatures w14:val="none"/>
     </w:rPr>
   </w:style>
-  <w:style w:type="character" w:styleId="Ttulo4Car" w:customStyle="1">
+  <w:style w:type="character" w:customStyle="1" w:styleId="Ttulo4Car">
     <w:name w:val="Título 4 Car"/>
     <w:basedOn w:val="Fuentedeprrafopredeter"/>
     <w:link w:val="Ttulo4"/>
     <w:uiPriority w:val="9"/>
     <w:rsid w:val="001B57A6"/>
     <w:rPr>
-      <w:rFonts w:ascii="Calibri" w:hAnsi="Calibri" w:eastAsiaTheme="majorEastAsia" w:cstheme="majorBidi"/>
+      <w:rFonts w:ascii="Calibri" w:eastAsiaTheme="majorEastAsia" w:hAnsi="Calibri" w:cstheme="majorBidi"/>
       <w:b/>
       <w:color w:val="000000" w:themeColor="text1"/>
       <w:kern w:val="0"/>
@@ -15153,14 +15408,14 @@
       <w14:ligatures w14:val="none"/>
     </w:rPr>
   </w:style>
-  <w:style w:type="character" w:styleId="Ttulo5Car" w:customStyle="1">
+  <w:style w:type="character" w:customStyle="1" w:styleId="Ttulo5Car">
     <w:name w:val="Título 5 Car"/>
     <w:basedOn w:val="Fuentedeprrafopredeter"/>
     <w:link w:val="Ttulo5"/>
     <w:uiPriority w:val="9"/>
     <w:rsid w:val="00746AD1"/>
     <w:rPr>
-      <w:rFonts w:ascii="Calibri" w:hAnsi="Calibri" w:eastAsiaTheme="majorEastAsia" w:cstheme="majorBidi"/>
+      <w:rFonts w:ascii="Calibri" w:eastAsiaTheme="majorEastAsia" w:hAnsi="Calibri" w:cstheme="majorBidi"/>
       <w:b/>
       <w:color w:val="000000" w:themeColor="text1"/>
       <w:kern w:val="0"/>
@@ -15170,7 +15425,7 @@
       <w14:ligatures w14:val="none"/>
     </w:rPr>
   </w:style>
-  <w:style w:type="paragraph" w:styleId="Tabla" w:customStyle="1">
+  <w:style w:type="paragraph" w:customStyle="1" w:styleId="Tabla">
     <w:name w:val="Tabla"/>
     <w:basedOn w:val="Normal"/>
     <w:next w:val="Normal"/>
@@ -15206,28 +15461,28 @@
       <w:contextualSpacing/>
     </w:pPr>
     <w:rPr>
-      <w:rFonts w:asciiTheme="majorHAnsi" w:hAnsiTheme="majorHAnsi" w:eastAsiaTheme="majorEastAsia" w:cstheme="majorBidi"/>
+      <w:rFonts w:asciiTheme="majorHAnsi" w:eastAsiaTheme="majorEastAsia" w:hAnsiTheme="majorHAnsi" w:cstheme="majorBidi"/>
       <w:spacing w:val="-10"/>
       <w:kern w:val="28"/>
       <w:sz w:val="56"/>
       <w:szCs w:val="56"/>
     </w:rPr>
   </w:style>
-  <w:style w:type="character" w:styleId="TtuloCar" w:customStyle="1">
+  <w:style w:type="character" w:customStyle="1" w:styleId="TtuloCar">
     <w:name w:val="Título Car"/>
     <w:basedOn w:val="Fuentedeprrafopredeter"/>
     <w:link w:val="Ttulo"/>
     <w:uiPriority w:val="10"/>
     <w:rsid w:val="00590D20"/>
     <w:rPr>
-      <w:rFonts w:asciiTheme="majorHAnsi" w:hAnsiTheme="majorHAnsi" w:eastAsiaTheme="majorEastAsia" w:cstheme="majorBidi"/>
+      <w:rFonts w:asciiTheme="majorHAnsi" w:eastAsiaTheme="majorEastAsia" w:hAnsiTheme="majorHAnsi" w:cstheme="majorBidi"/>
       <w:spacing w:val="-10"/>
       <w:kern w:val="28"/>
       <w:sz w:val="56"/>
       <w:szCs w:val="56"/>
     </w:rPr>
   </w:style>
-  <w:style w:type="character" w:styleId="TablaCar" w:customStyle="1">
+  <w:style w:type="character" w:customStyle="1" w:styleId="TablaCar">
     <w:name w:val="Tabla Car"/>
     <w:basedOn w:val="Fuentedeprrafopredeter"/>
     <w:link w:val="Tabla"/>
@@ -15242,7 +15497,7 @@
       <w14:ligatures w14:val="none"/>
     </w:rPr>
   </w:style>
-  <w:style w:type="table" w:styleId="SENA" w:customStyle="1">
+  <w:style w:type="table" w:customStyle="1" w:styleId="SENA">
     <w:name w:val="SENA"/>
     <w:basedOn w:val="Tablanormal"/>
     <w:uiPriority w:val="99"/>
@@ -15259,18 +15514,18 @@
     <w:tblPr>
       <w:tblStyleRowBandSize w:val="1"/>
       <w:tblBorders>
-        <w:top w:val="single" w:color="D9D9D9" w:themeColor="background1" w:themeShade="D9" w:sz="4" w:space="0"/>
-        <w:left w:val="single" w:color="D9D9D9" w:themeColor="background1" w:themeShade="D9" w:sz="4" w:space="0"/>
-        <w:bottom w:val="single" w:color="D9D9D9" w:themeColor="background1" w:themeShade="D9" w:sz="4" w:space="0"/>
-        <w:right w:val="single" w:color="D9D9D9" w:themeColor="background1" w:themeShade="D9" w:sz="4" w:space="0"/>
-        <w:insideH w:val="single" w:color="D9D9D9" w:themeColor="background1" w:themeShade="D9" w:sz="4" w:space="0"/>
-        <w:insideV w:val="single" w:color="D9D9D9" w:themeColor="background1" w:themeShade="D9" w:sz="4" w:space="0"/>
+        <w:top w:val="single" w:sz="4" w:space="0" w:color="D9D9D9" w:themeColor="background1" w:themeShade="D9"/>
+        <w:left w:val="single" w:sz="4" w:space="0" w:color="D9D9D9" w:themeColor="background1" w:themeShade="D9"/>
+        <w:bottom w:val="single" w:sz="4" w:space="0" w:color="D9D9D9" w:themeColor="background1" w:themeShade="D9"/>
+        <w:right w:val="single" w:sz="4" w:space="0" w:color="D9D9D9" w:themeColor="background1" w:themeShade="D9"/>
+        <w:insideH w:val="single" w:sz="4" w:space="0" w:color="D9D9D9" w:themeColor="background1" w:themeShade="D9"/>
+        <w:insideV w:val="single" w:sz="4" w:space="0" w:color="D9D9D9" w:themeColor="background1" w:themeShade="D9"/>
       </w:tblBorders>
     </w:tblPr>
     <w:tblStylePr w:type="firstRow">
       <w:pPr>
         <w:wordWrap/>
-        <w:spacing w:before="120" w:beforeLines="0" w:beforeAutospacing="0" w:after="120" w:afterLines="0" w:afterAutospacing="0"/>
+        <w:spacing w:beforeLines="0" w:before="120" w:beforeAutospacing="0" w:afterLines="0" w:after="120" w:afterAutospacing="0"/>
       </w:pPr>
       <w:rPr>
         <w:b/>
@@ -15297,12 +15552,12 @@
     </w:pPr>
     <w:tblPr>
       <w:tblBorders>
-        <w:top w:val="single" w:color="auto" w:sz="4" w:space="0"/>
-        <w:left w:val="single" w:color="auto" w:sz="4" w:space="0"/>
-        <w:bottom w:val="single" w:color="auto" w:sz="4" w:space="0"/>
-        <w:right w:val="single" w:color="auto" w:sz="4" w:space="0"/>
-        <w:insideH w:val="single" w:color="auto" w:sz="4" w:space="0"/>
-        <w:insideV w:val="single" w:color="auto" w:sz="4" w:space="0"/>
+        <w:top w:val="single" w:sz="4" w:space="0" w:color="auto"/>
+        <w:left w:val="single" w:sz="4" w:space="0" w:color="auto"/>
+        <w:bottom w:val="single" w:sz="4" w:space="0" w:color="auto"/>
+        <w:right w:val="single" w:sz="4" w:space="0" w:color="auto"/>
+        <w:insideH w:val="single" w:sz="4" w:space="0" w:color="auto"/>
+        <w:insideV w:val="single" w:sz="4" w:space="0" w:color="auto"/>
       </w:tblBorders>
     </w:tblPr>
   </w:style>
@@ -15317,7 +15572,7 @@
       <w:u w:val="single"/>
     </w:rPr>
   </w:style>
-  <w:style w:type="paragraph" w:styleId="Video" w:customStyle="1">
+  <w:style w:type="paragraph" w:customStyle="1" w:styleId="Video">
     <w:name w:val="Video"/>
     <w:basedOn w:val="Normal"/>
     <w:next w:val="Normal"/>
@@ -15339,7 +15594,7 @@
       <w14:ligatures w14:val="none"/>
     </w:rPr>
   </w:style>
-  <w:style w:type="character" w:styleId="VideoCar" w:customStyle="1">
+  <w:style w:type="character" w:customStyle="1" w:styleId="VideoCar">
     <w:name w:val="Video Car"/>
     <w:basedOn w:val="Fuentedeprrafopredeter"/>
     <w:link w:val="Video"/>
@@ -15352,7 +15607,7 @@
       <w14:ligatures w14:val="none"/>
     </w:rPr>
   </w:style>
-  <w:style w:type="character" w:styleId="Mencinsinresolver1" w:customStyle="1">
+  <w:style w:type="character" w:customStyle="1" w:styleId="Mencinsinresolver1">
     <w:name w:val="Mención sin resolver1"/>
     <w:basedOn w:val="Fuentedeprrafopredeter"/>
     <w:uiPriority w:val="99"/>
@@ -15380,12 +15635,12 @@
       <w:tblStyleRowBandSize w:val="1"/>
       <w:tblStyleColBandSize w:val="1"/>
       <w:tblBorders>
-        <w:top w:val="single" w:color="C9C9C9" w:themeColor="accent3" w:themeTint="99" w:sz="4" w:space="0"/>
-        <w:left w:val="single" w:color="C9C9C9" w:themeColor="accent3" w:themeTint="99" w:sz="4" w:space="0"/>
-        <w:bottom w:val="single" w:color="C9C9C9" w:themeColor="accent3" w:themeTint="99" w:sz="4" w:space="0"/>
-        <w:right w:val="single" w:color="C9C9C9" w:themeColor="accent3" w:themeTint="99" w:sz="4" w:space="0"/>
-        <w:insideH w:val="single" w:color="C9C9C9" w:themeColor="accent3" w:themeTint="99" w:sz="4" w:space="0"/>
-        <w:insideV w:val="single" w:color="C9C9C9" w:themeColor="accent3" w:themeTint="99" w:sz="4" w:space="0"/>
+        <w:top w:val="single" w:sz="4" w:space="0" w:color="C9C9C9" w:themeColor="accent3" w:themeTint="99"/>
+        <w:left w:val="single" w:sz="4" w:space="0" w:color="C9C9C9" w:themeColor="accent3" w:themeTint="99"/>
+        <w:bottom w:val="single" w:sz="4" w:space="0" w:color="C9C9C9" w:themeColor="accent3" w:themeTint="99"/>
+        <w:right w:val="single" w:sz="4" w:space="0" w:color="C9C9C9" w:themeColor="accent3" w:themeTint="99"/>
+        <w:insideH w:val="single" w:sz="4" w:space="0" w:color="C9C9C9" w:themeColor="accent3" w:themeTint="99"/>
+        <w:insideV w:val="single" w:sz="4" w:space="0" w:color="C9C9C9" w:themeColor="accent3" w:themeTint="99"/>
       </w:tblBorders>
     </w:tblPr>
     <w:tblStylePr w:type="firstRow">
@@ -15397,10 +15652,10 @@
       <w:tblPr/>
       <w:tcPr>
         <w:tcBorders>
-          <w:top w:val="single" w:color="A5A5A5" w:themeColor="accent3" w:sz="4" w:space="0"/>
-          <w:left w:val="single" w:color="A5A5A5" w:themeColor="accent3" w:sz="4" w:space="0"/>
-          <w:bottom w:val="single" w:color="A5A5A5" w:themeColor="accent3" w:sz="4" w:space="0"/>
-          <w:right w:val="single" w:color="A5A5A5" w:themeColor="accent3" w:sz="4" w:space="0"/>
+          <w:top w:val="single" w:sz="4" w:space="0" w:color="A5A5A5" w:themeColor="accent3"/>
+          <w:left w:val="single" w:sz="4" w:space="0" w:color="A5A5A5" w:themeColor="accent3"/>
+          <w:bottom w:val="single" w:sz="4" w:space="0" w:color="A5A5A5" w:themeColor="accent3"/>
+          <w:right w:val="single" w:sz="4" w:space="0" w:color="A5A5A5" w:themeColor="accent3"/>
           <w:insideH w:val="nil"/>
           <w:insideV w:val="nil"/>
         </w:tcBorders>
@@ -15415,7 +15670,7 @@
       <w:tblPr/>
       <w:tcPr>
         <w:tcBorders>
-          <w:top w:val="double" w:color="A5A5A5" w:themeColor="accent3" w:sz="4" w:space="0"/>
+          <w:top w:val="double" w:sz="4" w:space="0" w:color="A5A5A5" w:themeColor="accent3"/>
         </w:tcBorders>
       </w:tcPr>
     </w:tblStylePr>
@@ -15444,7 +15699,7 @@
       </w:tcPr>
     </w:tblStylePr>
   </w:style>
-  <w:style w:type="paragraph" w:styleId="Tablas" w:customStyle="1">
+  <w:style w:type="paragraph" w:customStyle="1" w:styleId="Tablas">
     <w:name w:val="Tablas"/>
     <w:qFormat/>
     <w:rsid w:val="00CE2C4A"/>
@@ -15461,7 +15716,7 @@
       <w14:ligatures w14:val="none"/>
     </w:rPr>
   </w:style>
-  <w:style w:type="paragraph" w:styleId="TextoTablas" w:customStyle="1">
+  <w:style w:type="paragraph" w:customStyle="1" w:styleId="TextoTablas">
     <w:name w:val="Texto_Tablas"/>
     <w:basedOn w:val="Normal"/>
     <w:qFormat/>
@@ -15557,7 +15812,7 @@
       <w:spacing w:before="0" w:after="0" w:line="240" w:lineRule="auto"/>
     </w:pPr>
   </w:style>
-  <w:style w:type="character" w:styleId="EncabezadoCar" w:customStyle="1">
+  <w:style w:type="character" w:customStyle="1" w:styleId="EncabezadoCar">
     <w:name w:val="Encabezado Car"/>
     <w:basedOn w:val="Fuentedeprrafopredeter"/>
     <w:link w:val="Encabezado"/>
@@ -15582,7 +15837,7 @@
       <w:spacing w:before="0" w:after="0" w:line="240" w:lineRule="auto"/>
     </w:pPr>
   </w:style>
-  <w:style w:type="character" w:styleId="PiedepginaCar" w:customStyle="1">
+  <w:style w:type="character" w:customStyle="1" w:styleId="PiedepginaCar">
     <w:name w:val="Pie de página Car"/>
     <w:basedOn w:val="Fuentedeprrafopredeter"/>
     <w:link w:val="Piedepgina"/>
@@ -15592,14 +15847,14 @@
       <w:sz w:val="28"/>
     </w:rPr>
   </w:style>
-  <w:style w:type="character" w:styleId="Ttulo6Car" w:customStyle="1">
+  <w:style w:type="character" w:customStyle="1" w:styleId="Ttulo6Car">
     <w:name w:val="Título 6 Car"/>
     <w:basedOn w:val="Fuentedeprrafopredeter"/>
     <w:link w:val="Ttulo6"/>
     <w:uiPriority w:val="9"/>
     <w:rsid w:val="00C7377B"/>
     <w:rPr>
-      <w:rFonts w:ascii="Calibri" w:hAnsi="Calibri" w:eastAsiaTheme="majorEastAsia" w:cstheme="majorBidi"/>
+      <w:rFonts w:ascii="Calibri" w:eastAsiaTheme="majorEastAsia" w:hAnsi="Calibri" w:cstheme="majorBidi"/>
       <w:b/>
       <w:color w:val="000000" w:themeColor="text1"/>
       <w:kern w:val="0"/>
@@ -15609,7 +15864,7 @@
       <w14:ligatures w14:val="none"/>
     </w:rPr>
   </w:style>
-  <w:style w:type="paragraph" w:styleId="Titulosgenerales" w:customStyle="1">
+  <w:style w:type="paragraph" w:customStyle="1" w:styleId="Titulosgenerales">
     <w:name w:val="Titulos generales"/>
     <w:basedOn w:val="Ttulo1"/>
     <w:qFormat/>
@@ -15656,7 +15911,7 @@
       <w:color w:val="404040" w:themeColor="text1" w:themeTint="BF"/>
     </w:rPr>
   </w:style>
-  <w:style w:type="character" w:styleId="CitaCar" w:customStyle="1">
+  <w:style w:type="character" w:customStyle="1" w:styleId="CitaCar">
     <w:name w:val="Cita Car"/>
     <w:basedOn w:val="Fuentedeprrafopredeter"/>
     <w:link w:val="Cita"/>
@@ -15681,7 +15936,7 @@
       <w:ind w:firstLine="0"/>
     </w:pPr>
     <w:rPr>
-      <w:rFonts w:ascii="Times New Roman" w:hAnsi="Times New Roman" w:eastAsia="Times New Roman" w:cs="Times New Roman"/>
+      <w:rFonts w:ascii="Times New Roman" w:eastAsia="Times New Roman" w:hAnsi="Times New Roman" w:cs="Times New Roman"/>
       <w:kern w:val="0"/>
       <w:sz w:val="24"/>
       <w:szCs w:val="24"/>
@@ -15701,12 +15956,12 @@
       <w:tblStyleRowBandSize w:val="1"/>
       <w:tblStyleColBandSize w:val="1"/>
       <w:tblBorders>
-        <w:top w:val="single" w:color="999999" w:themeColor="text1" w:themeTint="66" w:sz="4" w:space="0"/>
-        <w:left w:val="single" w:color="999999" w:themeColor="text1" w:themeTint="66" w:sz="4" w:space="0"/>
-        <w:bottom w:val="single" w:color="999999" w:themeColor="text1" w:themeTint="66" w:sz="4" w:space="0"/>
-        <w:right w:val="single" w:color="999999" w:themeColor="text1" w:themeTint="66" w:sz="4" w:space="0"/>
-        <w:insideH w:val="single" w:color="999999" w:themeColor="text1" w:themeTint="66" w:sz="4" w:space="0"/>
-        <w:insideV w:val="single" w:color="999999" w:themeColor="text1" w:themeTint="66" w:sz="4" w:space="0"/>
+        <w:top w:val="single" w:sz="4" w:space="0" w:color="999999" w:themeColor="text1" w:themeTint="66"/>
+        <w:left w:val="single" w:sz="4" w:space="0" w:color="999999" w:themeColor="text1" w:themeTint="66"/>
+        <w:bottom w:val="single" w:sz="4" w:space="0" w:color="999999" w:themeColor="text1" w:themeTint="66"/>
+        <w:right w:val="single" w:sz="4" w:space="0" w:color="999999" w:themeColor="text1" w:themeTint="66"/>
+        <w:insideH w:val="single" w:sz="4" w:space="0" w:color="999999" w:themeColor="text1" w:themeTint="66"/>
+        <w:insideV w:val="single" w:sz="4" w:space="0" w:color="999999" w:themeColor="text1" w:themeTint="66"/>
       </w:tblBorders>
     </w:tblPr>
     <w:tblStylePr w:type="firstRow">
@@ -15717,7 +15972,7 @@
       <w:tblPr/>
       <w:tcPr>
         <w:tcBorders>
-          <w:bottom w:val="single" w:color="666666" w:themeColor="text1" w:themeTint="99" w:sz="12" w:space="0"/>
+          <w:bottom w:val="single" w:sz="12" w:space="0" w:color="666666" w:themeColor="text1" w:themeTint="99"/>
         </w:tcBorders>
       </w:tcPr>
     </w:tblStylePr>
@@ -15729,7 +15984,7 @@
       <w:tblPr/>
       <w:tcPr>
         <w:tcBorders>
-          <w:top w:val="double" w:color="666666" w:themeColor="text1" w:themeTint="99" w:sz="2" w:space="0"/>
+          <w:top w:val="double" w:sz="2" w:space="0" w:color="666666" w:themeColor="text1" w:themeTint="99"/>
         </w:tcBorders>
       </w:tcPr>
     </w:tblStylePr>
@@ -15746,7 +16001,7 @@
       </w:rPr>
     </w:tblStylePr>
   </w:style>
-  <w:style w:type="character" w:styleId="Fuerte">
+  <w:style w:type="character" w:styleId="Textoennegrita">
     <w:name w:val="Strong"/>
     <w:basedOn w:val="Fuentedeprrafopredeter"/>
     <w:uiPriority w:val="22"/>
@@ -15791,7 +16046,7 @@
       <w:sz w:val="22"/>
     </w:rPr>
   </w:style>
-  <w:style w:type="character" w:styleId="SubttuloCar" w:customStyle="1">
+  <w:style w:type="character" w:customStyle="1" w:styleId="SubttuloCar">
     <w:name w:val="Subtítulo Car"/>
     <w:basedOn w:val="Fuentedeprrafopredeter"/>
     <w:link w:val="Subttulo"/>
@@ -15803,14 +16058,14 @@
       <w:spacing w:val="15"/>
     </w:rPr>
   </w:style>
-  <w:style w:type="character" w:styleId="Ttulo7Car" w:customStyle="1">
+  <w:style w:type="character" w:customStyle="1" w:styleId="Ttulo7Car">
     <w:name w:val="Título 7 Car"/>
     <w:basedOn w:val="Fuentedeprrafopredeter"/>
     <w:link w:val="Ttulo7"/>
     <w:uiPriority w:val="9"/>
     <w:rsid w:val="001D4F8D"/>
     <w:rPr>
-      <w:rFonts w:asciiTheme="majorHAnsi" w:hAnsiTheme="majorHAnsi" w:eastAsiaTheme="majorEastAsia" w:cstheme="majorBidi"/>
+      <w:rFonts w:asciiTheme="majorHAnsi" w:eastAsiaTheme="majorEastAsia" w:hAnsiTheme="majorHAnsi" w:cstheme="majorBidi"/>
       <w:i/>
       <w:iCs/>
       <w:color w:val="1F3763" w:themeColor="accent1" w:themeShade="7F"/>
@@ -15834,7 +16089,7 @@
 </file>
 
 <file path=word/theme/theme1.xml><?xml version="1.0" encoding="utf-8"?>
-<a:theme xmlns:a="http://schemas.openxmlformats.org/drawingml/2006/main" xmlns:thm15="http://schemas.microsoft.com/office/thememl/2012/main" name="Tema de Office">
+<a:theme xmlns:a="http://schemas.openxmlformats.org/drawingml/2006/main" name="Tema de Office">
   <a:themeElements>
     <a:clrScheme name="Office">
       <a:dk1>
@@ -16129,7 +16384,14 @@
 </file>
 
 <file path=customXml/item1.xml><?xml version="1.0" encoding="utf-8"?>
-<b:Sources xmlns:b="http://schemas.openxmlformats.org/officeDocument/2006/bibliography" xmlns="http://schemas.openxmlformats.org/officeDocument/2006/bibliography" SelectedStyle="\APASixthEditionOfficeOnline.xsl" StyleName="APA" Version="6"/>
+<p:properties xmlns:p="http://schemas.microsoft.com/office/2006/metadata/properties" xmlns:xsi="http://www.w3.org/2001/XMLSchema-instance" xmlns:pc="http://schemas.microsoft.com/office/infopath/2007/PartnerControls">
+  <documentManagement>
+    <TaxCatchAll xmlns="b250f519-6473-4480-8c44-6ee3a3a530c3" xsi:nil="true"/>
+    <lcf76f155ced4ddcb4097134ff3c332f xmlns="d174a4fb-80c2-4523-8d89-375030acacbf">
+      <Terms xmlns="http://schemas.microsoft.com/office/infopath/2007/PartnerControls"/>
+    </lcf76f155ced4ddcb4097134ff3c332f>
+  </documentManagement>
+</p:properties>
 </file>
 
 <file path=customXml/item2.xml><?xml version="1.0" encoding="utf-8"?>
@@ -16334,14 +16596,7 @@
 </file>
 
 <file path=customXml/item3.xml><?xml version="1.0" encoding="utf-8"?>
-<p:properties xmlns:p="http://schemas.microsoft.com/office/2006/metadata/properties" xmlns:xsi="http://www.w3.org/2001/XMLSchema-instance" xmlns:pc="http://schemas.microsoft.com/office/infopath/2007/PartnerControls">
-  <documentManagement>
-    <TaxCatchAll xmlns="b250f519-6473-4480-8c44-6ee3a3a530c3" xsi:nil="true"/>
-    <lcf76f155ced4ddcb4097134ff3c332f xmlns="d174a4fb-80c2-4523-8d89-375030acacbf">
-      <Terms xmlns="http://schemas.microsoft.com/office/infopath/2007/PartnerControls"/>
-    </lcf76f155ced4ddcb4097134ff3c332f>
-  </documentManagement>
-</p:properties>
+<b:Sources xmlns:b="http://schemas.openxmlformats.org/officeDocument/2006/bibliography" xmlns="http://schemas.openxmlformats.org/officeDocument/2006/bibliography" SelectedStyle="\APASixthEditionOfficeOnline.xsl" StyleName="APA" Version="6"/>
 </file>
 
 <file path=customXml/item4.xml><?xml version="1.0" encoding="utf-8"?>
@@ -16354,24 +16609,24 @@
 </file>
 
 <file path=customXml/itemProps1.xml><?xml version="1.0" encoding="utf-8"?>
-<ds:datastoreItem xmlns:ds="http://schemas.openxmlformats.org/officeDocument/2006/customXml" ds:itemID="{EAE431FD-7059-4C09-804B-C9D69EB7B213}">
-  <ds:schemaRefs>
-    <ds:schemaRef ds:uri="http://schemas.openxmlformats.org/officeDocument/2006/bibliography"/>
-  </ds:schemaRefs>
-</ds:datastoreItem>
-</file>
-
-<file path=customXml/itemProps2.xml><?xml version="1.0" encoding="utf-8"?>
-<ds:datastoreItem xmlns:ds="http://schemas.openxmlformats.org/officeDocument/2006/customXml" ds:itemID="{FA64FB92-3C22-4649-AEB1-15186CC25C4E}"/>
-</file>
-
-<file path=customXml/itemProps3.xml><?xml version="1.0" encoding="utf-8"?>
 <ds:datastoreItem xmlns:ds="http://schemas.openxmlformats.org/officeDocument/2006/customXml" ds:itemID="{1279454D-02BE-4A9C-A117-DCD1573E2608}">
   <ds:schemaRefs>
     <ds:schemaRef ds:uri="http://schemas.microsoft.com/office/2006/metadata/properties"/>
     <ds:schemaRef ds:uri="http://schemas.microsoft.com/office/infopath/2007/PartnerControls"/>
     <ds:schemaRef ds:uri="cb45339b-ced9-4d0d-8f64-77573914d53b"/>
     <ds:schemaRef ds:uri="43a3ca16-9c26-4813-b83f-4aec9927b43f"/>
+  </ds:schemaRefs>
+</ds:datastoreItem>
+</file>
+
+<file path=customXml/itemProps2.xml><?xml version="1.0" encoding="utf-8"?>
+<ds:datastoreItem xmlns:ds="http://schemas.openxmlformats.org/officeDocument/2006/customXml" ds:itemID="{C4FBF42E-7F8B-4E6E-AFB4-BB6543C981ED}"/>
+</file>
+
+<file path=customXml/itemProps3.xml><?xml version="1.0" encoding="utf-8"?>
+<ds:datastoreItem xmlns:ds="http://schemas.openxmlformats.org/officeDocument/2006/customXml" ds:itemID="{EAE431FD-7059-4C09-804B-C9D69EB7B213}">
+  <ds:schemaRefs>
+    <ds:schemaRef ds:uri="http://schemas.openxmlformats.org/officeDocument/2006/bibliography"/>
   </ds:schemaRefs>
 </ds:datastoreItem>
 </file>

--- a/fuentes/93610218 _ CF2_DU.docx
+++ b/fuentes/93610218 _ CF2_DU.docx
@@ -1500,7 +1500,7 @@
                 <w:noProof/>
                 <w:webHidden/>
               </w:rPr>
-              <w:t>15</w:t>
+              <w:t>14</w:t>
             </w:r>
             <w:r>
               <w:rPr>
@@ -1598,7 +1598,7 @@
                 <w:noProof/>
                 <w:webHidden/>
               </w:rPr>
-              <w:t>15</w:t>
+              <w:t>14</w:t>
             </w:r>
             <w:r>
               <w:rPr>
@@ -1696,7 +1696,7 @@
                 <w:noProof/>
                 <w:webHidden/>
               </w:rPr>
-              <w:t>16</w:t>
+              <w:t>15</w:t>
             </w:r>
             <w:r>
               <w:rPr>
@@ -1794,7 +1794,7 @@
                 <w:noProof/>
                 <w:webHidden/>
               </w:rPr>
-              <w:t>17</w:t>
+              <w:t>16</w:t>
             </w:r>
             <w:r>
               <w:rPr>
@@ -1886,7 +1886,7 @@
                 <w:noProof/>
                 <w:webHidden/>
               </w:rPr>
-              <w:t>19</w:t>
+              <w:t>18</w:t>
             </w:r>
             <w:r>
               <w:rPr>
@@ -1984,7 +1984,7 @@
                 <w:noProof/>
                 <w:webHidden/>
               </w:rPr>
-              <w:t>19</w:t>
+              <w:t>18</w:t>
             </w:r>
             <w:r>
               <w:rPr>
@@ -2082,7 +2082,7 @@
                 <w:noProof/>
                 <w:webHidden/>
               </w:rPr>
-              <w:t>23</w:t>
+              <w:t>22</w:t>
             </w:r>
             <w:r>
               <w:rPr>
@@ -2180,7 +2180,7 @@
                 <w:noProof/>
                 <w:webHidden/>
               </w:rPr>
-              <w:t>24</w:t>
+              <w:t>23</w:t>
             </w:r>
             <w:r>
               <w:rPr>
@@ -2278,7 +2278,7 @@
                 <w:noProof/>
                 <w:webHidden/>
               </w:rPr>
-              <w:t>26</w:t>
+              <w:t>25</w:t>
             </w:r>
             <w:r>
               <w:rPr>
@@ -2376,7 +2376,7 @@
                 <w:noProof/>
                 <w:webHidden/>
               </w:rPr>
-              <w:t>27</w:t>
+              <w:t>26</w:t>
             </w:r>
             <w:r>
               <w:rPr>
@@ -2468,7 +2468,7 @@
                 <w:noProof/>
                 <w:webHidden/>
               </w:rPr>
-              <w:t>30</w:t>
+              <w:t>29</w:t>
             </w:r>
             <w:r>
               <w:rPr>
@@ -2566,7 +2566,7 @@
                 <w:noProof/>
                 <w:webHidden/>
               </w:rPr>
-              <w:t>30</w:t>
+              <w:t>29</w:t>
             </w:r>
             <w:r>
               <w:rPr>
@@ -2664,7 +2664,7 @@
                 <w:noProof/>
                 <w:webHidden/>
               </w:rPr>
-              <w:t>31</w:t>
+              <w:t>30</w:t>
             </w:r>
             <w:r>
               <w:rPr>
@@ -2762,7 +2762,7 @@
                 <w:noProof/>
                 <w:webHidden/>
               </w:rPr>
-              <w:t>33</w:t>
+              <w:t>32</w:t>
             </w:r>
             <w:r>
               <w:rPr>
@@ -2835,7 +2835,7 @@
                 <w:noProof/>
                 <w:webHidden/>
               </w:rPr>
-              <w:t>35</w:t>
+              <w:t>34</w:t>
             </w:r>
             <w:r>
               <w:rPr>
@@ -2908,7 +2908,7 @@
                 <w:noProof/>
                 <w:webHidden/>
               </w:rPr>
-              <w:t>36</w:t>
+              <w:t>35</w:t>
             </w:r>
             <w:r>
               <w:rPr>
@@ -2981,7 +2981,7 @@
                 <w:noProof/>
                 <w:webHidden/>
               </w:rPr>
-              <w:t>37</w:t>
+              <w:t>36</w:t>
             </w:r>
             <w:r>
               <w:rPr>
@@ -3054,7 +3054,7 @@
                 <w:noProof/>
                 <w:webHidden/>
               </w:rPr>
-              <w:t>38</w:t>
+              <w:t>37</w:t>
             </w:r>
             <w:r>
               <w:rPr>
@@ -3127,7 +3127,7 @@
                 <w:noProof/>
                 <w:webHidden/>
               </w:rPr>
-              <w:t>39</w:t>
+              <w:t>38</w:t>
             </w:r>
             <w:r>
               <w:rPr>
@@ -4591,7 +4591,6 @@
           <w:tcPr>
             <w:tcW w:w="9962" w:type="dxa"/>
           </w:tcPr>
-          <w:p/>
           <w:p>
             <w:pPr>
               <w:rPr>
@@ -4610,22 +4609,42 @@
           <w:p>
             <w:r>
               <w:t>Un alimento puede verse bien, oler bien y saber bien… y aun así no ser seguro.</w:t>
+            </w:r>
+          </w:p>
+          <w:p>
+            <w:r>
+              <w:t>Fabricar alimentos no es solo cocinar. Es controlar cada etapa del proceso para proteger la salud de quien lo consume.</w:t>
+            </w:r>
+          </w:p>
+          <w:p>
+            <w:r>
+              <w:t>Hoy hablaremos de la fabricación de los alimentos y de lo que garantiza su inocuidad.</w:t>
             </w:r>
           </w:p>
           <w:p>
             <w:pPr>
-              <w:ind w:firstLine="0"/>
+              <w:rPr>
+                <w:b/>
+                <w:bCs/>
+              </w:rPr>
             </w:pPr>
+            <w:r>
+              <w:rPr>
+                <w:b/>
+                <w:bCs/>
+              </w:rPr>
+              <w:t>DON CAMPOS</w:t>
+            </w:r>
           </w:p>
           <w:p>
             <w:r>
-              <w:t>Fabricar alimentos no es solo cocinar. Es controlar cada etapa del proceso para proteger la salud de quien lo consume.</w:t>
+              <w:lastRenderedPageBreak/>
+              <w:t>La fabricación de alimentos empieza desde la recepción de las materias primas y continua con la elaboración, el envasado y el almacenamiento.</w:t>
             </w:r>
           </w:p>
           <w:p>
             <w:r>
-              <w:lastRenderedPageBreak/>
-              <w:t>Hoy hablaremos de la fabricación de los alimentos y de lo que garantiza su inocuidad.</w:t>
+              <w:t>En cada paso, la higiene es la que manda.</w:t>
             </w:r>
           </w:p>
           <w:p>
@@ -4640,17 +4659,17 @@
                 <w:b/>
                 <w:bCs/>
               </w:rPr>
-              <w:t>DON CAMPOS</w:t>
+              <w:t>ASUSENA</w:t>
             </w:r>
           </w:p>
           <w:p>
             <w:r>
-              <w:t>La fabricación de alimentos empieza desde la recepción de las materias primas y continua con la elaboración, el envasado y el almacenamiento.</w:t>
+              <w:t>Además, hay factores que no se pueden descuidar como la temperatura, el tiempo, el pH o el control del agua, porque ahí es donde crecen los microorganismos.</w:t>
             </w:r>
           </w:p>
           <w:p>
             <w:r>
-              <w:t>En cada paso, la higiene es la que manda.</w:t>
+              <w:t>Si se pierde el control, el alimento también se pierde.</w:t>
             </w:r>
           </w:p>
           <w:p>
@@ -4665,17 +4684,17 @@
                 <w:b/>
                 <w:bCs/>
               </w:rPr>
-              <w:t>ASUSENA</w:t>
+              <w:t>DON CAMPOS</w:t>
             </w:r>
           </w:p>
           <w:p>
             <w:r>
-              <w:t>Además, hay factores que no se pueden descuidar como la temperatura, el tiempo, el pH o el control del agua, porque ahí es donde crecen los microorganismos.</w:t>
+              <w:t>Por eso existen los procesos de conservación, como la refrigeración, la deshidratación y los tratamientos térmicos.</w:t>
             </w:r>
           </w:p>
           <w:p>
             <w:r>
-              <w:t>Si se pierde el control, el alimento también se pierde.</w:t>
+              <w:t>Nada se hace al azar. Todo se controla.</w:t>
             </w:r>
           </w:p>
           <w:p>
@@ -4690,17 +4709,17 @@
                 <w:b/>
                 <w:bCs/>
               </w:rPr>
-              <w:t>DON CAMPOS</w:t>
+              <w:t>ASUSENA</w:t>
             </w:r>
           </w:p>
           <w:p>
             <w:r>
-              <w:t>Por eso existen los procesos de conservación, como la refrigeración, la deshidratación y los tratamientos térmicos.</w:t>
+              <w:t>En especial con los alimentos de alto riesgo, que deben mantenerse, por ejemplo, a 4 grados centígrados en refrigeración.</w:t>
             </w:r>
           </w:p>
           <w:p>
             <w:r>
-              <w:t>Nada se hace al azar. Todo se controla.</w:t>
+              <w:t>Aquí no hay espacio para improvisar.</w:t>
             </w:r>
           </w:p>
           <w:p>
@@ -4715,17 +4734,17 @@
                 <w:b/>
                 <w:bCs/>
               </w:rPr>
-              <w:t>ASUSENA</w:t>
+              <w:t>DON CAMPOS</w:t>
             </w:r>
           </w:p>
           <w:p>
             <w:r>
-              <w:t>En especial con los alimentos de alto riesgo, que deben mantenerse, por ejemplo, a 4 grados centígrados en refrigeración.</w:t>
+              <w:t>Y cuando se trata de eliminar microorganismos, procesos como la pasteurización o la esterilización son fundamentales.</w:t>
             </w:r>
           </w:p>
           <w:p>
             <w:r>
-              <w:t>Aquí no hay espacio para improvisar.</w:t>
+              <w:t>Pero solo funcionan si se aplican correctamente.</w:t>
             </w:r>
           </w:p>
           <w:p>
@@ -4740,18 +4759,18 @@
                 <w:b/>
                 <w:bCs/>
               </w:rPr>
-              <w:t>DON CAMPOS</w:t>
+              <w:t>ASUSENA</w:t>
             </w:r>
           </w:p>
           <w:p>
             <w:r>
               <w:lastRenderedPageBreak/>
-              <w:t>Y cuando se trata de eliminar microorganismos, procesos como la pasteurización o la esterilización son fundamentales.</w:t>
+              <w:t>Los tratamientos térmicos permiten eliminar microorganismos patógenos,</w:t>
             </w:r>
           </w:p>
           <w:p>
             <w:r>
-              <w:t>Pero solo funcionan si se aplican correctamente.</w:t>
+              <w:t>como en el caso de las conservas, donde se usan altas temperaturas.</w:t>
             </w:r>
           </w:p>
           <w:p>
@@ -4771,12 +4790,12 @@
           </w:p>
           <w:p>
             <w:r>
-              <w:t>Los tratamientos térmicos permiten eliminar microorganismos patógenos,</w:t>
+              <w:t>Otro punto crítico es el orden del proceso. Si se mezclan áreas limpias y sucias, hay riesgo de contaminación.</w:t>
             </w:r>
           </w:p>
           <w:p>
             <w:r>
-              <w:t>como en el caso de las conservas, donde se usan altas temperaturas.</w:t>
+              <w:t>Por eso, los equipos e instalaciones deben usarse solo para producir alimentos.</w:t>
             </w:r>
           </w:p>
           <w:p>
@@ -4791,17 +4810,25 @@
                 <w:b/>
                 <w:bCs/>
               </w:rPr>
-              <w:t>ASUSENA</w:t>
+              <w:t>DON CAMPOS</w:t>
             </w:r>
           </w:p>
           <w:p>
             <w:r>
-              <w:t>Otro punto crítico es el orden del proceso. Si se mezclan áreas limpias y sucias, hay riesgo de contaminación.</w:t>
+              <w:t xml:space="preserve">Y pilas con esto: nada de objetos de vidrio en las áreas de elaboración y los productos devueltos no se reprocesan ni se </w:t>
+            </w:r>
+            <w:proofErr w:type="spellStart"/>
+            <w:r>
+              <w:t>reenvasan</w:t>
+            </w:r>
+            <w:proofErr w:type="spellEnd"/>
+            <w:r>
+              <w:t>.</w:t>
             </w:r>
           </w:p>
           <w:p>
             <w:r>
-              <w:t>Por eso, los equipos e instalaciones deben usarse solo para producir alimentos.</w:t>
+              <w:t>La seguridad es lo primero.</w:t>
             </w:r>
           </w:p>
           <w:p>
@@ -4816,25 +4843,12 @@
                 <w:b/>
                 <w:bCs/>
               </w:rPr>
-              <w:t>DON CAMPOS</w:t>
+              <w:t>ASUSENA</w:t>
             </w:r>
           </w:p>
           <w:p>
             <w:r>
-              <w:t xml:space="preserve">Y pilas con esto: nada de objetos de vidrio en las áreas de elaboración y los productos devueltos no se reprocesan ni se </w:t>
-            </w:r>
-            <w:proofErr w:type="spellStart"/>
-            <w:r>
-              <w:t>reenvasan</w:t>
-            </w:r>
-            <w:proofErr w:type="spellEnd"/>
-            <w:r>
-              <w:t>.</w:t>
-            </w:r>
-          </w:p>
-          <w:p>
-            <w:r>
-              <w:t>La seguridad es lo primero.</w:t>
+              <w:t>Fabricar alimentos es una gran responsabilidad. Un alimento seguro no es casualidad, es el resultado de hacer las cosas bien.</w:t>
             </w:r>
           </w:p>
           <w:p>
@@ -4849,51 +4863,20 @@
                 <w:b/>
                 <w:bCs/>
               </w:rPr>
-              <w:t>ASUSENA</w:t>
+              <w:t>DON CAMPOS</w:t>
             </w:r>
           </w:p>
           <w:p>
             <w:r>
-              <w:t>Fabricar alimentos es una gran responsabilidad. Un alimento seguro no es casualidad, es el resultado de hacer las cosas bien.</w:t>
+              <w:t>Hasta aquí nuestro episodio de hoy.</w:t>
             </w:r>
           </w:p>
           <w:p>
-            <w:pPr>
-              <w:rPr>
-                <w:b/>
-                <w:bCs/>
-              </w:rPr>
-            </w:pPr>
-            <w:r>
-              <w:rPr>
-                <w:b/>
-                <w:bCs/>
-              </w:rPr>
-              <w:t>DON CAMPOS</w:t>
-            </w:r>
-          </w:p>
-          <w:p>
-            <w:r>
-              <w:t>Hasta aquí nuestro episodio de hoy.</w:t>
-            </w:r>
-          </w:p>
-          <w:p>
-            <w:r>
-              <w:lastRenderedPageBreak/>
+            <w:r>
               <w:t>Nos escuchamos próximamente para seguir aprendiendo a hacer las cosas en su punto. ¡Chao!</w:t>
             </w:r>
           </w:p>
           <w:p/>
-          <w:p>
-            <w:pPr>
-              <w:ind w:firstLine="0"/>
-            </w:pPr>
-          </w:p>
-          <w:p>
-            <w:pPr>
-              <w:ind w:firstLine="0"/>
-            </w:pPr>
-          </w:p>
           <w:p>
             <w:pPr>
               <w:ind w:firstLine="0"/>
@@ -4918,88 +4901,10 @@
     </w:p>
     <w:p>
       <w:pPr>
-        <w:rPr>
-          <w:lang w:eastAsia="es-CO"/>
-        </w:rPr>
-      </w:pPr>
-    </w:p>
-    <w:p>
-      <w:pPr>
-        <w:rPr>
-          <w:lang w:eastAsia="es-CO"/>
-        </w:rPr>
-      </w:pPr>
-    </w:p>
-    <w:p>
-      <w:pPr>
-        <w:rPr>
-          <w:lang w:eastAsia="es-CO"/>
-        </w:rPr>
-      </w:pPr>
-    </w:p>
-    <w:p>
-      <w:pPr>
-        <w:rPr>
-          <w:lang w:eastAsia="es-CO"/>
-        </w:rPr>
-      </w:pPr>
-    </w:p>
-    <w:p>
-      <w:pPr>
-        <w:rPr>
-          <w:lang w:eastAsia="es-CO"/>
-        </w:rPr>
-      </w:pPr>
-    </w:p>
-    <w:p>
-      <w:pPr>
-        <w:rPr>
-          <w:lang w:eastAsia="es-CO"/>
-        </w:rPr>
-      </w:pPr>
-    </w:p>
-    <w:p>
-      <w:pPr>
-        <w:rPr>
-          <w:lang w:eastAsia="es-CO"/>
-        </w:rPr>
-      </w:pPr>
-    </w:p>
-    <w:p>
-      <w:pPr>
-        <w:rPr>
-          <w:lang w:eastAsia="es-CO"/>
-        </w:rPr>
-      </w:pPr>
-    </w:p>
-    <w:p>
-      <w:pPr>
-        <w:rPr>
-          <w:lang w:eastAsia="es-CO"/>
-        </w:rPr>
-      </w:pPr>
-    </w:p>
-    <w:p>
-      <w:pPr>
-        <w:rPr>
-          <w:lang w:eastAsia="es-CO"/>
-        </w:rPr>
-      </w:pPr>
-    </w:p>
-    <w:p>
-      <w:pPr>
-        <w:rPr>
-          <w:lang w:eastAsia="es-CO"/>
-        </w:rPr>
-      </w:pPr>
-    </w:p>
-    <w:p>
-      <w:pPr>
         <w:pStyle w:val="Ttulo1"/>
       </w:pPr>
       <w:bookmarkStart w:id="9" w:name="_Toc224656989"/>
       <w:r>
-        <w:lastRenderedPageBreak/>
         <w:t>Prevención de la contaminación cruzada</w:t>
       </w:r>
       <w:bookmarkEnd w:id="9"/>
@@ -5144,6 +5049,7 @@
         <w:rPr>
           <w:rStyle w:val="Ttulo5Car"/>
         </w:rPr>
+        <w:lastRenderedPageBreak/>
         <w:t>Higienización de utensilios.</w:t>
       </w:r>
       <w:r>
@@ -5169,7 +5075,6 @@
         <w:rPr>
           <w:rStyle w:val="Ttulo5Car"/>
         </w:rPr>
-        <w:lastRenderedPageBreak/>
         <w:t>Flujo del proceso.</w:t>
       </w:r>
       <w:r>
@@ -5354,6 +5259,7 @@
         <w:rPr>
           <w:lang w:val="es-419" w:eastAsia="es-CO"/>
         </w:rPr>
+        <w:lastRenderedPageBreak/>
         <w:t xml:space="preserve">Productos cortados: no se recomienda adquirir frutas o verduras cortadas o </w:t>
       </w:r>
       <w:proofErr w:type="spellStart"/>
@@ -5387,7 +5293,6 @@
         <w:rPr>
           <w:lang w:val="es-419" w:eastAsia="es-CO"/>
         </w:rPr>
-        <w:lastRenderedPageBreak/>
         <w:t>Apariencia: deben conservar un aspecto fresco y, de ser posible, mantenerse en refrigeración o sobre hielo.</w:t>
       </w:r>
     </w:p>
@@ -5561,14 +5466,14 @@
         <w:rPr>
           <w:lang w:val="es-419" w:eastAsia="es-CO"/>
         </w:rPr>
-        <w:t xml:space="preserve"> pueden consumirse sin necesidad de un nuevo lavado. Sin embargo, como medida adicional de precaución, pueden lavarse nuevamente. En caso de que vengan en bolsas abiertas, es obligatorio realizar nuevamente su limpieza e higienización. Para reforzar la seguridad alimentaria </w:t>
+        <w:t xml:space="preserve"> pueden consumirse sin necesidad de un nuevo lavado. Sin embargo, como medida adicional de precaución, pueden lavarse nuevamente. En caso de que vengan en bolsas abiertas, es obligatorio </w:t>
       </w:r>
       <w:r>
         <w:rPr>
           <w:lang w:val="es-419" w:eastAsia="es-CO"/>
         </w:rPr>
         <w:lastRenderedPageBreak/>
-        <w:t>durante la manipulación de productos frescos, se deben aplicar las siguientes recomendaciones generales:</w:t>
+        <w:t>realizar nuevamente su limpieza e higienización. Para reforzar la seguridad alimentaria durante la manipulación de productos frescos, se deben aplicar las siguientes recomendaciones generales:</w:t>
       </w:r>
     </w:p>
     <w:p>
@@ -5753,7 +5658,6 @@
       </w:pPr>
       <w:bookmarkStart w:id="13" w:name="_Toc224656993"/>
       <w:r>
-        <w:lastRenderedPageBreak/>
         <w:t>Conservación de frutas y verduras en frío</w:t>
       </w:r>
       <w:bookmarkEnd w:id="13"/>
@@ -8052,7 +7956,7 @@
         <w:rPr>
           <w:lang w:val="es-419" w:eastAsia="es-CO"/>
         </w:rPr>
-        <w:t xml:space="preserve"> Se deben elegir los frutos más pesados; cuando la piel está arrugada indica</w:t>
+        <w:t xml:space="preserve"> Se deben elegir los frutos más pesados; cuando la piel está arrugada</w:t>
       </w:r>
       <w:r>
         <w:rPr>
@@ -8064,7 +7968,7 @@
         <w:rPr>
           <w:lang w:val="es-419" w:eastAsia="es-CO"/>
         </w:rPr>
-        <w:t xml:space="preserve"> que está listo para el consumo.</w:t>
+        <w:t xml:space="preserve"> indica que está listo para el consumo.</w:t>
       </w:r>
     </w:p>
     <w:p>
@@ -9931,6 +9835,20 @@
     <w:p>
       <w:pPr>
         <w:pStyle w:val="Prrafodelista"/>
+        <w:ind w:left="993" w:firstLine="0"/>
+      </w:pPr>
+      <w:hyperlink r:id="rId16" w:history="1">
+        <w:r>
+          <w:rPr>
+            <w:rStyle w:val="Hipervnculo"/>
+          </w:rPr>
+          <w:t>https://www.minsalud.gov.co/sites/rid/Lists/BibliotecaDigital/RIDE/DE/DIJ/resolucion-2674-de-2013.pdf</w:t>
+        </w:r>
+      </w:hyperlink>
+    </w:p>
+    <w:p>
+      <w:pPr>
+        <w:pStyle w:val="Prrafodelista"/>
         <w:numPr>
           <w:ilvl w:val="0"/>
           <w:numId w:val="6"/>
@@ -9940,6 +9858,26 @@
       <w:r>
         <w:t>Ibáñez, Z. (2011). Conservación de frutas y hortalizas. Instituto Nacional de Tecnología Agropecuaria.</w:t>
       </w:r>
+    </w:p>
+    <w:p>
+      <w:pPr>
+        <w:pStyle w:val="Prrafodelista"/>
+        <w:ind w:left="993" w:firstLine="0"/>
+      </w:pPr>
+      <w:hyperlink r:id="rId17" w:history="1">
+        <w:r>
+          <w:rPr>
+            <w:rStyle w:val="Hipervnculo"/>
+          </w:rPr>
+          <w:t>https://openknowledge.fao.org/server/api/core/bitstreams/db80c126-e1a4-4f49-a13c-3cafdf47b083/content</w:t>
+        </w:r>
+      </w:hyperlink>
+    </w:p>
+    <w:p>
+      <w:pPr>
+        <w:pStyle w:val="Prrafodelista"/>
+        <w:ind w:left="993" w:firstLine="0"/>
+      </w:pPr>
     </w:p>
     <w:p>
       <w:pPr>
@@ -11103,8 +11041,8 @@
       </w:pPr>
     </w:p>
     <w:sectPr>
-      <w:headerReference w:type="default" r:id="rId16"/>
-      <w:footerReference w:type="default" r:id="rId17"/>
+      <w:headerReference w:type="default" r:id="rId18"/>
+      <w:footerReference w:type="default" r:id="rId19"/>
       <w:pgSz w:w="12240" w:h="15840"/>
       <w:pgMar w:top="1701" w:right="1134" w:bottom="1134" w:left="1134" w:header="709" w:footer="737" w:gutter="0"/>
       <w:pgNumType w:start="1"/>
@@ -16395,6 +16333,19 @@
 </file>
 
 <file path=customXml/item2.xml><?xml version="1.0" encoding="utf-8"?>
+<?mso-contentType ?>
+<FormTemplates xmlns="http://schemas.microsoft.com/sharepoint/v3/contenttype/forms">
+  <Display>DocumentLibraryForm</Display>
+  <Edit>DocumentLibraryForm</Edit>
+  <New>DocumentLibraryForm</New>
+</FormTemplates>
+</file>
+
+<file path=customXml/item3.xml><?xml version="1.0" encoding="utf-8"?>
+<b:Sources xmlns:b="http://schemas.openxmlformats.org/officeDocument/2006/bibliography" xmlns="http://schemas.openxmlformats.org/officeDocument/2006/bibliography" SelectedStyle="\APASixthEditionOfficeOnline.xsl" StyleName="APA" Version="6"/>
+</file>
+
+<file path=customXml/item4.xml><?xml version="1.0" encoding="utf-8"?>
 <ct:contentTypeSchema xmlns:ct="http://schemas.microsoft.com/office/2006/metadata/contentType" xmlns:ma="http://schemas.microsoft.com/office/2006/metadata/properties/metaAttributes" ct:_="" ma:_="" ma:contentTypeName="Documento" ma:contentTypeID="0x010100EA8A463C70CDF94EBCEAEE24D04F3F8A" ma:contentTypeVersion="12" ma:contentTypeDescription="Crear nuevo documento." ma:contentTypeScope="" ma:versionID="0a68c197ff11ee8f2a4dfa92d3e5c792">
   <xsd:schema xmlns:xsd="http://www.w3.org/2001/XMLSchema" xmlns:xs="http://www.w3.org/2001/XMLSchema" xmlns:p="http://schemas.microsoft.com/office/2006/metadata/properties" xmlns:ns2="d174a4fb-80c2-4523-8d89-375030acacbf" xmlns:ns3="b250f519-6473-4480-8c44-6ee3a3a530c3" targetNamespace="http://schemas.microsoft.com/office/2006/metadata/properties" ma:root="true" ma:fieldsID="55936f832c432473a7bcdfeafd102760" ns2:_="" ns3:_="">
     <xsd:import namespace="d174a4fb-80c2-4523-8d89-375030acacbf"/>
@@ -16595,19 +16546,6 @@
 </ct:contentTypeSchema>
 </file>
 
-<file path=customXml/item3.xml><?xml version="1.0" encoding="utf-8"?>
-<b:Sources xmlns:b="http://schemas.openxmlformats.org/officeDocument/2006/bibliography" xmlns="http://schemas.openxmlformats.org/officeDocument/2006/bibliography" SelectedStyle="\APASixthEditionOfficeOnline.xsl" StyleName="APA" Version="6"/>
-</file>
-
-<file path=customXml/item4.xml><?xml version="1.0" encoding="utf-8"?>
-<?mso-contentType ?>
-<FormTemplates xmlns="http://schemas.microsoft.com/sharepoint/v3/contenttype/forms">
-  <Display>DocumentLibraryForm</Display>
-  <Edit>DocumentLibraryForm</Edit>
-  <New>DocumentLibraryForm</New>
-</FormTemplates>
-</file>
-
 <file path=customXml/itemProps1.xml><?xml version="1.0" encoding="utf-8"?>
 <ds:datastoreItem xmlns:ds="http://schemas.openxmlformats.org/officeDocument/2006/customXml" ds:itemID="{1279454D-02BE-4A9C-A117-DCD1573E2608}">
   <ds:schemaRefs>
@@ -16620,7 +16558,11 @@
 </file>
 
 <file path=customXml/itemProps2.xml><?xml version="1.0" encoding="utf-8"?>
-<ds:datastoreItem xmlns:ds="http://schemas.openxmlformats.org/officeDocument/2006/customXml" ds:itemID="{C4FBF42E-7F8B-4E6E-AFB4-BB6543C981ED}"/>
+<ds:datastoreItem xmlns:ds="http://schemas.openxmlformats.org/officeDocument/2006/customXml" ds:itemID="{10663269-2064-4804-8290-36D4A57F5557}">
+  <ds:schemaRefs>
+    <ds:schemaRef ds:uri="http://schemas.microsoft.com/sharepoint/v3/contenttype/forms"/>
+  </ds:schemaRefs>
+</ds:datastoreItem>
 </file>
 
 <file path=customXml/itemProps3.xml><?xml version="1.0" encoding="utf-8"?>
@@ -16632,9 +16574,5 @@
 </file>
 
 <file path=customXml/itemProps4.xml><?xml version="1.0" encoding="utf-8"?>
-<ds:datastoreItem xmlns:ds="http://schemas.openxmlformats.org/officeDocument/2006/customXml" ds:itemID="{10663269-2064-4804-8290-36D4A57F5557}">
-  <ds:schemaRefs>
-    <ds:schemaRef ds:uri="http://schemas.microsoft.com/sharepoint/v3/contenttype/forms"/>
-  </ds:schemaRefs>
-</ds:datastoreItem>
+<ds:datastoreItem xmlns:ds="http://schemas.openxmlformats.org/officeDocument/2006/customXml" ds:itemID="{FB3E5295-9F32-4202-97B7-98F1B36AFCD3}"/>
 </file>